--- a/Knowledge/3-Work knowledge/1-Software Engineering/2-General Technologies/9-Databases/5-My Source/2-SQL/1-Intro to SQL/6-SQL Hosting.docx
+++ b/Knowledge/3-Work knowledge/1-Software Engineering/2-General Technologies/9-Databases/5-My Source/2-SQL/1-Intro to SQL/6-SQL Hosting.docx
@@ -15,30 +15,18 @@
     <w:p>
       <w:pPr>
         <w:pStyle w:val="Heading2"/>
-        <w:rPr>
-          <w:lang w:val="en-US"/>
-        </w:rPr>
       </w:pPr>
       <w:r>
         <w:rPr>
           <w:rFonts w:ascii="Segoe UI Emoji" w:hAnsi="Segoe UI Emoji" w:cs="Segoe UI Emoji"/>
-          <w:lang w:val="en-US"/>
         </w:rPr>
         <w:t>🌟</w:t>
       </w:r>
       <w:r>
-        <w:rPr>
-          <w:lang w:val="en-US"/>
-        </w:rPr>
         <w:t xml:space="preserve"> Definition</w:t>
       </w:r>
     </w:p>
     <w:p>
-      <w:pPr>
-        <w:rPr>
-          <w:lang w:val="en-US"/>
-        </w:rPr>
-      </w:pPr>
       <w:r>
         <w:rPr>
           <w:b/>
@@ -95,9 +83,6 @@
       <w:pPr>
         <w:rPr>
           <w:rFonts w:ascii="Roboto Mono" w:hAnsi="Roboto Mono"/>
-          <w:sz w:val="24"/>
-          <w:szCs w:val="24"/>
-          <w:lang w:val="en-US"/>
         </w:rPr>
       </w:pPr>
       <w:r>
@@ -105,18 +90,12 @@
           <w:rFonts w:ascii="Roboto Mono" w:hAnsi="Roboto Mono"/>
           <w:b/>
           <w:bCs/>
-          <w:sz w:val="24"/>
-          <w:szCs w:val="24"/>
-          <w:lang w:val="en-US"/>
         </w:rPr>
         <w:t>SQL Hosting</w:t>
       </w:r>
       <w:r>
         <w:rPr>
           <w:rFonts w:ascii="Roboto Mono" w:hAnsi="Roboto Mono"/>
-          <w:sz w:val="24"/>
-          <w:szCs w:val="24"/>
-          <w:lang w:val="en-US"/>
         </w:rPr>
         <w:t xml:space="preserve"> is a service that provides a server where a </w:t>
       </w:r>
@@ -125,18 +104,12 @@
           <w:rFonts w:ascii="Roboto Mono" w:hAnsi="Roboto Mono"/>
           <w:b/>
           <w:bCs/>
-          <w:sz w:val="24"/>
-          <w:szCs w:val="24"/>
-          <w:lang w:val="en-US"/>
         </w:rPr>
         <w:t>SQL database</w:t>
       </w:r>
       <w:r>
         <w:rPr>
           <w:rFonts w:ascii="Roboto Mono" w:hAnsi="Roboto Mono"/>
-          <w:sz w:val="24"/>
-          <w:szCs w:val="24"/>
-          <w:lang w:val="en-US"/>
         </w:rPr>
         <w:t xml:space="preserve"> is installed, stored, managed, and made accessible over a network (usually the Internet).</w:t>
       </w:r>
@@ -145,17 +118,11 @@
       <w:pPr>
         <w:rPr>
           <w:rFonts w:ascii="Roboto Mono" w:hAnsi="Roboto Mono"/>
-          <w:sz w:val="24"/>
-          <w:szCs w:val="24"/>
-          <w:lang w:val="en-US"/>
-        </w:rPr>
-      </w:pPr>
-      <w:r>
-        <w:rPr>
-          <w:rFonts w:ascii="Roboto Mono" w:hAnsi="Roboto Mono"/>
-          <w:sz w:val="24"/>
-          <w:szCs w:val="24"/>
-          <w:lang w:val="en-US"/>
+        </w:rPr>
+      </w:pPr>
+      <w:r>
+        <w:rPr>
+          <w:rFonts w:ascii="Roboto Mono" w:hAnsi="Roboto Mono"/>
         </w:rPr>
         <w:t>Instead of running a database only on your local computer, SQL Hosting allows your applications and websites to connect to a database hosted on a dedicated server or cloud platform.</w:t>
       </w:r>
@@ -164,50 +131,32 @@
       <w:pPr>
         <w:rPr>
           <w:rFonts w:ascii="Roboto Mono" w:hAnsi="Roboto Mono"/>
-          <w:sz w:val="24"/>
-          <w:szCs w:val="24"/>
-          <w:lang w:val="en-US"/>
-        </w:rPr>
-      </w:pPr>
-      <w:r>
-        <w:rPr>
-          <w:rFonts w:ascii="Roboto Mono" w:hAnsi="Roboto Mono"/>
-          <w:sz w:val="24"/>
-          <w:szCs w:val="24"/>
-          <w:lang w:val="en-US"/>
-        </w:rPr>
-        <w:pict w14:anchorId="0A101C13">
-          <v:rect id="_x0000_i1410" style="width:0;height:1.5pt" o:hralign="center" o:hrstd="t" o:hr="t" fillcolor="#a0a0a0" stroked="f"/>
+        </w:rPr>
+      </w:pPr>
+      <w:r>
+        <w:rPr>
+          <w:rFonts w:ascii="Roboto Mono" w:hAnsi="Roboto Mono"/>
+        </w:rPr>
+        <w:pict w14:anchorId="6D4B1A47">
+          <v:rect id="_x0000_i1025" style="width:0;height:1.5pt" o:hralign="center" o:hrstd="t" o:hr="t" fillcolor="#a0a0a0" stroked="f"/>
         </w:pict>
       </w:r>
     </w:p>
     <w:p>
       <w:pPr>
         <w:pStyle w:val="Heading2"/>
-        <w:rPr>
-          <w:lang w:val="en-US"/>
-        </w:rPr>
       </w:pPr>
       <w:r>
         <w:rPr>
           <w:rFonts w:ascii="Segoe UI Emoji" w:hAnsi="Segoe UI Emoji" w:cs="Segoe UI Emoji"/>
-          <w:lang w:val="en-US"/>
         </w:rPr>
         <w:t>🎯</w:t>
       </w:r>
       <w:r>
-        <w:rPr>
-          <w:lang w:val="en-US"/>
-        </w:rPr>
         <w:t xml:space="preserve"> Purpose</w:t>
       </w:r>
     </w:p>
     <w:p>
-      <w:pPr>
-        <w:rPr>
-          <w:lang w:val="en-US"/>
-        </w:rPr>
-      </w:pPr>
       <w:r>
         <w:rPr>
           <w:b/>
@@ -264,17 +213,11 @@
       <w:pPr>
         <w:rPr>
           <w:rFonts w:ascii="Roboto Mono" w:hAnsi="Roboto Mono"/>
-          <w:sz w:val="24"/>
-          <w:szCs w:val="24"/>
-          <w:lang w:val="en-US"/>
-        </w:rPr>
-      </w:pPr>
-      <w:r>
-        <w:rPr>
-          <w:rFonts w:ascii="Roboto Mono" w:hAnsi="Roboto Mono"/>
-          <w:sz w:val="24"/>
-          <w:szCs w:val="24"/>
-          <w:lang w:val="en-US"/>
+        </w:rPr>
+      </w:pPr>
+      <w:r>
+        <w:rPr>
+          <w:rFonts w:ascii="Roboto Mono" w:hAnsi="Roboto Mono"/>
         </w:rPr>
         <w:t>SQL Hosting is used to:</w:t>
       </w:r>
@@ -283,21 +226,16 @@
       <w:pPr>
         <w:numPr>
           <w:ilvl w:val="0"/>
-          <w:numId w:val="13"/>
+          <w:numId w:val="1"/>
         </w:numPr>
-        <w:rPr>
-          <w:rFonts w:ascii="Roboto Mono" w:hAnsi="Roboto Mono"/>
-          <w:sz w:val="24"/>
-          <w:szCs w:val="24"/>
-          <w:lang w:val="en-US"/>
-        </w:rPr>
-      </w:pPr>
-      <w:r>
-        <w:rPr>
-          <w:rFonts w:ascii="Roboto Mono" w:hAnsi="Roboto Mono"/>
-          <w:sz w:val="24"/>
-          <w:szCs w:val="24"/>
-          <w:lang w:val="en-US"/>
+        <w:spacing w:after="0" w:line="276" w:lineRule="auto"/>
+        <w:rPr>
+          <w:rFonts w:ascii="Roboto Mono" w:hAnsi="Roboto Mono"/>
+        </w:rPr>
+      </w:pPr>
+      <w:r>
+        <w:rPr>
+          <w:rFonts w:ascii="Roboto Mono" w:hAnsi="Roboto Mono"/>
         </w:rPr>
         <w:t>Store application data online</w:t>
       </w:r>
@@ -306,21 +244,16 @@
       <w:pPr>
         <w:numPr>
           <w:ilvl w:val="0"/>
-          <w:numId w:val="13"/>
+          <w:numId w:val="1"/>
         </w:numPr>
-        <w:rPr>
-          <w:rFonts w:ascii="Roboto Mono" w:hAnsi="Roboto Mono"/>
-          <w:sz w:val="24"/>
-          <w:szCs w:val="24"/>
-          <w:lang w:val="en-US"/>
-        </w:rPr>
-      </w:pPr>
-      <w:r>
-        <w:rPr>
-          <w:rFonts w:ascii="Roboto Mono" w:hAnsi="Roboto Mono"/>
-          <w:sz w:val="24"/>
-          <w:szCs w:val="24"/>
-          <w:lang w:val="en-US"/>
+        <w:spacing w:after="0" w:line="276" w:lineRule="auto"/>
+        <w:rPr>
+          <w:rFonts w:ascii="Roboto Mono" w:hAnsi="Roboto Mono"/>
+        </w:rPr>
+      </w:pPr>
+      <w:r>
+        <w:rPr>
+          <w:rFonts w:ascii="Roboto Mono" w:hAnsi="Roboto Mono"/>
         </w:rPr>
         <w:t>Allow multiple users to access a database</w:t>
       </w:r>
@@ -329,21 +262,16 @@
       <w:pPr>
         <w:numPr>
           <w:ilvl w:val="0"/>
-          <w:numId w:val="13"/>
+          <w:numId w:val="1"/>
         </w:numPr>
-        <w:rPr>
-          <w:rFonts w:ascii="Roboto Mono" w:hAnsi="Roboto Mono"/>
-          <w:sz w:val="24"/>
-          <w:szCs w:val="24"/>
-          <w:lang w:val="en-US"/>
-        </w:rPr>
-      </w:pPr>
-      <w:r>
-        <w:rPr>
-          <w:rFonts w:ascii="Roboto Mono" w:hAnsi="Roboto Mono"/>
-          <w:sz w:val="24"/>
-          <w:szCs w:val="24"/>
-          <w:lang w:val="en-US"/>
+        <w:spacing w:after="0" w:line="276" w:lineRule="auto"/>
+        <w:rPr>
+          <w:rFonts w:ascii="Roboto Mono" w:hAnsi="Roboto Mono"/>
+        </w:rPr>
+      </w:pPr>
+      <w:r>
+        <w:rPr>
+          <w:rFonts w:ascii="Roboto Mono" w:hAnsi="Roboto Mono"/>
         </w:rPr>
         <w:t>Run websites and web applications</w:t>
       </w:r>
@@ -352,21 +280,16 @@
       <w:pPr>
         <w:numPr>
           <w:ilvl w:val="0"/>
-          <w:numId w:val="13"/>
+          <w:numId w:val="1"/>
         </w:numPr>
-        <w:rPr>
-          <w:rFonts w:ascii="Roboto Mono" w:hAnsi="Roboto Mono"/>
-          <w:sz w:val="24"/>
-          <w:szCs w:val="24"/>
-          <w:lang w:val="en-US"/>
-        </w:rPr>
-      </w:pPr>
-      <w:r>
-        <w:rPr>
-          <w:rFonts w:ascii="Roboto Mono" w:hAnsi="Roboto Mono"/>
-          <w:sz w:val="24"/>
-          <w:szCs w:val="24"/>
-          <w:lang w:val="en-US"/>
+        <w:spacing w:after="0" w:line="276" w:lineRule="auto"/>
+        <w:rPr>
+          <w:rFonts w:ascii="Roboto Mono" w:hAnsi="Roboto Mono"/>
+        </w:rPr>
+      </w:pPr>
+      <w:r>
+        <w:rPr>
+          <w:rFonts w:ascii="Roboto Mono" w:hAnsi="Roboto Mono"/>
         </w:rPr>
         <w:t>Provide backups and security</w:t>
       </w:r>
@@ -375,21 +298,16 @@
       <w:pPr>
         <w:numPr>
           <w:ilvl w:val="0"/>
-          <w:numId w:val="13"/>
+          <w:numId w:val="1"/>
         </w:numPr>
-        <w:rPr>
-          <w:rFonts w:ascii="Roboto Mono" w:hAnsi="Roboto Mono"/>
-          <w:sz w:val="24"/>
-          <w:szCs w:val="24"/>
-          <w:lang w:val="en-US"/>
-        </w:rPr>
-      </w:pPr>
-      <w:r>
-        <w:rPr>
-          <w:rFonts w:ascii="Roboto Mono" w:hAnsi="Roboto Mono"/>
-          <w:sz w:val="24"/>
-          <w:szCs w:val="24"/>
-          <w:lang w:val="en-US"/>
+        <w:spacing w:after="0" w:line="276" w:lineRule="auto"/>
+        <w:rPr>
+          <w:rFonts w:ascii="Roboto Mono" w:hAnsi="Roboto Mono"/>
+        </w:rPr>
+      </w:pPr>
+      <w:r>
+        <w:rPr>
+          <w:rFonts w:ascii="Roboto Mono" w:hAnsi="Roboto Mono"/>
         </w:rPr>
         <w:t>Ensure database availability 24/7</w:t>
       </w:r>
@@ -398,50 +316,32 @@
       <w:pPr>
         <w:rPr>
           <w:rFonts w:ascii="Roboto Mono" w:hAnsi="Roboto Mono"/>
-          <w:sz w:val="24"/>
-          <w:szCs w:val="24"/>
-          <w:lang w:val="en-US"/>
-        </w:rPr>
-      </w:pPr>
-      <w:r>
-        <w:rPr>
-          <w:rFonts w:ascii="Roboto Mono" w:hAnsi="Roboto Mono"/>
-          <w:sz w:val="24"/>
-          <w:szCs w:val="24"/>
-          <w:lang w:val="en-US"/>
-        </w:rPr>
-        <w:pict w14:anchorId="2711CA5D">
-          <v:rect id="_x0000_i1411" style="width:0;height:1.5pt" o:hralign="center" o:hrstd="t" o:hr="t" fillcolor="#a0a0a0" stroked="f"/>
+        </w:rPr>
+      </w:pPr>
+      <w:r>
+        <w:rPr>
+          <w:rFonts w:ascii="Roboto Mono" w:hAnsi="Roboto Mono"/>
+        </w:rPr>
+        <w:pict w14:anchorId="753C146B">
+          <v:rect id="_x0000_i1026" style="width:0;height:1.5pt" o:hralign="center" o:hrstd="t" o:hr="t" fillcolor="#a0a0a0" stroked="f"/>
         </w:pict>
       </w:r>
     </w:p>
     <w:p>
       <w:pPr>
         <w:pStyle w:val="Heading2"/>
-        <w:rPr>
-          <w:lang w:val="en-US"/>
-        </w:rPr>
       </w:pPr>
       <w:r>
         <w:rPr>
           <w:rFonts w:ascii="Segoe UI Emoji" w:hAnsi="Segoe UI Emoji" w:cs="Segoe UI Emoji"/>
-          <w:lang w:val="en-US"/>
         </w:rPr>
         <w:t>🧠</w:t>
       </w:r>
       <w:r>
-        <w:rPr>
-          <w:lang w:val="en-US"/>
-        </w:rPr>
         <w:t xml:space="preserve"> Simple Example</w:t>
       </w:r>
     </w:p>
     <w:p>
-      <w:pPr>
-        <w:rPr>
-          <w:lang w:val="en-US"/>
-        </w:rPr>
-      </w:pPr>
       <w:r>
         <w:rPr>
           <w:b/>
@@ -498,17 +398,11 @@
       <w:pPr>
         <w:rPr>
           <w:rFonts w:ascii="Roboto Mono" w:hAnsi="Roboto Mono"/>
-          <w:sz w:val="24"/>
-          <w:szCs w:val="24"/>
-          <w:lang w:val="en-US"/>
-        </w:rPr>
-      </w:pPr>
-      <w:r>
-        <w:rPr>
-          <w:rFonts w:ascii="Roboto Mono" w:hAnsi="Roboto Mono"/>
-          <w:sz w:val="24"/>
-          <w:szCs w:val="24"/>
-          <w:lang w:val="en-US"/>
+        </w:rPr>
+      </w:pPr>
+      <w:r>
+        <w:rPr>
+          <w:rFonts w:ascii="Roboto Mono" w:hAnsi="Roboto Mono"/>
         </w:rPr>
         <w:t>Without hosting:</w:t>
       </w:r>
@@ -517,17 +411,11 @@
       <w:pPr>
         <w:rPr>
           <w:rFonts w:ascii="Roboto Mono" w:hAnsi="Roboto Mono"/>
-          <w:sz w:val="24"/>
-          <w:szCs w:val="24"/>
-          <w:lang w:val="en-US"/>
-        </w:rPr>
-      </w:pPr>
-      <w:r>
-        <w:rPr>
-          <w:rFonts w:ascii="Roboto Mono" w:hAnsi="Roboto Mono"/>
-          <w:sz w:val="24"/>
-          <w:szCs w:val="24"/>
-          <w:lang w:val="en-US"/>
+        </w:rPr>
+      </w:pPr>
+      <w:r>
+        <w:rPr>
+          <w:rFonts w:ascii="Roboto Mono" w:hAnsi="Roboto Mono"/>
         </w:rPr>
         <w:t>Your Website</w:t>
       </w:r>
@@ -536,26 +424,15 @@
       <w:pPr>
         <w:rPr>
           <w:rFonts w:ascii="Roboto Mono" w:hAnsi="Roboto Mono"/>
-          <w:sz w:val="24"/>
-          <w:szCs w:val="24"/>
-          <w:lang w:val="en-US"/>
-        </w:rPr>
-      </w:pPr>
-      <w:r>
-        <w:rPr>
-          <w:rFonts w:ascii="Roboto Mono" w:hAnsi="Roboto Mono"/>
-          <w:sz w:val="24"/>
-          <w:szCs w:val="24"/>
-          <w:lang w:val="en-US"/>
+        </w:rPr>
+      </w:pPr>
+      <w:r>
+        <w:rPr>
+          <w:rFonts w:ascii="Roboto Mono" w:hAnsi="Roboto Mono"/>
         </w:rPr>
         <w:t xml:space="preserve">      </w:t>
       </w:r>
       <w:r>
-        <w:rPr>
-          <w:sz w:val="24"/>
-          <w:szCs w:val="24"/>
-          <w:lang w:val="en-US"/>
-        </w:rPr>
         <w:t>↓</w:t>
       </w:r>
     </w:p>
@@ -563,17 +440,11 @@
       <w:pPr>
         <w:rPr>
           <w:rFonts w:ascii="Roboto Mono" w:hAnsi="Roboto Mono"/>
-          <w:sz w:val="24"/>
-          <w:szCs w:val="24"/>
-          <w:lang w:val="en-US"/>
-        </w:rPr>
-      </w:pPr>
-      <w:r>
-        <w:rPr>
-          <w:rFonts w:ascii="Roboto Mono" w:hAnsi="Roboto Mono"/>
-          <w:sz w:val="24"/>
-          <w:szCs w:val="24"/>
-          <w:lang w:val="en-US"/>
+        </w:rPr>
+      </w:pPr>
+      <w:r>
+        <w:rPr>
+          <w:rFonts w:ascii="Roboto Mono" w:hAnsi="Roboto Mono"/>
         </w:rPr>
         <w:t>Local MySQL Database</w:t>
       </w:r>
@@ -582,26 +453,15 @@
       <w:pPr>
         <w:rPr>
           <w:rFonts w:ascii="Roboto Mono" w:hAnsi="Roboto Mono"/>
-          <w:sz w:val="24"/>
-          <w:szCs w:val="24"/>
-          <w:lang w:val="en-US"/>
-        </w:rPr>
-      </w:pPr>
-      <w:r>
-        <w:rPr>
-          <w:rFonts w:ascii="Roboto Mono" w:hAnsi="Roboto Mono"/>
-          <w:sz w:val="24"/>
-          <w:szCs w:val="24"/>
-          <w:lang w:val="en-US"/>
+        </w:rPr>
+      </w:pPr>
+      <w:r>
+        <w:rPr>
+          <w:rFonts w:ascii="Roboto Mono" w:hAnsi="Roboto Mono"/>
         </w:rPr>
         <w:t xml:space="preserve">      </w:t>
       </w:r>
       <w:r>
-        <w:rPr>
-          <w:sz w:val="24"/>
-          <w:szCs w:val="24"/>
-          <w:lang w:val="en-US"/>
-        </w:rPr>
         <w:t>↓</w:t>
       </w:r>
     </w:p>
@@ -609,17 +469,11 @@
       <w:pPr>
         <w:rPr>
           <w:rFonts w:ascii="Roboto Mono" w:hAnsi="Roboto Mono"/>
-          <w:sz w:val="24"/>
-          <w:szCs w:val="24"/>
-          <w:lang w:val="en-US"/>
-        </w:rPr>
-      </w:pPr>
-      <w:r>
-        <w:rPr>
-          <w:rFonts w:ascii="Roboto Mono" w:hAnsi="Roboto Mono"/>
-          <w:sz w:val="24"/>
-          <w:szCs w:val="24"/>
-          <w:lang w:val="en-US"/>
+        </w:rPr>
+      </w:pPr>
+      <w:r>
+        <w:rPr>
+          <w:rFonts w:ascii="Roboto Mono" w:hAnsi="Roboto Mono"/>
         </w:rPr>
         <w:t>Only available on your computer</w:t>
       </w:r>
@@ -628,20 +482,14 @@
       <w:pPr>
         <w:rPr>
           <w:rFonts w:ascii="Roboto Mono" w:hAnsi="Roboto Mono"/>
-          <w:sz w:val="24"/>
-          <w:szCs w:val="24"/>
-          <w:lang w:val="en-US"/>
-        </w:rPr>
-      </w:pPr>
-      <w:r>
-        <w:rPr>
-          <w:rFonts w:ascii="Roboto Mono" w:hAnsi="Roboto Mono"/>
-          <w:sz w:val="24"/>
-          <w:szCs w:val="24"/>
-          <w:lang w:val="en-US"/>
-        </w:rPr>
-        <w:pict w14:anchorId="708D13DF">
-          <v:rect id="_x0000_i1412" style="width:0;height:1.5pt" o:hralign="center" o:hrstd="t" o:hr="t" fillcolor="#a0a0a0" stroked="f"/>
+        </w:rPr>
+      </w:pPr>
+      <w:r>
+        <w:rPr>
+          <w:rFonts w:ascii="Roboto Mono" w:hAnsi="Roboto Mono"/>
+        </w:rPr>
+        <w:pict w14:anchorId="1CE84C2D">
+          <v:rect id="_x0000_i1027" style="width:0;height:1.5pt" o:hralign="center" o:hrstd="t" o:hr="t" fillcolor="#a0a0a0" stroked="f"/>
         </w:pict>
       </w:r>
     </w:p>
@@ -649,19 +497,12 @@
       <w:pPr>
         <w:rPr>
           <w:rFonts w:ascii="Roboto Mono" w:hAnsi="Roboto Mono"/>
-          <w:sz w:val="24"/>
-          <w:szCs w:val="24"/>
-          <w:lang w:val="en-US"/>
-        </w:rPr>
-      </w:pPr>
-      <w:r>
-        <w:rPr>
-          <w:rFonts w:ascii="Roboto Mono" w:hAnsi="Roboto Mono"/>
-          <w:sz w:val="24"/>
-          <w:szCs w:val="24"/>
-          <w:lang w:val="en-US"/>
-        </w:rPr>
-        <w:lastRenderedPageBreak/>
+        </w:rPr>
+      </w:pPr>
+      <w:r>
+        <w:rPr>
+          <w:rFonts w:ascii="Roboto Mono" w:hAnsi="Roboto Mono"/>
+        </w:rPr>
         <w:t>With SQL Hosting:</w:t>
       </w:r>
     </w:p>
@@ -669,17 +510,11 @@
       <w:pPr>
         <w:rPr>
           <w:rFonts w:ascii="Roboto Mono" w:hAnsi="Roboto Mono"/>
-          <w:sz w:val="24"/>
-          <w:szCs w:val="24"/>
-          <w:lang w:val="en-US"/>
-        </w:rPr>
-      </w:pPr>
-      <w:r>
-        <w:rPr>
-          <w:rFonts w:ascii="Roboto Mono" w:hAnsi="Roboto Mono"/>
-          <w:sz w:val="24"/>
-          <w:szCs w:val="24"/>
-          <w:lang w:val="en-US"/>
+        </w:rPr>
+      </w:pPr>
+      <w:r>
+        <w:rPr>
+          <w:rFonts w:ascii="Roboto Mono" w:hAnsi="Roboto Mono"/>
         </w:rPr>
         <w:t>Your Website</w:t>
       </w:r>
@@ -688,26 +523,15 @@
       <w:pPr>
         <w:rPr>
           <w:rFonts w:ascii="Roboto Mono" w:hAnsi="Roboto Mono"/>
-          <w:sz w:val="24"/>
-          <w:szCs w:val="24"/>
-          <w:lang w:val="en-US"/>
-        </w:rPr>
-      </w:pPr>
-      <w:r>
-        <w:rPr>
-          <w:rFonts w:ascii="Roboto Mono" w:hAnsi="Roboto Mono"/>
-          <w:sz w:val="24"/>
-          <w:szCs w:val="24"/>
-          <w:lang w:val="en-US"/>
+        </w:rPr>
+      </w:pPr>
+      <w:r>
+        <w:rPr>
+          <w:rFonts w:ascii="Roboto Mono" w:hAnsi="Roboto Mono"/>
         </w:rPr>
         <w:t xml:space="preserve">      </w:t>
       </w:r>
       <w:r>
-        <w:rPr>
-          <w:sz w:val="24"/>
-          <w:szCs w:val="24"/>
-          <w:lang w:val="en-US"/>
-        </w:rPr>
         <w:t>↓</w:t>
       </w:r>
     </w:p>
@@ -715,17 +539,11 @@
       <w:pPr>
         <w:rPr>
           <w:rFonts w:ascii="Roboto Mono" w:hAnsi="Roboto Mono"/>
-          <w:sz w:val="24"/>
-          <w:szCs w:val="24"/>
-          <w:lang w:val="en-US"/>
-        </w:rPr>
-      </w:pPr>
-      <w:r>
-        <w:rPr>
-          <w:rFonts w:ascii="Roboto Mono" w:hAnsi="Roboto Mono"/>
-          <w:sz w:val="24"/>
-          <w:szCs w:val="24"/>
-          <w:lang w:val="en-US"/>
+        </w:rPr>
+      </w:pPr>
+      <w:r>
+        <w:rPr>
+          <w:rFonts w:ascii="Roboto Mono" w:hAnsi="Roboto Mono"/>
         </w:rPr>
         <w:t>Hosted SQL Database Server</w:t>
       </w:r>
@@ -734,26 +552,15 @@
       <w:pPr>
         <w:rPr>
           <w:rFonts w:ascii="Roboto Mono" w:hAnsi="Roboto Mono"/>
-          <w:sz w:val="24"/>
-          <w:szCs w:val="24"/>
-          <w:lang w:val="en-US"/>
-        </w:rPr>
-      </w:pPr>
-      <w:r>
-        <w:rPr>
-          <w:rFonts w:ascii="Roboto Mono" w:hAnsi="Roboto Mono"/>
-          <w:sz w:val="24"/>
-          <w:szCs w:val="24"/>
-          <w:lang w:val="en-US"/>
+        </w:rPr>
+      </w:pPr>
+      <w:r>
+        <w:rPr>
+          <w:rFonts w:ascii="Roboto Mono" w:hAnsi="Roboto Mono"/>
         </w:rPr>
         <w:t xml:space="preserve">      </w:t>
       </w:r>
       <w:r>
-        <w:rPr>
-          <w:sz w:val="24"/>
-          <w:szCs w:val="24"/>
-          <w:lang w:val="en-US"/>
-        </w:rPr>
         <w:t>↓</w:t>
       </w:r>
     </w:p>
@@ -761,17 +568,11 @@
       <w:pPr>
         <w:rPr>
           <w:rFonts w:ascii="Roboto Mono" w:hAnsi="Roboto Mono"/>
-          <w:sz w:val="24"/>
-          <w:szCs w:val="24"/>
-          <w:lang w:val="en-US"/>
-        </w:rPr>
-      </w:pPr>
-      <w:r>
-        <w:rPr>
-          <w:rFonts w:ascii="Roboto Mono" w:hAnsi="Roboto Mono"/>
-          <w:sz w:val="24"/>
-          <w:szCs w:val="24"/>
-          <w:lang w:val="en-US"/>
+        </w:rPr>
+      </w:pPr>
+      <w:r>
+        <w:rPr>
+          <w:rFonts w:ascii="Roboto Mono" w:hAnsi="Roboto Mono"/>
         </w:rPr>
         <w:t>Accessible from anywhere</w:t>
       </w:r>
@@ -780,50 +581,32 @@
       <w:pPr>
         <w:rPr>
           <w:rFonts w:ascii="Roboto Mono" w:hAnsi="Roboto Mono"/>
-          <w:sz w:val="24"/>
-          <w:szCs w:val="24"/>
-          <w:lang w:val="en-US"/>
-        </w:rPr>
-      </w:pPr>
-      <w:r>
-        <w:rPr>
-          <w:rFonts w:ascii="Roboto Mono" w:hAnsi="Roboto Mono"/>
-          <w:sz w:val="24"/>
-          <w:szCs w:val="24"/>
-          <w:lang w:val="en-US"/>
-        </w:rPr>
-        <w:pict w14:anchorId="6F4033CA">
-          <v:rect id="_x0000_i1413" style="width:0;height:1.5pt" o:hralign="center" o:hrstd="t" o:hr="t" fillcolor="#a0a0a0" stroked="f"/>
+        </w:rPr>
+      </w:pPr>
+      <w:r>
+        <w:rPr>
+          <w:rFonts w:ascii="Roboto Mono" w:hAnsi="Roboto Mono"/>
+        </w:rPr>
+        <w:pict w14:anchorId="16BF2534">
+          <v:rect id="_x0000_i1028" style="width:0;height:1.5pt" o:hralign="center" o:hrstd="t" o:hr="t" fillcolor="#a0a0a0" stroked="f"/>
         </w:pict>
       </w:r>
     </w:p>
     <w:p>
       <w:pPr>
         <w:pStyle w:val="Heading2"/>
-        <w:rPr>
-          <w:lang w:val="en-US"/>
-        </w:rPr>
       </w:pPr>
       <w:r>
         <w:rPr>
           <w:rFonts w:ascii="Segoe UI Emoji" w:hAnsi="Segoe UI Emoji" w:cs="Segoe UI Emoji"/>
-          <w:lang w:val="en-US"/>
         </w:rPr>
         <w:t>📚</w:t>
       </w:r>
       <w:r>
-        <w:rPr>
-          <w:lang w:val="en-US"/>
-        </w:rPr>
         <w:t xml:space="preserve"> Real-World Example</w:t>
       </w:r>
     </w:p>
     <w:p>
-      <w:pPr>
-        <w:rPr>
-          <w:lang w:val="en-US"/>
-        </w:rPr>
-      </w:pPr>
       <w:r>
         <w:rPr>
           <w:b/>
@@ -880,17 +663,11 @@
       <w:pPr>
         <w:rPr>
           <w:rFonts w:ascii="Roboto Mono" w:hAnsi="Roboto Mono"/>
-          <w:sz w:val="24"/>
-          <w:szCs w:val="24"/>
-          <w:lang w:val="en-US"/>
-        </w:rPr>
-      </w:pPr>
-      <w:r>
-        <w:rPr>
-          <w:rFonts w:ascii="Roboto Mono" w:hAnsi="Roboto Mono"/>
-          <w:sz w:val="24"/>
-          <w:szCs w:val="24"/>
-          <w:lang w:val="en-US"/>
+        </w:rPr>
+      </w:pPr>
+      <w:r>
+        <w:rPr>
+          <w:rFonts w:ascii="Roboto Mono" w:hAnsi="Roboto Mono"/>
         </w:rPr>
         <w:t>An online store stores:</w:t>
       </w:r>
@@ -899,21 +676,16 @@
       <w:pPr>
         <w:numPr>
           <w:ilvl w:val="0"/>
-          <w:numId w:val="14"/>
+          <w:numId w:val="2"/>
         </w:numPr>
-        <w:rPr>
-          <w:rFonts w:ascii="Roboto Mono" w:hAnsi="Roboto Mono"/>
-          <w:sz w:val="24"/>
-          <w:szCs w:val="24"/>
-          <w:lang w:val="en-US"/>
-        </w:rPr>
-      </w:pPr>
-      <w:r>
-        <w:rPr>
-          <w:rFonts w:ascii="Roboto Mono" w:hAnsi="Roboto Mono"/>
-          <w:sz w:val="24"/>
-          <w:szCs w:val="24"/>
-          <w:lang w:val="en-US"/>
+        <w:spacing w:after="0" w:line="276" w:lineRule="auto"/>
+        <w:rPr>
+          <w:rFonts w:ascii="Roboto Mono" w:hAnsi="Roboto Mono"/>
+        </w:rPr>
+      </w:pPr>
+      <w:r>
+        <w:rPr>
+          <w:rFonts w:ascii="Roboto Mono" w:hAnsi="Roboto Mono"/>
         </w:rPr>
         <w:t>Customers</w:t>
       </w:r>
@@ -922,21 +694,16 @@
       <w:pPr>
         <w:numPr>
           <w:ilvl w:val="0"/>
-          <w:numId w:val="14"/>
+          <w:numId w:val="2"/>
         </w:numPr>
-        <w:rPr>
-          <w:rFonts w:ascii="Roboto Mono" w:hAnsi="Roboto Mono"/>
-          <w:sz w:val="24"/>
-          <w:szCs w:val="24"/>
-          <w:lang w:val="en-US"/>
-        </w:rPr>
-      </w:pPr>
-      <w:r>
-        <w:rPr>
-          <w:rFonts w:ascii="Roboto Mono" w:hAnsi="Roboto Mono"/>
-          <w:sz w:val="24"/>
-          <w:szCs w:val="24"/>
-          <w:lang w:val="en-US"/>
+        <w:spacing w:after="0" w:line="276" w:lineRule="auto"/>
+        <w:rPr>
+          <w:rFonts w:ascii="Roboto Mono" w:hAnsi="Roboto Mono"/>
+        </w:rPr>
+      </w:pPr>
+      <w:r>
+        <w:rPr>
+          <w:rFonts w:ascii="Roboto Mono" w:hAnsi="Roboto Mono"/>
         </w:rPr>
         <w:t>Products</w:t>
       </w:r>
@@ -945,21 +712,16 @@
       <w:pPr>
         <w:numPr>
           <w:ilvl w:val="0"/>
-          <w:numId w:val="14"/>
+          <w:numId w:val="2"/>
         </w:numPr>
-        <w:rPr>
-          <w:rFonts w:ascii="Roboto Mono" w:hAnsi="Roboto Mono"/>
-          <w:sz w:val="24"/>
-          <w:szCs w:val="24"/>
-          <w:lang w:val="en-US"/>
-        </w:rPr>
-      </w:pPr>
-      <w:r>
-        <w:rPr>
-          <w:rFonts w:ascii="Roboto Mono" w:hAnsi="Roboto Mono"/>
-          <w:sz w:val="24"/>
-          <w:szCs w:val="24"/>
-          <w:lang w:val="en-US"/>
+        <w:spacing w:after="0" w:line="276" w:lineRule="auto"/>
+        <w:rPr>
+          <w:rFonts w:ascii="Roboto Mono" w:hAnsi="Roboto Mono"/>
+        </w:rPr>
+      </w:pPr>
+      <w:r>
+        <w:rPr>
+          <w:rFonts w:ascii="Roboto Mono" w:hAnsi="Roboto Mono"/>
         </w:rPr>
         <w:t>Orders</w:t>
       </w:r>
@@ -968,21 +730,16 @@
       <w:pPr>
         <w:numPr>
           <w:ilvl w:val="0"/>
-          <w:numId w:val="14"/>
+          <w:numId w:val="2"/>
         </w:numPr>
-        <w:rPr>
-          <w:rFonts w:ascii="Roboto Mono" w:hAnsi="Roboto Mono"/>
-          <w:sz w:val="24"/>
-          <w:szCs w:val="24"/>
-          <w:lang w:val="en-US"/>
-        </w:rPr>
-      </w:pPr>
-      <w:r>
-        <w:rPr>
-          <w:rFonts w:ascii="Roboto Mono" w:hAnsi="Roboto Mono"/>
-          <w:sz w:val="24"/>
-          <w:szCs w:val="24"/>
-          <w:lang w:val="en-US"/>
+        <w:spacing w:after="0" w:line="276" w:lineRule="auto"/>
+        <w:rPr>
+          <w:rFonts w:ascii="Roboto Mono" w:hAnsi="Roboto Mono"/>
+        </w:rPr>
+      </w:pPr>
+      <w:r>
+        <w:rPr>
+          <w:rFonts w:ascii="Roboto Mono" w:hAnsi="Roboto Mono"/>
         </w:rPr>
         <w:t>Payments</w:t>
       </w:r>
@@ -991,17 +748,11 @@
       <w:pPr>
         <w:rPr>
           <w:rFonts w:ascii="Roboto Mono" w:hAnsi="Roboto Mono"/>
-          <w:sz w:val="24"/>
-          <w:szCs w:val="24"/>
-          <w:lang w:val="en-US"/>
-        </w:rPr>
-      </w:pPr>
-      <w:r>
-        <w:rPr>
-          <w:rFonts w:ascii="Roboto Mono" w:hAnsi="Roboto Mono"/>
-          <w:sz w:val="24"/>
-          <w:szCs w:val="24"/>
-          <w:lang w:val="en-US"/>
+        </w:rPr>
+      </w:pPr>
+      <w:r>
+        <w:rPr>
+          <w:rFonts w:ascii="Roboto Mono" w:hAnsi="Roboto Mono"/>
         </w:rPr>
         <w:t>in a hosted database.</w:t>
       </w:r>
@@ -1010,17 +761,11 @@
       <w:pPr>
         <w:rPr>
           <w:rFonts w:ascii="Roboto Mono" w:hAnsi="Roboto Mono"/>
-          <w:sz w:val="24"/>
-          <w:szCs w:val="24"/>
-          <w:lang w:val="en-US"/>
-        </w:rPr>
-      </w:pPr>
-      <w:r>
-        <w:rPr>
-          <w:rFonts w:ascii="Roboto Mono" w:hAnsi="Roboto Mono"/>
-          <w:sz w:val="24"/>
-          <w:szCs w:val="24"/>
-          <w:lang w:val="en-US"/>
+        </w:rPr>
+      </w:pPr>
+      <w:r>
+        <w:rPr>
+          <w:rFonts w:ascii="Roboto Mono" w:hAnsi="Roboto Mono"/>
         </w:rPr>
         <w:t>Online Store</w:t>
       </w:r>
@@ -1029,26 +774,15 @@
       <w:pPr>
         <w:rPr>
           <w:rFonts w:ascii="Roboto Mono" w:hAnsi="Roboto Mono"/>
-          <w:sz w:val="24"/>
-          <w:szCs w:val="24"/>
-          <w:lang w:val="en-US"/>
-        </w:rPr>
-      </w:pPr>
-      <w:r>
-        <w:rPr>
-          <w:rFonts w:ascii="Roboto Mono" w:hAnsi="Roboto Mono"/>
-          <w:sz w:val="24"/>
-          <w:szCs w:val="24"/>
-          <w:lang w:val="en-US"/>
+        </w:rPr>
+      </w:pPr>
+      <w:r>
+        <w:rPr>
+          <w:rFonts w:ascii="Roboto Mono" w:hAnsi="Roboto Mono"/>
         </w:rPr>
         <w:t xml:space="preserve">      </w:t>
       </w:r>
       <w:r>
-        <w:rPr>
-          <w:sz w:val="24"/>
-          <w:szCs w:val="24"/>
-          <w:lang w:val="en-US"/>
-        </w:rPr>
         <w:t>↓</w:t>
       </w:r>
     </w:p>
@@ -1056,17 +790,11 @@
       <w:pPr>
         <w:rPr>
           <w:rFonts w:ascii="Roboto Mono" w:hAnsi="Roboto Mono"/>
-          <w:sz w:val="24"/>
-          <w:szCs w:val="24"/>
-          <w:lang w:val="en-US"/>
-        </w:rPr>
-      </w:pPr>
-      <w:r>
-        <w:rPr>
-          <w:rFonts w:ascii="Roboto Mono" w:hAnsi="Roboto Mono"/>
-          <w:sz w:val="24"/>
-          <w:szCs w:val="24"/>
-          <w:lang w:val="en-US"/>
+        </w:rPr>
+      </w:pPr>
+      <w:r>
+        <w:rPr>
+          <w:rFonts w:ascii="Roboto Mono" w:hAnsi="Roboto Mono"/>
         </w:rPr>
         <w:t>Hosted MySQL Database</w:t>
       </w:r>
@@ -1075,26 +803,15 @@
       <w:pPr>
         <w:rPr>
           <w:rFonts w:ascii="Roboto Mono" w:hAnsi="Roboto Mono"/>
-          <w:sz w:val="24"/>
-          <w:szCs w:val="24"/>
-          <w:lang w:val="en-US"/>
-        </w:rPr>
-      </w:pPr>
-      <w:r>
-        <w:rPr>
-          <w:rFonts w:ascii="Roboto Mono" w:hAnsi="Roboto Mono"/>
-          <w:sz w:val="24"/>
-          <w:szCs w:val="24"/>
-          <w:lang w:val="en-US"/>
+        </w:rPr>
+      </w:pPr>
+      <w:r>
+        <w:rPr>
+          <w:rFonts w:ascii="Roboto Mono" w:hAnsi="Roboto Mono"/>
         </w:rPr>
         <w:t xml:space="preserve">      </w:t>
       </w:r>
       <w:r>
-        <w:rPr>
-          <w:sz w:val="24"/>
-          <w:szCs w:val="24"/>
-          <w:lang w:val="en-US"/>
-        </w:rPr>
         <w:t>↓</w:t>
       </w:r>
     </w:p>
@@ -1102,17 +819,11 @@
       <w:pPr>
         <w:rPr>
           <w:rFonts w:ascii="Roboto Mono" w:hAnsi="Roboto Mono"/>
-          <w:sz w:val="24"/>
-          <w:szCs w:val="24"/>
-          <w:lang w:val="en-US"/>
-        </w:rPr>
-      </w:pPr>
-      <w:r>
-        <w:rPr>
-          <w:rFonts w:ascii="Roboto Mono" w:hAnsi="Roboto Mono"/>
-          <w:sz w:val="24"/>
-          <w:szCs w:val="24"/>
-          <w:lang w:val="en-US"/>
+        </w:rPr>
+      </w:pPr>
+      <w:r>
+        <w:rPr>
+          <w:rFonts w:ascii="Roboto Mono" w:hAnsi="Roboto Mono"/>
         </w:rPr>
         <w:t>Customer Data</w:t>
       </w:r>
@@ -1121,17 +832,11 @@
       <w:pPr>
         <w:rPr>
           <w:rFonts w:ascii="Roboto Mono" w:hAnsi="Roboto Mono"/>
-          <w:sz w:val="24"/>
-          <w:szCs w:val="24"/>
-          <w:lang w:val="en-US"/>
-        </w:rPr>
-      </w:pPr>
-      <w:r>
-        <w:rPr>
-          <w:rFonts w:ascii="Roboto Mono" w:hAnsi="Roboto Mono"/>
-          <w:sz w:val="24"/>
-          <w:szCs w:val="24"/>
-          <w:lang w:val="en-US"/>
+        </w:rPr>
+      </w:pPr>
+      <w:r>
+        <w:rPr>
+          <w:rFonts w:ascii="Roboto Mono" w:hAnsi="Roboto Mono"/>
         </w:rPr>
         <w:t>Product Data</w:t>
       </w:r>
@@ -1140,17 +845,11 @@
       <w:pPr>
         <w:rPr>
           <w:rFonts w:ascii="Roboto Mono" w:hAnsi="Roboto Mono"/>
-          <w:sz w:val="24"/>
-          <w:szCs w:val="24"/>
-          <w:lang w:val="en-US"/>
-        </w:rPr>
-      </w:pPr>
-      <w:r>
-        <w:rPr>
-          <w:rFonts w:ascii="Roboto Mono" w:hAnsi="Roboto Mono"/>
-          <w:sz w:val="24"/>
-          <w:szCs w:val="24"/>
-          <w:lang w:val="en-US"/>
+        </w:rPr>
+      </w:pPr>
+      <w:r>
+        <w:rPr>
+          <w:rFonts w:ascii="Roboto Mono" w:hAnsi="Roboto Mono"/>
         </w:rPr>
         <w:t>Order Data</w:t>
       </w:r>
@@ -1159,50 +858,32 @@
       <w:pPr>
         <w:rPr>
           <w:rFonts w:ascii="Roboto Mono" w:hAnsi="Roboto Mono"/>
-          <w:sz w:val="24"/>
-          <w:szCs w:val="24"/>
-          <w:lang w:val="en-US"/>
-        </w:rPr>
-      </w:pPr>
-      <w:r>
-        <w:rPr>
-          <w:rFonts w:ascii="Roboto Mono" w:hAnsi="Roboto Mono"/>
-          <w:sz w:val="24"/>
-          <w:szCs w:val="24"/>
-          <w:lang w:val="en-US"/>
-        </w:rPr>
-        <w:pict w14:anchorId="0D0FCE3D">
-          <v:rect id="_x0000_i1414" style="width:0;height:1.5pt" o:hralign="center" o:hrstd="t" o:hr="t" fillcolor="#a0a0a0" stroked="f"/>
+        </w:rPr>
+      </w:pPr>
+      <w:r>
+        <w:rPr>
+          <w:rFonts w:ascii="Roboto Mono" w:hAnsi="Roboto Mono"/>
+        </w:rPr>
+        <w:pict w14:anchorId="3E0300FA">
+          <v:rect id="_x0000_i1029" style="width:0;height:1.5pt" o:hralign="center" o:hrstd="t" o:hr="t" fillcolor="#a0a0a0" stroked="f"/>
         </w:pict>
       </w:r>
     </w:p>
     <w:p>
       <w:pPr>
         <w:pStyle w:val="Heading2"/>
-        <w:rPr>
-          <w:lang w:val="en-US"/>
-        </w:rPr>
       </w:pPr>
       <w:r>
         <w:rPr>
           <w:rFonts w:ascii="Segoe UI Emoji" w:hAnsi="Segoe UI Emoji" w:cs="Segoe UI Emoji"/>
-          <w:lang w:val="en-US"/>
         </w:rPr>
         <w:t>🔢</w:t>
       </w:r>
       <w:r>
-        <w:rPr>
-          <w:lang w:val="en-US"/>
-        </w:rPr>
         <w:t xml:space="preserve"> Types of SQL Hosting</w:t>
       </w:r>
     </w:p>
     <w:p>
-      <w:pPr>
-        <w:rPr>
-          <w:lang w:val="en-US"/>
-        </w:rPr>
-      </w:pPr>
       <w:r>
         <w:rPr>
           <w:b/>
@@ -1261,9 +942,6 @@
           <w:rFonts w:ascii="Roboto Mono" w:hAnsi="Roboto Mono"/>
           <w:b/>
           <w:bCs/>
-          <w:sz w:val="24"/>
-          <w:szCs w:val="24"/>
-          <w:lang w:val="en-US"/>
         </w:rPr>
       </w:pPr>
       <w:r>
@@ -1271,9 +949,6 @@
           <w:rFonts w:ascii="Roboto Mono" w:hAnsi="Roboto Mono"/>
           <w:b/>
           <w:bCs/>
-          <w:sz w:val="24"/>
-          <w:szCs w:val="24"/>
-          <w:lang w:val="en-US"/>
         </w:rPr>
         <w:t>1. Shared SQL Hosting</w:t>
       </w:r>
@@ -1282,17 +957,11 @@
       <w:pPr>
         <w:rPr>
           <w:rFonts w:ascii="Roboto Mono" w:hAnsi="Roboto Mono"/>
-          <w:sz w:val="24"/>
-          <w:szCs w:val="24"/>
-          <w:lang w:val="en-US"/>
-        </w:rPr>
-      </w:pPr>
-      <w:r>
-        <w:rPr>
-          <w:rFonts w:ascii="Roboto Mono" w:hAnsi="Roboto Mono"/>
-          <w:sz w:val="24"/>
-          <w:szCs w:val="24"/>
-          <w:lang w:val="en-US"/>
+        </w:rPr>
+      </w:pPr>
+      <w:r>
+        <w:rPr>
+          <w:rFonts w:ascii="Roboto Mono" w:hAnsi="Roboto Mono"/>
         </w:rPr>
         <w:t>A database server is shared among many customers.</w:t>
       </w:r>
@@ -1301,17 +970,11 @@
       <w:pPr>
         <w:rPr>
           <w:rFonts w:ascii="Roboto Mono" w:hAnsi="Roboto Mono"/>
-          <w:sz w:val="24"/>
-          <w:szCs w:val="24"/>
-          <w:lang w:val="en-US"/>
-        </w:rPr>
-      </w:pPr>
-      <w:r>
-        <w:rPr>
-          <w:rFonts w:ascii="Roboto Mono" w:hAnsi="Roboto Mono"/>
-          <w:sz w:val="24"/>
-          <w:szCs w:val="24"/>
-          <w:lang w:val="en-US"/>
+        </w:rPr>
+      </w:pPr>
+      <w:r>
+        <w:rPr>
+          <w:rFonts w:ascii="Roboto Mono" w:hAnsi="Roboto Mono"/>
         </w:rPr>
         <w:t>Advantages:</w:t>
       </w:r>
@@ -1320,21 +983,16 @@
       <w:pPr>
         <w:numPr>
           <w:ilvl w:val="0"/>
-          <w:numId w:val="15"/>
+          <w:numId w:val="3"/>
         </w:numPr>
-        <w:rPr>
-          <w:rFonts w:ascii="Roboto Mono" w:hAnsi="Roboto Mono"/>
-          <w:sz w:val="24"/>
-          <w:szCs w:val="24"/>
-          <w:lang w:val="en-US"/>
-        </w:rPr>
-      </w:pPr>
-      <w:r>
-        <w:rPr>
-          <w:rFonts w:ascii="Roboto Mono" w:hAnsi="Roboto Mono"/>
-          <w:sz w:val="24"/>
-          <w:szCs w:val="24"/>
-          <w:lang w:val="en-US"/>
+        <w:spacing w:after="0" w:line="276" w:lineRule="auto"/>
+        <w:rPr>
+          <w:rFonts w:ascii="Roboto Mono" w:hAnsi="Roboto Mono"/>
+        </w:rPr>
+      </w:pPr>
+      <w:r>
+        <w:rPr>
+          <w:rFonts w:ascii="Roboto Mono" w:hAnsi="Roboto Mono"/>
         </w:rPr>
         <w:t>Low cost</w:t>
       </w:r>
@@ -1343,21 +1001,16 @@
       <w:pPr>
         <w:numPr>
           <w:ilvl w:val="0"/>
-          <w:numId w:val="15"/>
+          <w:numId w:val="3"/>
         </w:numPr>
-        <w:rPr>
-          <w:rFonts w:ascii="Roboto Mono" w:hAnsi="Roboto Mono"/>
-          <w:sz w:val="24"/>
-          <w:szCs w:val="24"/>
-          <w:lang w:val="en-US"/>
-        </w:rPr>
-      </w:pPr>
-      <w:r>
-        <w:rPr>
-          <w:rFonts w:ascii="Roboto Mono" w:hAnsi="Roboto Mono"/>
-          <w:sz w:val="24"/>
-          <w:szCs w:val="24"/>
-          <w:lang w:val="en-US"/>
+        <w:spacing w:after="0" w:line="276" w:lineRule="auto"/>
+        <w:rPr>
+          <w:rFonts w:ascii="Roboto Mono" w:hAnsi="Roboto Mono"/>
+        </w:rPr>
+      </w:pPr>
+      <w:r>
+        <w:rPr>
+          <w:rFonts w:ascii="Roboto Mono" w:hAnsi="Roboto Mono"/>
         </w:rPr>
         <w:t>Easy to use</w:t>
       </w:r>
@@ -1366,17 +1019,11 @@
       <w:pPr>
         <w:rPr>
           <w:rFonts w:ascii="Roboto Mono" w:hAnsi="Roboto Mono"/>
-          <w:sz w:val="24"/>
-          <w:szCs w:val="24"/>
-          <w:lang w:val="en-US"/>
-        </w:rPr>
-      </w:pPr>
-      <w:r>
-        <w:rPr>
-          <w:rFonts w:ascii="Roboto Mono" w:hAnsi="Roboto Mono"/>
-          <w:sz w:val="24"/>
-          <w:szCs w:val="24"/>
-          <w:lang w:val="en-US"/>
+        </w:rPr>
+      </w:pPr>
+      <w:r>
+        <w:rPr>
+          <w:rFonts w:ascii="Roboto Mono" w:hAnsi="Roboto Mono"/>
         </w:rPr>
         <w:t>Disadvantages:</w:t>
       </w:r>
@@ -1385,21 +1032,16 @@
       <w:pPr>
         <w:numPr>
           <w:ilvl w:val="0"/>
-          <w:numId w:val="16"/>
+          <w:numId w:val="4"/>
         </w:numPr>
-        <w:rPr>
-          <w:rFonts w:ascii="Roboto Mono" w:hAnsi="Roboto Mono"/>
-          <w:sz w:val="24"/>
-          <w:szCs w:val="24"/>
-          <w:lang w:val="en-US"/>
-        </w:rPr>
-      </w:pPr>
-      <w:r>
-        <w:rPr>
-          <w:rFonts w:ascii="Roboto Mono" w:hAnsi="Roboto Mono"/>
-          <w:sz w:val="24"/>
-          <w:szCs w:val="24"/>
-          <w:lang w:val="en-US"/>
+        <w:spacing w:after="0" w:line="276" w:lineRule="auto"/>
+        <w:rPr>
+          <w:rFonts w:ascii="Roboto Mono" w:hAnsi="Roboto Mono"/>
+        </w:rPr>
+      </w:pPr>
+      <w:r>
+        <w:rPr>
+          <w:rFonts w:ascii="Roboto Mono" w:hAnsi="Roboto Mono"/>
         </w:rPr>
         <w:t>Limited resources</w:t>
       </w:r>
@@ -1408,23 +1050,17 @@
       <w:pPr>
         <w:numPr>
           <w:ilvl w:val="0"/>
-          <w:numId w:val="16"/>
+          <w:numId w:val="4"/>
         </w:numPr>
-        <w:rPr>
-          <w:rFonts w:ascii="Roboto Mono" w:hAnsi="Roboto Mono"/>
-          <w:sz w:val="24"/>
-          <w:szCs w:val="24"/>
-          <w:lang w:val="en-US"/>
-        </w:rPr>
-      </w:pPr>
-      <w:r>
-        <w:rPr>
-          <w:rFonts w:ascii="Roboto Mono" w:hAnsi="Roboto Mono"/>
-          <w:sz w:val="24"/>
-          <w:szCs w:val="24"/>
-          <w:lang w:val="en-US"/>
-        </w:rPr>
-        <w:lastRenderedPageBreak/>
+        <w:spacing w:after="0" w:line="276" w:lineRule="auto"/>
+        <w:rPr>
+          <w:rFonts w:ascii="Roboto Mono" w:hAnsi="Roboto Mono"/>
+        </w:rPr>
+      </w:pPr>
+      <w:r>
+        <w:rPr>
+          <w:rFonts w:ascii="Roboto Mono" w:hAnsi="Roboto Mono"/>
+        </w:rPr>
         <w:t>Less control</w:t>
       </w:r>
     </w:p>
@@ -1432,20 +1068,14 @@
       <w:pPr>
         <w:rPr>
           <w:rFonts w:ascii="Roboto Mono" w:hAnsi="Roboto Mono"/>
-          <w:sz w:val="24"/>
-          <w:szCs w:val="24"/>
-          <w:lang w:val="en-US"/>
-        </w:rPr>
-      </w:pPr>
-      <w:r>
-        <w:rPr>
-          <w:rFonts w:ascii="Roboto Mono" w:hAnsi="Roboto Mono"/>
-          <w:sz w:val="24"/>
-          <w:szCs w:val="24"/>
-          <w:lang w:val="en-US"/>
-        </w:rPr>
-        <w:pict w14:anchorId="3267A565">
-          <v:rect id="_x0000_i1415" style="width:0;height:1.5pt" o:hralign="center" o:hrstd="t" o:hr="t" fillcolor="#a0a0a0" stroked="f"/>
+        </w:rPr>
+      </w:pPr>
+      <w:r>
+        <w:rPr>
+          <w:rFonts w:ascii="Roboto Mono" w:hAnsi="Roboto Mono"/>
+        </w:rPr>
+        <w:pict w14:anchorId="14493C6F">
+          <v:rect id="_x0000_i1030" style="width:0;height:1.5pt" o:hralign="center" o:hrstd="t" o:hr="t" fillcolor="#a0a0a0" stroked="f"/>
         </w:pict>
       </w:r>
     </w:p>
@@ -1455,9 +1085,6 @@
           <w:rFonts w:ascii="Roboto Mono" w:hAnsi="Roboto Mono"/>
           <w:b/>
           <w:bCs/>
-          <w:sz w:val="24"/>
-          <w:szCs w:val="24"/>
-          <w:lang w:val="en-US"/>
         </w:rPr>
       </w:pPr>
       <w:r>
@@ -1465,9 +1092,6 @@
           <w:rFonts w:ascii="Roboto Mono" w:hAnsi="Roboto Mono"/>
           <w:b/>
           <w:bCs/>
-          <w:sz w:val="24"/>
-          <w:szCs w:val="24"/>
-          <w:lang w:val="en-US"/>
         </w:rPr>
         <w:t>2. VPS SQL Hosting</w:t>
       </w:r>
@@ -1476,17 +1100,11 @@
       <w:pPr>
         <w:rPr>
           <w:rFonts w:ascii="Roboto Mono" w:hAnsi="Roboto Mono"/>
-          <w:sz w:val="24"/>
-          <w:szCs w:val="24"/>
-          <w:lang w:val="en-US"/>
-        </w:rPr>
-      </w:pPr>
-      <w:r>
-        <w:rPr>
-          <w:rFonts w:ascii="Roboto Mono" w:hAnsi="Roboto Mono"/>
-          <w:sz w:val="24"/>
-          <w:szCs w:val="24"/>
-          <w:lang w:val="en-US"/>
+        </w:rPr>
+      </w:pPr>
+      <w:r>
+        <w:rPr>
+          <w:rFonts w:ascii="Roboto Mono" w:hAnsi="Roboto Mono"/>
         </w:rPr>
         <w:t>Database runs on a Virtual Private Server.</w:t>
       </w:r>
@@ -1495,17 +1113,11 @@
       <w:pPr>
         <w:rPr>
           <w:rFonts w:ascii="Roboto Mono" w:hAnsi="Roboto Mono"/>
-          <w:sz w:val="24"/>
-          <w:szCs w:val="24"/>
-          <w:lang w:val="en-US"/>
-        </w:rPr>
-      </w:pPr>
-      <w:r>
-        <w:rPr>
-          <w:rFonts w:ascii="Roboto Mono" w:hAnsi="Roboto Mono"/>
-          <w:sz w:val="24"/>
-          <w:szCs w:val="24"/>
-          <w:lang w:val="en-US"/>
+        </w:rPr>
+      </w:pPr>
+      <w:r>
+        <w:rPr>
+          <w:rFonts w:ascii="Roboto Mono" w:hAnsi="Roboto Mono"/>
         </w:rPr>
         <w:t>Advantages:</w:t>
       </w:r>
@@ -1514,21 +1126,16 @@
       <w:pPr>
         <w:numPr>
           <w:ilvl w:val="0"/>
-          <w:numId w:val="17"/>
+          <w:numId w:val="5"/>
         </w:numPr>
-        <w:rPr>
-          <w:rFonts w:ascii="Roboto Mono" w:hAnsi="Roboto Mono"/>
-          <w:sz w:val="24"/>
-          <w:szCs w:val="24"/>
-          <w:lang w:val="en-US"/>
-        </w:rPr>
-      </w:pPr>
-      <w:r>
-        <w:rPr>
-          <w:rFonts w:ascii="Roboto Mono" w:hAnsi="Roboto Mono"/>
-          <w:sz w:val="24"/>
-          <w:szCs w:val="24"/>
-          <w:lang w:val="en-US"/>
+        <w:spacing w:after="0" w:line="276" w:lineRule="auto"/>
+        <w:rPr>
+          <w:rFonts w:ascii="Roboto Mono" w:hAnsi="Roboto Mono"/>
+        </w:rPr>
+      </w:pPr>
+      <w:r>
+        <w:rPr>
+          <w:rFonts w:ascii="Roboto Mono" w:hAnsi="Roboto Mono"/>
         </w:rPr>
         <w:t>More control</w:t>
       </w:r>
@@ -1537,21 +1144,16 @@
       <w:pPr>
         <w:numPr>
           <w:ilvl w:val="0"/>
-          <w:numId w:val="17"/>
+          <w:numId w:val="5"/>
         </w:numPr>
-        <w:rPr>
-          <w:rFonts w:ascii="Roboto Mono" w:hAnsi="Roboto Mono"/>
-          <w:sz w:val="24"/>
-          <w:szCs w:val="24"/>
-          <w:lang w:val="en-US"/>
-        </w:rPr>
-      </w:pPr>
-      <w:r>
-        <w:rPr>
-          <w:rFonts w:ascii="Roboto Mono" w:hAnsi="Roboto Mono"/>
-          <w:sz w:val="24"/>
-          <w:szCs w:val="24"/>
-          <w:lang w:val="en-US"/>
+        <w:spacing w:after="0" w:line="276" w:lineRule="auto"/>
+        <w:rPr>
+          <w:rFonts w:ascii="Roboto Mono" w:hAnsi="Roboto Mono"/>
+        </w:rPr>
+      </w:pPr>
+      <w:r>
+        <w:rPr>
+          <w:rFonts w:ascii="Roboto Mono" w:hAnsi="Roboto Mono"/>
         </w:rPr>
         <w:t>Better performance</w:t>
       </w:r>
@@ -1560,17 +1162,11 @@
       <w:pPr>
         <w:rPr>
           <w:rFonts w:ascii="Roboto Mono" w:hAnsi="Roboto Mono"/>
-          <w:sz w:val="24"/>
-          <w:szCs w:val="24"/>
-          <w:lang w:val="en-US"/>
-        </w:rPr>
-      </w:pPr>
-      <w:r>
-        <w:rPr>
-          <w:rFonts w:ascii="Roboto Mono" w:hAnsi="Roboto Mono"/>
-          <w:sz w:val="24"/>
-          <w:szCs w:val="24"/>
-          <w:lang w:val="en-US"/>
+        </w:rPr>
+      </w:pPr>
+      <w:r>
+        <w:rPr>
+          <w:rFonts w:ascii="Roboto Mono" w:hAnsi="Roboto Mono"/>
         </w:rPr>
         <w:t>Disadvantages:</w:t>
       </w:r>
@@ -1579,21 +1175,16 @@
       <w:pPr>
         <w:numPr>
           <w:ilvl w:val="0"/>
-          <w:numId w:val="18"/>
+          <w:numId w:val="6"/>
         </w:numPr>
-        <w:rPr>
-          <w:rFonts w:ascii="Roboto Mono" w:hAnsi="Roboto Mono"/>
-          <w:sz w:val="24"/>
-          <w:szCs w:val="24"/>
-          <w:lang w:val="en-US"/>
-        </w:rPr>
-      </w:pPr>
-      <w:r>
-        <w:rPr>
-          <w:rFonts w:ascii="Roboto Mono" w:hAnsi="Roboto Mono"/>
-          <w:sz w:val="24"/>
-          <w:szCs w:val="24"/>
-          <w:lang w:val="en-US"/>
+        <w:spacing w:after="0" w:line="276" w:lineRule="auto"/>
+        <w:rPr>
+          <w:rFonts w:ascii="Roboto Mono" w:hAnsi="Roboto Mono"/>
+        </w:rPr>
+      </w:pPr>
+      <w:r>
+        <w:rPr>
+          <w:rFonts w:ascii="Roboto Mono" w:hAnsi="Roboto Mono"/>
         </w:rPr>
         <w:t>Requires server management skills</w:t>
       </w:r>
@@ -1602,20 +1193,14 @@
       <w:pPr>
         <w:rPr>
           <w:rFonts w:ascii="Roboto Mono" w:hAnsi="Roboto Mono"/>
-          <w:sz w:val="24"/>
-          <w:szCs w:val="24"/>
-          <w:lang w:val="en-US"/>
-        </w:rPr>
-      </w:pPr>
-      <w:r>
-        <w:rPr>
-          <w:rFonts w:ascii="Roboto Mono" w:hAnsi="Roboto Mono"/>
-          <w:sz w:val="24"/>
-          <w:szCs w:val="24"/>
-          <w:lang w:val="en-US"/>
-        </w:rPr>
-        <w:pict w14:anchorId="4D40E61D">
-          <v:rect id="_x0000_i1416" style="width:0;height:1.5pt" o:hralign="center" o:hrstd="t" o:hr="t" fillcolor="#a0a0a0" stroked="f"/>
+        </w:rPr>
+      </w:pPr>
+      <w:r>
+        <w:rPr>
+          <w:rFonts w:ascii="Roboto Mono" w:hAnsi="Roboto Mono"/>
+        </w:rPr>
+        <w:pict w14:anchorId="58A017FC">
+          <v:rect id="_x0000_i1031" style="width:0;height:1.5pt" o:hralign="center" o:hrstd="t" o:hr="t" fillcolor="#a0a0a0" stroked="f"/>
         </w:pict>
       </w:r>
     </w:p>
@@ -1625,9 +1210,6 @@
           <w:rFonts w:ascii="Roboto Mono" w:hAnsi="Roboto Mono"/>
           <w:b/>
           <w:bCs/>
-          <w:sz w:val="24"/>
-          <w:szCs w:val="24"/>
-          <w:lang w:val="en-US"/>
         </w:rPr>
       </w:pPr>
       <w:r>
@@ -1635,9 +1217,6 @@
           <w:rFonts w:ascii="Roboto Mono" w:hAnsi="Roboto Mono"/>
           <w:b/>
           <w:bCs/>
-          <w:sz w:val="24"/>
-          <w:szCs w:val="24"/>
-          <w:lang w:val="en-US"/>
         </w:rPr>
         <w:t>3. Dedicated SQL Hosting</w:t>
       </w:r>
@@ -1646,17 +1225,11 @@
       <w:pPr>
         <w:rPr>
           <w:rFonts w:ascii="Roboto Mono" w:hAnsi="Roboto Mono"/>
-          <w:sz w:val="24"/>
-          <w:szCs w:val="24"/>
-          <w:lang w:val="en-US"/>
-        </w:rPr>
-      </w:pPr>
-      <w:r>
-        <w:rPr>
-          <w:rFonts w:ascii="Roboto Mono" w:hAnsi="Roboto Mono"/>
-          <w:sz w:val="24"/>
-          <w:szCs w:val="24"/>
-          <w:lang w:val="en-US"/>
+        </w:rPr>
+      </w:pPr>
+      <w:r>
+        <w:rPr>
+          <w:rFonts w:ascii="Roboto Mono" w:hAnsi="Roboto Mono"/>
         </w:rPr>
         <w:t>A whole server is dedicated to one customer.</w:t>
       </w:r>
@@ -1665,17 +1238,11 @@
       <w:pPr>
         <w:rPr>
           <w:rFonts w:ascii="Roboto Mono" w:hAnsi="Roboto Mono"/>
-          <w:sz w:val="24"/>
-          <w:szCs w:val="24"/>
-          <w:lang w:val="en-US"/>
-        </w:rPr>
-      </w:pPr>
-      <w:r>
-        <w:rPr>
-          <w:rFonts w:ascii="Roboto Mono" w:hAnsi="Roboto Mono"/>
-          <w:sz w:val="24"/>
-          <w:szCs w:val="24"/>
-          <w:lang w:val="en-US"/>
+        </w:rPr>
+      </w:pPr>
+      <w:r>
+        <w:rPr>
+          <w:rFonts w:ascii="Roboto Mono" w:hAnsi="Roboto Mono"/>
         </w:rPr>
         <w:t>Advantages:</w:t>
       </w:r>
@@ -1684,21 +1251,16 @@
       <w:pPr>
         <w:numPr>
           <w:ilvl w:val="0"/>
-          <w:numId w:val="19"/>
+          <w:numId w:val="7"/>
         </w:numPr>
-        <w:rPr>
-          <w:rFonts w:ascii="Roboto Mono" w:hAnsi="Roboto Mono"/>
-          <w:sz w:val="24"/>
-          <w:szCs w:val="24"/>
-          <w:lang w:val="en-US"/>
-        </w:rPr>
-      </w:pPr>
-      <w:r>
-        <w:rPr>
-          <w:rFonts w:ascii="Roboto Mono" w:hAnsi="Roboto Mono"/>
-          <w:sz w:val="24"/>
-          <w:szCs w:val="24"/>
-          <w:lang w:val="en-US"/>
+        <w:spacing w:after="0" w:line="276" w:lineRule="auto"/>
+        <w:rPr>
+          <w:rFonts w:ascii="Roboto Mono" w:hAnsi="Roboto Mono"/>
+        </w:rPr>
+      </w:pPr>
+      <w:r>
+        <w:rPr>
+          <w:rFonts w:ascii="Roboto Mono" w:hAnsi="Roboto Mono"/>
         </w:rPr>
         <w:t>Maximum performance</w:t>
       </w:r>
@@ -1707,21 +1269,16 @@
       <w:pPr>
         <w:numPr>
           <w:ilvl w:val="0"/>
-          <w:numId w:val="19"/>
+          <w:numId w:val="7"/>
         </w:numPr>
-        <w:rPr>
-          <w:rFonts w:ascii="Roboto Mono" w:hAnsi="Roboto Mono"/>
-          <w:sz w:val="24"/>
-          <w:szCs w:val="24"/>
-          <w:lang w:val="en-US"/>
-        </w:rPr>
-      </w:pPr>
-      <w:r>
-        <w:rPr>
-          <w:rFonts w:ascii="Roboto Mono" w:hAnsi="Roboto Mono"/>
-          <w:sz w:val="24"/>
-          <w:szCs w:val="24"/>
-          <w:lang w:val="en-US"/>
+        <w:spacing w:after="0" w:line="276" w:lineRule="auto"/>
+        <w:rPr>
+          <w:rFonts w:ascii="Roboto Mono" w:hAnsi="Roboto Mono"/>
+        </w:rPr>
+      </w:pPr>
+      <w:r>
+        <w:rPr>
+          <w:rFonts w:ascii="Roboto Mono" w:hAnsi="Roboto Mono"/>
         </w:rPr>
         <w:t>Full control</w:t>
       </w:r>
@@ -1730,17 +1287,11 @@
       <w:pPr>
         <w:rPr>
           <w:rFonts w:ascii="Roboto Mono" w:hAnsi="Roboto Mono"/>
-          <w:sz w:val="24"/>
-          <w:szCs w:val="24"/>
-          <w:lang w:val="en-US"/>
-        </w:rPr>
-      </w:pPr>
-      <w:r>
-        <w:rPr>
-          <w:rFonts w:ascii="Roboto Mono" w:hAnsi="Roboto Mono"/>
-          <w:sz w:val="24"/>
-          <w:szCs w:val="24"/>
-          <w:lang w:val="en-US"/>
+        </w:rPr>
+      </w:pPr>
+      <w:r>
+        <w:rPr>
+          <w:rFonts w:ascii="Roboto Mono" w:hAnsi="Roboto Mono"/>
         </w:rPr>
         <w:t>Disadvantages:</w:t>
       </w:r>
@@ -1749,21 +1300,16 @@
       <w:pPr>
         <w:numPr>
           <w:ilvl w:val="0"/>
-          <w:numId w:val="20"/>
+          <w:numId w:val="8"/>
         </w:numPr>
-        <w:rPr>
-          <w:rFonts w:ascii="Roboto Mono" w:hAnsi="Roboto Mono"/>
-          <w:sz w:val="24"/>
-          <w:szCs w:val="24"/>
-          <w:lang w:val="en-US"/>
-        </w:rPr>
-      </w:pPr>
-      <w:r>
-        <w:rPr>
-          <w:rFonts w:ascii="Roboto Mono" w:hAnsi="Roboto Mono"/>
-          <w:sz w:val="24"/>
-          <w:szCs w:val="24"/>
-          <w:lang w:val="en-US"/>
+        <w:spacing w:after="0" w:line="276" w:lineRule="auto"/>
+        <w:rPr>
+          <w:rFonts w:ascii="Roboto Mono" w:hAnsi="Roboto Mono"/>
+        </w:rPr>
+      </w:pPr>
+      <w:r>
+        <w:rPr>
+          <w:rFonts w:ascii="Roboto Mono" w:hAnsi="Roboto Mono"/>
         </w:rPr>
         <w:t>Higher cost</w:t>
       </w:r>
@@ -1772,20 +1318,14 @@
       <w:pPr>
         <w:rPr>
           <w:rFonts w:ascii="Roboto Mono" w:hAnsi="Roboto Mono"/>
-          <w:sz w:val="24"/>
-          <w:szCs w:val="24"/>
-          <w:lang w:val="en-US"/>
-        </w:rPr>
-      </w:pPr>
-      <w:r>
-        <w:rPr>
-          <w:rFonts w:ascii="Roboto Mono" w:hAnsi="Roboto Mono"/>
-          <w:sz w:val="24"/>
-          <w:szCs w:val="24"/>
-          <w:lang w:val="en-US"/>
-        </w:rPr>
-        <w:pict w14:anchorId="4DC8B8E1">
-          <v:rect id="_x0000_i1417" style="width:0;height:1.5pt" o:hralign="center" o:hrstd="t" o:hr="t" fillcolor="#a0a0a0" stroked="f"/>
+        </w:rPr>
+      </w:pPr>
+      <w:r>
+        <w:rPr>
+          <w:rFonts w:ascii="Roboto Mono" w:hAnsi="Roboto Mono"/>
+        </w:rPr>
+        <w:pict w14:anchorId="10C4F817">
+          <v:rect id="_x0000_i1032" style="width:0;height:1.5pt" o:hralign="center" o:hrstd="t" o:hr="t" fillcolor="#a0a0a0" stroked="f"/>
         </w:pict>
       </w:r>
     </w:p>
@@ -1795,9 +1335,6 @@
           <w:rFonts w:ascii="Roboto Mono" w:hAnsi="Roboto Mono"/>
           <w:b/>
           <w:bCs/>
-          <w:sz w:val="24"/>
-          <w:szCs w:val="24"/>
-          <w:lang w:val="en-US"/>
         </w:rPr>
       </w:pPr>
       <w:r>
@@ -1805,9 +1342,6 @@
           <w:rFonts w:ascii="Roboto Mono" w:hAnsi="Roboto Mono"/>
           <w:b/>
           <w:bCs/>
-          <w:sz w:val="24"/>
-          <w:szCs w:val="24"/>
-          <w:lang w:val="en-US"/>
         </w:rPr>
         <w:t>4. Cloud SQL Hosting</w:t>
       </w:r>
@@ -1816,17 +1350,11 @@
       <w:pPr>
         <w:rPr>
           <w:rFonts w:ascii="Roboto Mono" w:hAnsi="Roboto Mono"/>
-          <w:sz w:val="24"/>
-          <w:szCs w:val="24"/>
-          <w:lang w:val="en-US"/>
-        </w:rPr>
-      </w:pPr>
-      <w:r>
-        <w:rPr>
-          <w:rFonts w:ascii="Roboto Mono" w:hAnsi="Roboto Mono"/>
-          <w:sz w:val="24"/>
-          <w:szCs w:val="24"/>
-          <w:lang w:val="en-US"/>
+        </w:rPr>
+      </w:pPr>
+      <w:r>
+        <w:rPr>
+          <w:rFonts w:ascii="Roboto Mono" w:hAnsi="Roboto Mono"/>
         </w:rPr>
         <w:t>Database is hosted in the cloud.</w:t>
       </w:r>
@@ -1835,17 +1363,11 @@
       <w:pPr>
         <w:rPr>
           <w:rFonts w:ascii="Roboto Mono" w:hAnsi="Roboto Mono"/>
-          <w:sz w:val="24"/>
-          <w:szCs w:val="24"/>
-          <w:lang w:val="en-US"/>
-        </w:rPr>
-      </w:pPr>
-      <w:r>
-        <w:rPr>
-          <w:rFonts w:ascii="Roboto Mono" w:hAnsi="Roboto Mono"/>
-          <w:sz w:val="24"/>
-          <w:szCs w:val="24"/>
-          <w:lang w:val="en-US"/>
+        </w:rPr>
+      </w:pPr>
+      <w:r>
+        <w:rPr>
+          <w:rFonts w:ascii="Roboto Mono" w:hAnsi="Roboto Mono"/>
         </w:rPr>
         <w:t>Examples include services from:</w:t>
       </w:r>
@@ -1854,21 +1376,16 @@
       <w:pPr>
         <w:numPr>
           <w:ilvl w:val="0"/>
-          <w:numId w:val="21"/>
+          <w:numId w:val="9"/>
         </w:numPr>
-        <w:rPr>
-          <w:rFonts w:ascii="Roboto Mono" w:hAnsi="Roboto Mono"/>
-          <w:sz w:val="24"/>
-          <w:szCs w:val="24"/>
-          <w:lang w:val="en-US"/>
-        </w:rPr>
-      </w:pPr>
-      <w:r>
-        <w:rPr>
-          <w:rFonts w:ascii="Roboto Mono" w:hAnsi="Roboto Mono"/>
-          <w:sz w:val="24"/>
-          <w:szCs w:val="24"/>
-          <w:lang w:val="en-US"/>
+        <w:spacing w:after="0" w:line="276" w:lineRule="auto"/>
+        <w:rPr>
+          <w:rFonts w:ascii="Roboto Mono" w:hAnsi="Roboto Mono"/>
+        </w:rPr>
+      </w:pPr>
+      <w:r>
+        <w:rPr>
+          <w:rFonts w:ascii="Roboto Mono" w:hAnsi="Roboto Mono"/>
         </w:rPr>
         <w:t>Amazon Web Services</w:t>
       </w:r>
@@ -1877,21 +1394,16 @@
       <w:pPr>
         <w:numPr>
           <w:ilvl w:val="0"/>
-          <w:numId w:val="21"/>
+          <w:numId w:val="9"/>
         </w:numPr>
-        <w:rPr>
-          <w:rFonts w:ascii="Roboto Mono" w:hAnsi="Roboto Mono"/>
-          <w:sz w:val="24"/>
-          <w:szCs w:val="24"/>
-          <w:lang w:val="en-US"/>
-        </w:rPr>
-      </w:pPr>
-      <w:r>
-        <w:rPr>
-          <w:rFonts w:ascii="Roboto Mono" w:hAnsi="Roboto Mono"/>
-          <w:sz w:val="24"/>
-          <w:szCs w:val="24"/>
-          <w:lang w:val="en-US"/>
+        <w:spacing w:after="0" w:line="276" w:lineRule="auto"/>
+        <w:rPr>
+          <w:rFonts w:ascii="Roboto Mono" w:hAnsi="Roboto Mono"/>
+        </w:rPr>
+      </w:pPr>
+      <w:r>
+        <w:rPr>
+          <w:rFonts w:ascii="Roboto Mono" w:hAnsi="Roboto Mono"/>
         </w:rPr>
         <w:t>Microsoft</w:t>
       </w:r>
@@ -1900,21 +1412,16 @@
       <w:pPr>
         <w:numPr>
           <w:ilvl w:val="0"/>
-          <w:numId w:val="21"/>
+          <w:numId w:val="9"/>
         </w:numPr>
-        <w:rPr>
-          <w:rFonts w:ascii="Roboto Mono" w:hAnsi="Roboto Mono"/>
-          <w:sz w:val="24"/>
-          <w:szCs w:val="24"/>
-          <w:lang w:val="en-US"/>
-        </w:rPr>
-      </w:pPr>
-      <w:r>
-        <w:rPr>
-          <w:rFonts w:ascii="Roboto Mono" w:hAnsi="Roboto Mono"/>
-          <w:sz w:val="24"/>
-          <w:szCs w:val="24"/>
-          <w:lang w:val="en-US"/>
+        <w:spacing w:after="0" w:line="276" w:lineRule="auto"/>
+        <w:rPr>
+          <w:rFonts w:ascii="Roboto Mono" w:hAnsi="Roboto Mono"/>
+        </w:rPr>
+      </w:pPr>
+      <w:r>
+        <w:rPr>
+          <w:rFonts w:ascii="Roboto Mono" w:hAnsi="Roboto Mono"/>
         </w:rPr>
         <w:t>Google</w:t>
       </w:r>
@@ -1923,17 +1430,11 @@
       <w:pPr>
         <w:rPr>
           <w:rFonts w:ascii="Roboto Mono" w:hAnsi="Roboto Mono"/>
-          <w:sz w:val="24"/>
-          <w:szCs w:val="24"/>
-          <w:lang w:val="en-US"/>
-        </w:rPr>
-      </w:pPr>
-      <w:r>
-        <w:rPr>
-          <w:rFonts w:ascii="Roboto Mono" w:hAnsi="Roboto Mono"/>
-          <w:sz w:val="24"/>
-          <w:szCs w:val="24"/>
-          <w:lang w:val="en-US"/>
+        </w:rPr>
+      </w:pPr>
+      <w:r>
+        <w:rPr>
+          <w:rFonts w:ascii="Roboto Mono" w:hAnsi="Roboto Mono"/>
         </w:rPr>
         <w:t>Advantages:</w:t>
       </w:r>
@@ -1942,21 +1443,16 @@
       <w:pPr>
         <w:numPr>
           <w:ilvl w:val="0"/>
-          <w:numId w:val="22"/>
+          <w:numId w:val="10"/>
         </w:numPr>
-        <w:rPr>
-          <w:rFonts w:ascii="Roboto Mono" w:hAnsi="Roboto Mono"/>
-          <w:sz w:val="24"/>
-          <w:szCs w:val="24"/>
-          <w:lang w:val="en-US"/>
-        </w:rPr>
-      </w:pPr>
-      <w:r>
-        <w:rPr>
-          <w:rFonts w:ascii="Roboto Mono" w:hAnsi="Roboto Mono"/>
-          <w:sz w:val="24"/>
-          <w:szCs w:val="24"/>
-          <w:lang w:val="en-US"/>
+        <w:spacing w:after="0" w:line="276" w:lineRule="auto"/>
+        <w:rPr>
+          <w:rFonts w:ascii="Roboto Mono" w:hAnsi="Roboto Mono"/>
+        </w:rPr>
+      </w:pPr>
+      <w:r>
+        <w:rPr>
+          <w:rFonts w:ascii="Roboto Mono" w:hAnsi="Roboto Mono"/>
         </w:rPr>
         <w:t>Automatic scaling</w:t>
       </w:r>
@@ -1965,21 +1461,16 @@
       <w:pPr>
         <w:numPr>
           <w:ilvl w:val="0"/>
-          <w:numId w:val="22"/>
+          <w:numId w:val="10"/>
         </w:numPr>
-        <w:rPr>
-          <w:rFonts w:ascii="Roboto Mono" w:hAnsi="Roboto Mono"/>
-          <w:sz w:val="24"/>
-          <w:szCs w:val="24"/>
-          <w:lang w:val="en-US"/>
-        </w:rPr>
-      </w:pPr>
-      <w:r>
-        <w:rPr>
-          <w:rFonts w:ascii="Roboto Mono" w:hAnsi="Roboto Mono"/>
-          <w:sz w:val="24"/>
-          <w:szCs w:val="24"/>
-          <w:lang w:val="en-US"/>
+        <w:spacing w:after="0" w:line="276" w:lineRule="auto"/>
+        <w:rPr>
+          <w:rFonts w:ascii="Roboto Mono" w:hAnsi="Roboto Mono"/>
+        </w:rPr>
+      </w:pPr>
+      <w:r>
+        <w:rPr>
+          <w:rFonts w:ascii="Roboto Mono" w:hAnsi="Roboto Mono"/>
         </w:rPr>
         <w:t>High availability</w:t>
       </w:r>
@@ -1988,21 +1479,16 @@
       <w:pPr>
         <w:numPr>
           <w:ilvl w:val="0"/>
-          <w:numId w:val="22"/>
+          <w:numId w:val="10"/>
         </w:numPr>
-        <w:rPr>
-          <w:rFonts w:ascii="Roboto Mono" w:hAnsi="Roboto Mono"/>
-          <w:sz w:val="24"/>
-          <w:szCs w:val="24"/>
-          <w:lang w:val="en-US"/>
-        </w:rPr>
-      </w:pPr>
-      <w:r>
-        <w:rPr>
-          <w:rFonts w:ascii="Roboto Mono" w:hAnsi="Roboto Mono"/>
-          <w:sz w:val="24"/>
-          <w:szCs w:val="24"/>
-          <w:lang w:val="en-US"/>
+        <w:spacing w:after="0" w:line="276" w:lineRule="auto"/>
+        <w:rPr>
+          <w:rFonts w:ascii="Roboto Mono" w:hAnsi="Roboto Mono"/>
+        </w:rPr>
+      </w:pPr>
+      <w:r>
+        <w:rPr>
+          <w:rFonts w:ascii="Roboto Mono" w:hAnsi="Roboto Mono"/>
         </w:rPr>
         <w:t>Managed backups</w:t>
       </w:r>
@@ -2011,50 +1497,32 @@
       <w:pPr>
         <w:rPr>
           <w:rFonts w:ascii="Roboto Mono" w:hAnsi="Roboto Mono"/>
-          <w:sz w:val="24"/>
-          <w:szCs w:val="24"/>
-          <w:lang w:val="en-US"/>
-        </w:rPr>
-      </w:pPr>
-      <w:r>
-        <w:rPr>
-          <w:rFonts w:ascii="Roboto Mono" w:hAnsi="Roboto Mono"/>
-          <w:sz w:val="24"/>
-          <w:szCs w:val="24"/>
-          <w:lang w:val="en-US"/>
-        </w:rPr>
-        <w:pict w14:anchorId="2869817B">
-          <v:rect id="_x0000_i1418" style="width:0;height:1.5pt" o:hralign="center" o:hrstd="t" o:hr="t" fillcolor="#a0a0a0" stroked="f"/>
+        </w:rPr>
+      </w:pPr>
+      <w:r>
+        <w:rPr>
+          <w:rFonts w:ascii="Roboto Mono" w:hAnsi="Roboto Mono"/>
+        </w:rPr>
+        <w:pict w14:anchorId="6F6E4027">
+          <v:rect id="_x0000_i1033" style="width:0;height:1.5pt" o:hralign="center" o:hrstd="t" o:hr="t" fillcolor="#a0a0a0" stroked="f"/>
         </w:pict>
       </w:r>
     </w:p>
     <w:p>
       <w:pPr>
         <w:pStyle w:val="Heading2"/>
-        <w:rPr>
-          <w:lang w:val="en-US"/>
-        </w:rPr>
       </w:pPr>
       <w:r>
         <w:rPr>
           <w:rFonts w:ascii="Segoe UI Emoji" w:hAnsi="Segoe UI Emoji" w:cs="Segoe UI Emoji"/>
-          <w:lang w:val="en-US"/>
         </w:rPr>
         <w:t>🏗️</w:t>
       </w:r>
       <w:r>
-        <w:rPr>
-          <w:lang w:val="en-US"/>
-        </w:rPr>
         <w:t xml:space="preserve"> Common SQL Databases Used in Hosting</w:t>
       </w:r>
     </w:p>
     <w:p>
-      <w:pPr>
-        <w:rPr>
-          <w:lang w:val="en-US"/>
-        </w:rPr>
-      </w:pPr>
       <w:r>
         <w:rPr>
           <w:b/>
@@ -2140,9 +1608,6 @@
                 <w:rFonts w:ascii="Roboto Mono" w:hAnsi="Roboto Mono"/>
                 <w:b/>
                 <w:bCs/>
-                <w:sz w:val="24"/>
-                <w:szCs w:val="24"/>
-                <w:lang w:val="en-US"/>
               </w:rPr>
             </w:pPr>
             <w:r>
@@ -2150,9 +1615,6 @@
                 <w:rFonts w:ascii="Roboto Mono" w:hAnsi="Roboto Mono"/>
                 <w:b/>
                 <w:bCs/>
-                <w:sz w:val="24"/>
-                <w:szCs w:val="24"/>
-                <w:lang w:val="en-US"/>
               </w:rPr>
               <w:t>Database</w:t>
             </w:r>
@@ -2170,9 +1632,6 @@
                 <w:rFonts w:ascii="Roboto Mono" w:hAnsi="Roboto Mono"/>
                 <w:b/>
                 <w:bCs/>
-                <w:sz w:val="24"/>
-                <w:szCs w:val="24"/>
-                <w:lang w:val="en-US"/>
               </w:rPr>
             </w:pPr>
             <w:r>
@@ -2180,9 +1639,6 @@
                 <w:rFonts w:ascii="Roboto Mono" w:hAnsi="Roboto Mono"/>
                 <w:b/>
                 <w:bCs/>
-                <w:sz w:val="24"/>
-                <w:szCs w:val="24"/>
-                <w:lang w:val="en-US"/>
               </w:rPr>
               <w:t>Type</w:t>
             </w:r>
@@ -2203,17 +1659,11 @@
             <w:pPr>
               <w:rPr>
                 <w:rFonts w:ascii="Roboto Mono" w:hAnsi="Roboto Mono"/>
-                <w:sz w:val="24"/>
-                <w:szCs w:val="24"/>
-                <w:lang w:val="en-US"/>
               </w:rPr>
             </w:pPr>
             <w:r>
               <w:rPr>
                 <w:rFonts w:ascii="Roboto Mono" w:hAnsi="Roboto Mono"/>
-                <w:sz w:val="24"/>
-                <w:szCs w:val="24"/>
-                <w:lang w:val="en-US"/>
               </w:rPr>
               <w:t>MySQL</w:t>
             </w:r>
@@ -2229,17 +1679,11 @@
             <w:pPr>
               <w:rPr>
                 <w:rFonts w:ascii="Roboto Mono" w:hAnsi="Roboto Mono"/>
-                <w:sz w:val="24"/>
-                <w:szCs w:val="24"/>
-                <w:lang w:val="en-US"/>
               </w:rPr>
             </w:pPr>
             <w:r>
               <w:rPr>
                 <w:rFonts w:ascii="Roboto Mono" w:hAnsi="Roboto Mono"/>
-                <w:sz w:val="24"/>
-                <w:szCs w:val="24"/>
-                <w:lang w:val="en-US"/>
               </w:rPr>
               <w:t>Open Source</w:t>
             </w:r>
@@ -2260,19 +1704,12 @@
             <w:pPr>
               <w:rPr>
                 <w:rFonts w:ascii="Roboto Mono" w:hAnsi="Roboto Mono"/>
-                <w:sz w:val="24"/>
-                <w:szCs w:val="24"/>
-                <w:lang w:val="en-US"/>
               </w:rPr>
             </w:pPr>
             <w:r>
               <w:rPr>
                 <w:rFonts w:ascii="Roboto Mono" w:hAnsi="Roboto Mono"/>
-                <w:sz w:val="24"/>
-                <w:szCs w:val="24"/>
-                <w:lang w:val="en-US"/>
               </w:rPr>
-              <w:lastRenderedPageBreak/>
               <w:t>PostgreSQL</w:t>
             </w:r>
           </w:p>
@@ -2287,17 +1724,11 @@
             <w:pPr>
               <w:rPr>
                 <w:rFonts w:ascii="Roboto Mono" w:hAnsi="Roboto Mono"/>
-                <w:sz w:val="24"/>
-                <w:szCs w:val="24"/>
-                <w:lang w:val="en-US"/>
               </w:rPr>
             </w:pPr>
             <w:r>
               <w:rPr>
                 <w:rFonts w:ascii="Roboto Mono" w:hAnsi="Roboto Mono"/>
-                <w:sz w:val="24"/>
-                <w:szCs w:val="24"/>
-                <w:lang w:val="en-US"/>
               </w:rPr>
               <w:t>Open Source</w:t>
             </w:r>
@@ -2318,17 +1749,11 @@
             <w:pPr>
               <w:rPr>
                 <w:rFonts w:ascii="Roboto Mono" w:hAnsi="Roboto Mono"/>
-                <w:sz w:val="24"/>
-                <w:szCs w:val="24"/>
-                <w:lang w:val="en-US"/>
               </w:rPr>
             </w:pPr>
             <w:r>
               <w:rPr>
                 <w:rFonts w:ascii="Roboto Mono" w:hAnsi="Roboto Mono"/>
-                <w:sz w:val="24"/>
-                <w:szCs w:val="24"/>
-                <w:lang w:val="en-US"/>
               </w:rPr>
               <w:t>Microsoft SQL Server</w:t>
             </w:r>
@@ -2344,17 +1769,11 @@
             <w:pPr>
               <w:rPr>
                 <w:rFonts w:ascii="Roboto Mono" w:hAnsi="Roboto Mono"/>
-                <w:sz w:val="24"/>
-                <w:szCs w:val="24"/>
-                <w:lang w:val="en-US"/>
               </w:rPr>
             </w:pPr>
             <w:r>
               <w:rPr>
                 <w:rFonts w:ascii="Roboto Mono" w:hAnsi="Roboto Mono"/>
-                <w:sz w:val="24"/>
-                <w:szCs w:val="24"/>
-                <w:lang w:val="en-US"/>
               </w:rPr>
               <w:t>Commercial</w:t>
             </w:r>
@@ -2375,17 +1794,11 @@
             <w:pPr>
               <w:rPr>
                 <w:rFonts w:ascii="Roboto Mono" w:hAnsi="Roboto Mono"/>
-                <w:sz w:val="24"/>
-                <w:szCs w:val="24"/>
-                <w:lang w:val="en-US"/>
               </w:rPr>
             </w:pPr>
             <w:r>
               <w:rPr>
                 <w:rFonts w:ascii="Roboto Mono" w:hAnsi="Roboto Mono"/>
-                <w:sz w:val="24"/>
-                <w:szCs w:val="24"/>
-                <w:lang w:val="en-US"/>
               </w:rPr>
               <w:t>Oracle Database</w:t>
             </w:r>
@@ -2401,17 +1814,11 @@
             <w:pPr>
               <w:rPr>
                 <w:rFonts w:ascii="Roboto Mono" w:hAnsi="Roboto Mono"/>
-                <w:sz w:val="24"/>
-                <w:szCs w:val="24"/>
-                <w:lang w:val="en-US"/>
               </w:rPr>
             </w:pPr>
             <w:r>
               <w:rPr>
                 <w:rFonts w:ascii="Roboto Mono" w:hAnsi="Roboto Mono"/>
-                <w:sz w:val="24"/>
-                <w:szCs w:val="24"/>
-                <w:lang w:val="en-US"/>
               </w:rPr>
               <w:t>Commercial</w:t>
             </w:r>
@@ -2432,17 +1839,11 @@
             <w:pPr>
               <w:rPr>
                 <w:rFonts w:ascii="Roboto Mono" w:hAnsi="Roboto Mono"/>
-                <w:sz w:val="24"/>
-                <w:szCs w:val="24"/>
-                <w:lang w:val="en-US"/>
               </w:rPr>
             </w:pPr>
             <w:r>
               <w:rPr>
                 <w:rFonts w:ascii="Roboto Mono" w:hAnsi="Roboto Mono"/>
-                <w:sz w:val="24"/>
-                <w:szCs w:val="24"/>
-                <w:lang w:val="en-US"/>
               </w:rPr>
               <w:t>MariaDB</w:t>
             </w:r>
@@ -2458,17 +1859,11 @@
             <w:pPr>
               <w:rPr>
                 <w:rFonts w:ascii="Roboto Mono" w:hAnsi="Roboto Mono"/>
-                <w:sz w:val="24"/>
-                <w:szCs w:val="24"/>
-                <w:lang w:val="en-US"/>
               </w:rPr>
             </w:pPr>
             <w:r>
               <w:rPr>
                 <w:rFonts w:ascii="Roboto Mono" w:hAnsi="Roboto Mono"/>
-                <w:sz w:val="24"/>
-                <w:szCs w:val="24"/>
-                <w:lang w:val="en-US"/>
               </w:rPr>
               <w:t>Open Source</w:t>
             </w:r>
@@ -2480,50 +1875,32 @@
       <w:pPr>
         <w:rPr>
           <w:rFonts w:ascii="Roboto Mono" w:hAnsi="Roboto Mono"/>
-          <w:sz w:val="24"/>
-          <w:szCs w:val="24"/>
-          <w:lang w:val="en-US"/>
-        </w:rPr>
-      </w:pPr>
-      <w:r>
-        <w:rPr>
-          <w:rFonts w:ascii="Roboto Mono" w:hAnsi="Roboto Mono"/>
-          <w:sz w:val="24"/>
-          <w:szCs w:val="24"/>
-          <w:lang w:val="en-US"/>
-        </w:rPr>
-        <w:pict w14:anchorId="72991B2E">
-          <v:rect id="_x0000_i1419" style="width:0;height:1.5pt" o:hralign="center" o:hrstd="t" o:hr="t" fillcolor="#a0a0a0" stroked="f"/>
+        </w:rPr>
+      </w:pPr>
+      <w:r>
+        <w:rPr>
+          <w:rFonts w:ascii="Roboto Mono" w:hAnsi="Roboto Mono"/>
+        </w:rPr>
+        <w:pict w14:anchorId="73A0020A">
+          <v:rect id="_x0000_i1034" style="width:0;height:1.5pt" o:hralign="center" o:hrstd="t" o:hr="t" fillcolor="#a0a0a0" stroked="f"/>
         </w:pict>
       </w:r>
     </w:p>
     <w:p>
       <w:pPr>
         <w:pStyle w:val="Heading2"/>
-        <w:rPr>
-          <w:lang w:val="en-US"/>
-        </w:rPr>
       </w:pPr>
       <w:r>
         <w:rPr>
           <w:rFonts w:ascii="Segoe UI Emoji" w:hAnsi="Segoe UI Emoji" w:cs="Segoe UI Emoji"/>
-          <w:lang w:val="en-US"/>
         </w:rPr>
         <w:t>🔗</w:t>
       </w:r>
       <w:r>
-        <w:rPr>
-          <w:lang w:val="en-US"/>
-        </w:rPr>
         <w:t xml:space="preserve"> How Applications Connect</w:t>
       </w:r>
     </w:p>
     <w:p>
-      <w:pPr>
-        <w:rPr>
-          <w:lang w:val="en-US"/>
-        </w:rPr>
-      </w:pPr>
       <w:r>
         <w:rPr>
           <w:b/>
@@ -2580,17 +1957,11 @@
       <w:pPr>
         <w:rPr>
           <w:rFonts w:ascii="Roboto Mono" w:hAnsi="Roboto Mono"/>
-          <w:sz w:val="24"/>
-          <w:szCs w:val="24"/>
-          <w:lang w:val="en-US"/>
-        </w:rPr>
-      </w:pPr>
-      <w:r>
-        <w:rPr>
-          <w:rFonts w:ascii="Roboto Mono" w:hAnsi="Roboto Mono"/>
-          <w:sz w:val="24"/>
-          <w:szCs w:val="24"/>
-          <w:lang w:val="en-US"/>
+        </w:rPr>
+      </w:pPr>
+      <w:r>
+        <w:rPr>
+          <w:rFonts w:ascii="Roboto Mono" w:hAnsi="Roboto Mono"/>
         </w:rPr>
         <w:t>Applications connect using:</w:t>
       </w:r>
@@ -2599,17 +1970,11 @@
       <w:pPr>
         <w:rPr>
           <w:rFonts w:ascii="Roboto Mono" w:hAnsi="Roboto Mono"/>
-          <w:sz w:val="24"/>
-          <w:szCs w:val="24"/>
-          <w:lang w:val="en-US"/>
-        </w:rPr>
-      </w:pPr>
-      <w:r>
-        <w:rPr>
-          <w:rFonts w:ascii="Roboto Mono" w:hAnsi="Roboto Mono"/>
-          <w:sz w:val="24"/>
-          <w:szCs w:val="24"/>
-          <w:lang w:val="en-US"/>
+        </w:rPr>
+      </w:pPr>
+      <w:r>
+        <w:rPr>
+          <w:rFonts w:ascii="Roboto Mono" w:hAnsi="Roboto Mono"/>
         </w:rPr>
         <w:t>Host</w:t>
       </w:r>
@@ -2618,17 +1983,11 @@
       <w:pPr>
         <w:rPr>
           <w:rFonts w:ascii="Roboto Mono" w:hAnsi="Roboto Mono"/>
-          <w:sz w:val="24"/>
-          <w:szCs w:val="24"/>
-          <w:lang w:val="en-US"/>
-        </w:rPr>
-      </w:pPr>
-      <w:r>
-        <w:rPr>
-          <w:rFonts w:ascii="Roboto Mono" w:hAnsi="Roboto Mono"/>
-          <w:sz w:val="24"/>
-          <w:szCs w:val="24"/>
-          <w:lang w:val="en-US"/>
+        </w:rPr>
+      </w:pPr>
+      <w:r>
+        <w:rPr>
+          <w:rFonts w:ascii="Roboto Mono" w:hAnsi="Roboto Mono"/>
         </w:rPr>
         <w:t>Port</w:t>
       </w:r>
@@ -2637,17 +1996,11 @@
       <w:pPr>
         <w:rPr>
           <w:rFonts w:ascii="Roboto Mono" w:hAnsi="Roboto Mono"/>
-          <w:sz w:val="24"/>
-          <w:szCs w:val="24"/>
-          <w:lang w:val="en-US"/>
-        </w:rPr>
-      </w:pPr>
-      <w:r>
-        <w:rPr>
-          <w:rFonts w:ascii="Roboto Mono" w:hAnsi="Roboto Mono"/>
-          <w:sz w:val="24"/>
-          <w:szCs w:val="24"/>
-          <w:lang w:val="en-US"/>
+        </w:rPr>
+      </w:pPr>
+      <w:r>
+        <w:rPr>
+          <w:rFonts w:ascii="Roboto Mono" w:hAnsi="Roboto Mono"/>
         </w:rPr>
         <w:t>Database Name</w:t>
       </w:r>
@@ -2656,17 +2009,11 @@
       <w:pPr>
         <w:rPr>
           <w:rFonts w:ascii="Roboto Mono" w:hAnsi="Roboto Mono"/>
-          <w:sz w:val="24"/>
-          <w:szCs w:val="24"/>
-          <w:lang w:val="en-US"/>
-        </w:rPr>
-      </w:pPr>
-      <w:r>
-        <w:rPr>
-          <w:rFonts w:ascii="Roboto Mono" w:hAnsi="Roboto Mono"/>
-          <w:sz w:val="24"/>
-          <w:szCs w:val="24"/>
-          <w:lang w:val="en-US"/>
+        </w:rPr>
+      </w:pPr>
+      <w:r>
+        <w:rPr>
+          <w:rFonts w:ascii="Roboto Mono" w:hAnsi="Roboto Mono"/>
         </w:rPr>
         <w:t>Username</w:t>
       </w:r>
@@ -2675,17 +2022,11 @@
       <w:pPr>
         <w:rPr>
           <w:rFonts w:ascii="Roboto Mono" w:hAnsi="Roboto Mono"/>
-          <w:sz w:val="24"/>
-          <w:szCs w:val="24"/>
-          <w:lang w:val="en-US"/>
-        </w:rPr>
-      </w:pPr>
-      <w:r>
-        <w:rPr>
-          <w:rFonts w:ascii="Roboto Mono" w:hAnsi="Roboto Mono"/>
-          <w:sz w:val="24"/>
-          <w:szCs w:val="24"/>
-          <w:lang w:val="en-US"/>
+        </w:rPr>
+      </w:pPr>
+      <w:r>
+        <w:rPr>
+          <w:rFonts w:ascii="Roboto Mono" w:hAnsi="Roboto Mono"/>
         </w:rPr>
         <w:t>Password</w:t>
       </w:r>
@@ -2694,17 +2035,11 @@
       <w:pPr>
         <w:rPr>
           <w:rFonts w:ascii="Roboto Mono" w:hAnsi="Roboto Mono"/>
-          <w:sz w:val="24"/>
-          <w:szCs w:val="24"/>
-          <w:lang w:val="en-US"/>
-        </w:rPr>
-      </w:pPr>
-      <w:r>
-        <w:rPr>
-          <w:rFonts w:ascii="Roboto Mono" w:hAnsi="Roboto Mono"/>
-          <w:sz w:val="24"/>
-          <w:szCs w:val="24"/>
-          <w:lang w:val="en-US"/>
+        </w:rPr>
+      </w:pPr>
+      <w:r>
+        <w:rPr>
+          <w:rFonts w:ascii="Roboto Mono" w:hAnsi="Roboto Mono"/>
         </w:rPr>
         <w:t>Example:</w:t>
       </w:r>
@@ -2713,17 +2048,11 @@
       <w:pPr>
         <w:rPr>
           <w:rFonts w:ascii="Roboto Mono" w:hAnsi="Roboto Mono"/>
-          <w:sz w:val="24"/>
-          <w:szCs w:val="24"/>
-          <w:lang w:val="en-US"/>
-        </w:rPr>
-      </w:pPr>
-      <w:r>
-        <w:rPr>
-          <w:rFonts w:ascii="Roboto Mono" w:hAnsi="Roboto Mono"/>
-          <w:sz w:val="24"/>
-          <w:szCs w:val="24"/>
-          <w:lang w:val="en-US"/>
+        </w:rPr>
+      </w:pPr>
+      <w:r>
+        <w:rPr>
+          <w:rFonts w:ascii="Roboto Mono" w:hAnsi="Roboto Mono"/>
         </w:rPr>
         <w:t>Host: db.example.com</w:t>
       </w:r>
@@ -2732,17 +2061,11 @@
       <w:pPr>
         <w:rPr>
           <w:rFonts w:ascii="Roboto Mono" w:hAnsi="Roboto Mono"/>
-          <w:sz w:val="24"/>
-          <w:szCs w:val="24"/>
-          <w:lang w:val="en-US"/>
-        </w:rPr>
-      </w:pPr>
-      <w:r>
-        <w:rPr>
-          <w:rFonts w:ascii="Roboto Mono" w:hAnsi="Roboto Mono"/>
-          <w:sz w:val="24"/>
-          <w:szCs w:val="24"/>
-          <w:lang w:val="en-US"/>
+        </w:rPr>
+      </w:pPr>
+      <w:r>
+        <w:rPr>
+          <w:rFonts w:ascii="Roboto Mono" w:hAnsi="Roboto Mono"/>
         </w:rPr>
         <w:t>Port: 3306</w:t>
       </w:r>
@@ -2751,17 +2074,11 @@
       <w:pPr>
         <w:rPr>
           <w:rFonts w:ascii="Roboto Mono" w:hAnsi="Roboto Mono"/>
-          <w:sz w:val="24"/>
-          <w:szCs w:val="24"/>
-          <w:lang w:val="en-US"/>
-        </w:rPr>
-      </w:pPr>
-      <w:r>
-        <w:rPr>
-          <w:rFonts w:ascii="Roboto Mono" w:hAnsi="Roboto Mono"/>
-          <w:sz w:val="24"/>
-          <w:szCs w:val="24"/>
-          <w:lang w:val="en-US"/>
+        </w:rPr>
+      </w:pPr>
+      <w:r>
+        <w:rPr>
+          <w:rFonts w:ascii="Roboto Mono" w:hAnsi="Roboto Mono"/>
         </w:rPr>
         <w:t>Database: store_db</w:t>
       </w:r>
@@ -2770,17 +2087,11 @@
       <w:pPr>
         <w:rPr>
           <w:rFonts w:ascii="Roboto Mono" w:hAnsi="Roboto Mono"/>
-          <w:sz w:val="24"/>
-          <w:szCs w:val="24"/>
-          <w:lang w:val="en-US"/>
-        </w:rPr>
-      </w:pPr>
-      <w:r>
-        <w:rPr>
-          <w:rFonts w:ascii="Roboto Mono" w:hAnsi="Roboto Mono"/>
-          <w:sz w:val="24"/>
-          <w:szCs w:val="24"/>
-          <w:lang w:val="en-US"/>
+        </w:rPr>
+      </w:pPr>
+      <w:r>
+        <w:rPr>
+          <w:rFonts w:ascii="Roboto Mono" w:hAnsi="Roboto Mono"/>
         </w:rPr>
         <w:t>Username: admin</w:t>
       </w:r>
@@ -2789,17 +2100,11 @@
       <w:pPr>
         <w:rPr>
           <w:rFonts w:ascii="Roboto Mono" w:hAnsi="Roboto Mono"/>
-          <w:sz w:val="24"/>
-          <w:szCs w:val="24"/>
-          <w:lang w:val="en-US"/>
-        </w:rPr>
-      </w:pPr>
-      <w:r>
-        <w:rPr>
-          <w:rFonts w:ascii="Roboto Mono" w:hAnsi="Roboto Mono"/>
-          <w:sz w:val="24"/>
-          <w:szCs w:val="24"/>
-          <w:lang w:val="en-US"/>
+        </w:rPr>
+      </w:pPr>
+      <w:r>
+        <w:rPr>
+          <w:rFonts w:ascii="Roboto Mono" w:hAnsi="Roboto Mono"/>
         </w:rPr>
         <w:t>Password: ********</w:t>
       </w:r>
@@ -2808,50 +2113,32 @@
       <w:pPr>
         <w:rPr>
           <w:rFonts w:ascii="Roboto Mono" w:hAnsi="Roboto Mono"/>
-          <w:sz w:val="24"/>
-          <w:szCs w:val="24"/>
-          <w:lang w:val="en-US"/>
-        </w:rPr>
-      </w:pPr>
-      <w:r>
-        <w:rPr>
-          <w:rFonts w:ascii="Roboto Mono" w:hAnsi="Roboto Mono"/>
-          <w:sz w:val="24"/>
-          <w:szCs w:val="24"/>
-          <w:lang w:val="en-US"/>
-        </w:rPr>
-        <w:pict w14:anchorId="76B4A932">
-          <v:rect id="_x0000_i1420" style="width:0;height:1.5pt" o:hralign="center" o:hrstd="t" o:hr="t" fillcolor="#a0a0a0" stroked="f"/>
+        </w:rPr>
+      </w:pPr>
+      <w:r>
+        <w:rPr>
+          <w:rFonts w:ascii="Roboto Mono" w:hAnsi="Roboto Mono"/>
+        </w:rPr>
+        <w:pict w14:anchorId="5C7B2CCC">
+          <v:rect id="_x0000_i1035" style="width:0;height:1.5pt" o:hralign="center" o:hrstd="t" o:hr="t" fillcolor="#a0a0a0" stroked="f"/>
         </w:pict>
       </w:r>
     </w:p>
     <w:p>
       <w:pPr>
         <w:pStyle w:val="Heading2"/>
-        <w:rPr>
-          <w:lang w:val="en-US"/>
-        </w:rPr>
       </w:pPr>
       <w:r>
         <w:rPr>
           <w:rFonts w:ascii="Segoe UI Emoji" w:hAnsi="Segoe UI Emoji" w:cs="Segoe UI Emoji"/>
-          <w:lang w:val="en-US"/>
         </w:rPr>
         <w:t>🛠️</w:t>
       </w:r>
       <w:r>
-        <w:rPr>
-          <w:lang w:val="en-US"/>
-        </w:rPr>
         <w:t xml:space="preserve"> SQL Hosting vs Local Database</w:t>
       </w:r>
     </w:p>
     <w:p>
-      <w:pPr>
-        <w:rPr>
-          <w:lang w:val="en-US"/>
-        </w:rPr>
-      </w:pPr>
       <w:r>
         <w:rPr>
           <w:b/>
@@ -2938,9 +2225,6 @@
                 <w:rFonts w:ascii="Roboto Mono" w:hAnsi="Roboto Mono"/>
                 <w:b/>
                 <w:bCs/>
-                <w:sz w:val="24"/>
-                <w:szCs w:val="24"/>
-                <w:lang w:val="en-US"/>
               </w:rPr>
             </w:pPr>
             <w:r>
@@ -2948,9 +2232,6 @@
                 <w:rFonts w:ascii="Roboto Mono" w:hAnsi="Roboto Mono"/>
                 <w:b/>
                 <w:bCs/>
-                <w:sz w:val="24"/>
-                <w:szCs w:val="24"/>
-                <w:lang w:val="en-US"/>
               </w:rPr>
               <w:t>Feature</w:t>
             </w:r>
@@ -2968,9 +2249,6 @@
                 <w:rFonts w:ascii="Roboto Mono" w:hAnsi="Roboto Mono"/>
                 <w:b/>
                 <w:bCs/>
-                <w:sz w:val="24"/>
-                <w:szCs w:val="24"/>
-                <w:lang w:val="en-US"/>
               </w:rPr>
             </w:pPr>
             <w:r>
@@ -2978,9 +2256,6 @@
                 <w:rFonts w:ascii="Roboto Mono" w:hAnsi="Roboto Mono"/>
                 <w:b/>
                 <w:bCs/>
-                <w:sz w:val="24"/>
-                <w:szCs w:val="24"/>
-                <w:lang w:val="en-US"/>
               </w:rPr>
               <w:t>Local Database</w:t>
             </w:r>
@@ -2998,9 +2273,6 @@
                 <w:rFonts w:ascii="Roboto Mono" w:hAnsi="Roboto Mono"/>
                 <w:b/>
                 <w:bCs/>
-                <w:sz w:val="24"/>
-                <w:szCs w:val="24"/>
-                <w:lang w:val="en-US"/>
               </w:rPr>
             </w:pPr>
             <w:r>
@@ -3008,9 +2280,6 @@
                 <w:rFonts w:ascii="Roboto Mono" w:hAnsi="Roboto Mono"/>
                 <w:b/>
                 <w:bCs/>
-                <w:sz w:val="24"/>
-                <w:szCs w:val="24"/>
-                <w:lang w:val="en-US"/>
               </w:rPr>
               <w:t>SQL Hosting</w:t>
             </w:r>
@@ -3031,17 +2300,11 @@
             <w:pPr>
               <w:rPr>
                 <w:rFonts w:ascii="Roboto Mono" w:hAnsi="Roboto Mono"/>
-                <w:sz w:val="24"/>
-                <w:szCs w:val="24"/>
-                <w:lang w:val="en-US"/>
               </w:rPr>
             </w:pPr>
             <w:r>
               <w:rPr>
                 <w:rFonts w:ascii="Roboto Mono" w:hAnsi="Roboto Mono"/>
-                <w:sz w:val="24"/>
-                <w:szCs w:val="24"/>
-                <w:lang w:val="en-US"/>
               </w:rPr>
               <w:t>Internet Access</w:t>
             </w:r>
@@ -3057,17 +2320,11 @@
             <w:pPr>
               <w:rPr>
                 <w:rFonts w:ascii="Roboto Mono" w:hAnsi="Roboto Mono"/>
-                <w:sz w:val="24"/>
-                <w:szCs w:val="24"/>
-                <w:lang w:val="en-US"/>
               </w:rPr>
             </w:pPr>
             <w:r>
               <w:rPr>
                 <w:rFonts w:ascii="Roboto Mono" w:hAnsi="Roboto Mono"/>
-                <w:sz w:val="24"/>
-                <w:szCs w:val="24"/>
-                <w:lang w:val="en-US"/>
               </w:rPr>
               <w:t>No</w:t>
             </w:r>
@@ -3083,17 +2340,11 @@
             <w:pPr>
               <w:rPr>
                 <w:rFonts w:ascii="Roboto Mono" w:hAnsi="Roboto Mono"/>
-                <w:sz w:val="24"/>
-                <w:szCs w:val="24"/>
-                <w:lang w:val="en-US"/>
               </w:rPr>
             </w:pPr>
             <w:r>
               <w:rPr>
                 <w:rFonts w:ascii="Roboto Mono" w:hAnsi="Roboto Mono"/>
-                <w:sz w:val="24"/>
-                <w:szCs w:val="24"/>
-                <w:lang w:val="en-US"/>
               </w:rPr>
               <w:t>Yes</w:t>
             </w:r>
@@ -3114,17 +2365,11 @@
             <w:pPr>
               <w:rPr>
                 <w:rFonts w:ascii="Roboto Mono" w:hAnsi="Roboto Mono"/>
-                <w:sz w:val="24"/>
-                <w:szCs w:val="24"/>
-                <w:lang w:val="en-US"/>
               </w:rPr>
             </w:pPr>
             <w:r>
               <w:rPr>
                 <w:rFonts w:ascii="Roboto Mono" w:hAnsi="Roboto Mono"/>
-                <w:sz w:val="24"/>
-                <w:szCs w:val="24"/>
-                <w:lang w:val="en-US"/>
               </w:rPr>
               <w:t>Multi-User Access</w:t>
             </w:r>
@@ -3140,17 +2385,11 @@
             <w:pPr>
               <w:rPr>
                 <w:rFonts w:ascii="Roboto Mono" w:hAnsi="Roboto Mono"/>
-                <w:sz w:val="24"/>
-                <w:szCs w:val="24"/>
-                <w:lang w:val="en-US"/>
               </w:rPr>
             </w:pPr>
             <w:r>
               <w:rPr>
                 <w:rFonts w:ascii="Roboto Mono" w:hAnsi="Roboto Mono"/>
-                <w:sz w:val="24"/>
-                <w:szCs w:val="24"/>
-                <w:lang w:val="en-US"/>
               </w:rPr>
               <w:t>Limited</w:t>
             </w:r>
@@ -3166,17 +2405,11 @@
             <w:pPr>
               <w:rPr>
                 <w:rFonts w:ascii="Roboto Mono" w:hAnsi="Roboto Mono"/>
-                <w:sz w:val="24"/>
-                <w:szCs w:val="24"/>
-                <w:lang w:val="en-US"/>
               </w:rPr>
             </w:pPr>
             <w:r>
               <w:rPr>
                 <w:rFonts w:ascii="Roboto Mono" w:hAnsi="Roboto Mono"/>
-                <w:sz w:val="24"/>
-                <w:szCs w:val="24"/>
-                <w:lang w:val="en-US"/>
               </w:rPr>
               <w:t>Yes</w:t>
             </w:r>
@@ -3197,17 +2430,11 @@
             <w:pPr>
               <w:rPr>
                 <w:rFonts w:ascii="Roboto Mono" w:hAnsi="Roboto Mono"/>
-                <w:sz w:val="24"/>
-                <w:szCs w:val="24"/>
-                <w:lang w:val="en-US"/>
               </w:rPr>
             </w:pPr>
             <w:r>
               <w:rPr>
                 <w:rFonts w:ascii="Roboto Mono" w:hAnsi="Roboto Mono"/>
-                <w:sz w:val="24"/>
-                <w:szCs w:val="24"/>
-                <w:lang w:val="en-US"/>
               </w:rPr>
               <w:t>Backups</w:t>
             </w:r>
@@ -3223,17 +2450,11 @@
             <w:pPr>
               <w:rPr>
                 <w:rFonts w:ascii="Roboto Mono" w:hAnsi="Roboto Mono"/>
-                <w:sz w:val="24"/>
-                <w:szCs w:val="24"/>
-                <w:lang w:val="en-US"/>
               </w:rPr>
             </w:pPr>
             <w:r>
               <w:rPr>
                 <w:rFonts w:ascii="Roboto Mono" w:hAnsi="Roboto Mono"/>
-                <w:sz w:val="24"/>
-                <w:szCs w:val="24"/>
-                <w:lang w:val="en-US"/>
               </w:rPr>
               <w:t>Manual</w:t>
             </w:r>
@@ -3249,17 +2470,11 @@
             <w:pPr>
               <w:rPr>
                 <w:rFonts w:ascii="Roboto Mono" w:hAnsi="Roboto Mono"/>
-                <w:sz w:val="24"/>
-                <w:szCs w:val="24"/>
-                <w:lang w:val="en-US"/>
               </w:rPr>
             </w:pPr>
             <w:r>
               <w:rPr>
                 <w:rFonts w:ascii="Roboto Mono" w:hAnsi="Roboto Mono"/>
-                <w:sz w:val="24"/>
-                <w:szCs w:val="24"/>
-                <w:lang w:val="en-US"/>
               </w:rPr>
               <w:t>Often Automatic</w:t>
             </w:r>
@@ -3280,17 +2495,11 @@
             <w:pPr>
               <w:rPr>
                 <w:rFonts w:ascii="Roboto Mono" w:hAnsi="Roboto Mono"/>
-                <w:sz w:val="24"/>
-                <w:szCs w:val="24"/>
-                <w:lang w:val="en-US"/>
               </w:rPr>
             </w:pPr>
             <w:r>
               <w:rPr>
                 <w:rFonts w:ascii="Roboto Mono" w:hAnsi="Roboto Mono"/>
-                <w:sz w:val="24"/>
-                <w:szCs w:val="24"/>
-                <w:lang w:val="en-US"/>
               </w:rPr>
               <w:t>Availability</w:t>
             </w:r>
@@ -3306,17 +2515,11 @@
             <w:pPr>
               <w:rPr>
                 <w:rFonts w:ascii="Roboto Mono" w:hAnsi="Roboto Mono"/>
-                <w:sz w:val="24"/>
-                <w:szCs w:val="24"/>
-                <w:lang w:val="en-US"/>
               </w:rPr>
             </w:pPr>
             <w:r>
               <w:rPr>
                 <w:rFonts w:ascii="Roboto Mono" w:hAnsi="Roboto Mono"/>
-                <w:sz w:val="24"/>
-                <w:szCs w:val="24"/>
-                <w:lang w:val="en-US"/>
               </w:rPr>
               <w:t>Only when PC is on</w:t>
             </w:r>
@@ -3332,17 +2535,11 @@
             <w:pPr>
               <w:rPr>
                 <w:rFonts w:ascii="Roboto Mono" w:hAnsi="Roboto Mono"/>
-                <w:sz w:val="24"/>
-                <w:szCs w:val="24"/>
-                <w:lang w:val="en-US"/>
               </w:rPr>
             </w:pPr>
             <w:r>
               <w:rPr>
                 <w:rFonts w:ascii="Roboto Mono" w:hAnsi="Roboto Mono"/>
-                <w:sz w:val="24"/>
-                <w:szCs w:val="24"/>
-                <w:lang w:val="en-US"/>
               </w:rPr>
               <w:t>24/7</w:t>
             </w:r>
@@ -3363,17 +2560,11 @@
             <w:pPr>
               <w:rPr>
                 <w:rFonts w:ascii="Roboto Mono" w:hAnsi="Roboto Mono"/>
-                <w:sz w:val="24"/>
-                <w:szCs w:val="24"/>
-                <w:lang w:val="en-US"/>
               </w:rPr>
             </w:pPr>
             <w:r>
               <w:rPr>
                 <w:rFonts w:ascii="Roboto Mono" w:hAnsi="Roboto Mono"/>
-                <w:sz w:val="24"/>
-                <w:szCs w:val="24"/>
-                <w:lang w:val="en-US"/>
               </w:rPr>
               <w:t>Scalability</w:t>
             </w:r>
@@ -3389,17 +2580,11 @@
             <w:pPr>
               <w:rPr>
                 <w:rFonts w:ascii="Roboto Mono" w:hAnsi="Roboto Mono"/>
-                <w:sz w:val="24"/>
-                <w:szCs w:val="24"/>
-                <w:lang w:val="en-US"/>
               </w:rPr>
             </w:pPr>
             <w:r>
               <w:rPr>
                 <w:rFonts w:ascii="Roboto Mono" w:hAnsi="Roboto Mono"/>
-                <w:sz w:val="24"/>
-                <w:szCs w:val="24"/>
-                <w:lang w:val="en-US"/>
               </w:rPr>
               <w:t>Limited</w:t>
             </w:r>
@@ -3415,17 +2600,11 @@
             <w:pPr>
               <w:rPr>
                 <w:rFonts w:ascii="Roboto Mono" w:hAnsi="Roboto Mono"/>
-                <w:sz w:val="24"/>
-                <w:szCs w:val="24"/>
-                <w:lang w:val="en-US"/>
               </w:rPr>
             </w:pPr>
             <w:r>
               <w:rPr>
                 <w:rFonts w:ascii="Roboto Mono" w:hAnsi="Roboto Mono"/>
-                <w:sz w:val="24"/>
-                <w:szCs w:val="24"/>
-                <w:lang w:val="en-US"/>
               </w:rPr>
               <w:t>High</w:t>
             </w:r>
@@ -3437,51 +2616,32 @@
       <w:pPr>
         <w:rPr>
           <w:rFonts w:ascii="Roboto Mono" w:hAnsi="Roboto Mono"/>
-          <w:sz w:val="24"/>
-          <w:szCs w:val="24"/>
-          <w:lang w:val="en-US"/>
-        </w:rPr>
-      </w:pPr>
-      <w:r>
-        <w:rPr>
-          <w:rFonts w:ascii="Roboto Mono" w:hAnsi="Roboto Mono"/>
-          <w:sz w:val="24"/>
-          <w:szCs w:val="24"/>
-          <w:lang w:val="en-US"/>
-        </w:rPr>
-        <w:lastRenderedPageBreak/>
-        <w:pict w14:anchorId="0BCBDC2D">
-          <v:rect id="_x0000_i1421" style="width:0;height:1.5pt" o:hralign="center" o:hrstd="t" o:hr="t" fillcolor="#a0a0a0" stroked="f"/>
+        </w:rPr>
+      </w:pPr>
+      <w:r>
+        <w:rPr>
+          <w:rFonts w:ascii="Roboto Mono" w:hAnsi="Roboto Mono"/>
+        </w:rPr>
+        <w:pict w14:anchorId="7C726EFD">
+          <v:rect id="_x0000_i1036" style="width:0;height:1.5pt" o:hralign="center" o:hrstd="t" o:hr="t" fillcolor="#a0a0a0" stroked="f"/>
         </w:pict>
       </w:r>
     </w:p>
     <w:p>
       <w:pPr>
         <w:pStyle w:val="Heading2"/>
-        <w:rPr>
-          <w:lang w:val="en-US"/>
-        </w:rPr>
       </w:pPr>
       <w:r>
         <w:rPr>
           <w:rFonts w:ascii="Segoe UI Emoji" w:hAnsi="Segoe UI Emoji" w:cs="Segoe UI Emoji"/>
-          <w:lang w:val="en-US"/>
         </w:rPr>
         <w:t>📦</w:t>
       </w:r>
       <w:r>
-        <w:rPr>
-          <w:lang w:val="en-US"/>
-        </w:rPr>
         <w:t xml:space="preserve"> SQL Hosting vs Web Hosting</w:t>
       </w:r>
     </w:p>
     <w:p>
-      <w:pPr>
-        <w:rPr>
-          <w:lang w:val="en-US"/>
-        </w:rPr>
-      </w:pPr>
       <w:r>
         <w:rPr>
           <w:b/>
@@ -3540,9 +2700,6 @@
           <w:rFonts w:ascii="Roboto Mono" w:hAnsi="Roboto Mono"/>
           <w:b/>
           <w:bCs/>
-          <w:sz w:val="24"/>
-          <w:szCs w:val="24"/>
-          <w:lang w:val="en-US"/>
         </w:rPr>
       </w:pPr>
       <w:r>
@@ -3550,9 +2707,6 @@
           <w:rFonts w:ascii="Roboto Mono" w:hAnsi="Roboto Mono"/>
           <w:b/>
           <w:bCs/>
-          <w:sz w:val="24"/>
-          <w:szCs w:val="24"/>
-          <w:lang w:val="en-US"/>
         </w:rPr>
         <w:t>Web Hosting</w:t>
       </w:r>
@@ -3561,17 +2715,11 @@
       <w:pPr>
         <w:rPr>
           <w:rFonts w:ascii="Roboto Mono" w:hAnsi="Roboto Mono"/>
-          <w:sz w:val="24"/>
-          <w:szCs w:val="24"/>
-          <w:lang w:val="en-US"/>
-        </w:rPr>
-      </w:pPr>
-      <w:r>
-        <w:rPr>
-          <w:rFonts w:ascii="Roboto Mono" w:hAnsi="Roboto Mono"/>
-          <w:sz w:val="24"/>
-          <w:szCs w:val="24"/>
-          <w:lang w:val="en-US"/>
+        </w:rPr>
+      </w:pPr>
+      <w:r>
+        <w:rPr>
+          <w:rFonts w:ascii="Roboto Mono" w:hAnsi="Roboto Mono"/>
         </w:rPr>
         <w:t>Hosts:</w:t>
       </w:r>
@@ -3580,17 +2728,11 @@
       <w:pPr>
         <w:rPr>
           <w:rFonts w:ascii="Roboto Mono" w:hAnsi="Roboto Mono"/>
-          <w:sz w:val="24"/>
-          <w:szCs w:val="24"/>
-          <w:lang w:val="en-US"/>
-        </w:rPr>
-      </w:pPr>
-      <w:r>
-        <w:rPr>
-          <w:rFonts w:ascii="Roboto Mono" w:hAnsi="Roboto Mono"/>
-          <w:sz w:val="24"/>
-          <w:szCs w:val="24"/>
-          <w:lang w:val="en-US"/>
+        </w:rPr>
+      </w:pPr>
+      <w:r>
+        <w:rPr>
+          <w:rFonts w:ascii="Roboto Mono" w:hAnsi="Roboto Mono"/>
         </w:rPr>
         <w:t>HTML</w:t>
       </w:r>
@@ -3599,17 +2741,11 @@
       <w:pPr>
         <w:rPr>
           <w:rFonts w:ascii="Roboto Mono" w:hAnsi="Roboto Mono"/>
-          <w:sz w:val="24"/>
-          <w:szCs w:val="24"/>
-          <w:lang w:val="en-US"/>
-        </w:rPr>
-      </w:pPr>
-      <w:r>
-        <w:rPr>
-          <w:rFonts w:ascii="Roboto Mono" w:hAnsi="Roboto Mono"/>
-          <w:sz w:val="24"/>
-          <w:szCs w:val="24"/>
-          <w:lang w:val="en-US"/>
+        </w:rPr>
+      </w:pPr>
+      <w:r>
+        <w:rPr>
+          <w:rFonts w:ascii="Roboto Mono" w:hAnsi="Roboto Mono"/>
         </w:rPr>
         <w:t>CSS</w:t>
       </w:r>
@@ -3618,17 +2754,11 @@
       <w:pPr>
         <w:rPr>
           <w:rFonts w:ascii="Roboto Mono" w:hAnsi="Roboto Mono"/>
-          <w:sz w:val="24"/>
-          <w:szCs w:val="24"/>
-          <w:lang w:val="en-US"/>
-        </w:rPr>
-      </w:pPr>
-      <w:r>
-        <w:rPr>
-          <w:rFonts w:ascii="Roboto Mono" w:hAnsi="Roboto Mono"/>
-          <w:sz w:val="24"/>
-          <w:szCs w:val="24"/>
-          <w:lang w:val="en-US"/>
+        </w:rPr>
+      </w:pPr>
+      <w:r>
+        <w:rPr>
+          <w:rFonts w:ascii="Roboto Mono" w:hAnsi="Roboto Mono"/>
         </w:rPr>
         <w:t>JavaScript</w:t>
       </w:r>
@@ -3637,17 +2767,11 @@
       <w:pPr>
         <w:rPr>
           <w:rFonts w:ascii="Roboto Mono" w:hAnsi="Roboto Mono"/>
-          <w:sz w:val="24"/>
-          <w:szCs w:val="24"/>
-          <w:lang w:val="en-US"/>
-        </w:rPr>
-      </w:pPr>
-      <w:r>
-        <w:rPr>
-          <w:rFonts w:ascii="Roboto Mono" w:hAnsi="Roboto Mono"/>
-          <w:sz w:val="24"/>
-          <w:szCs w:val="24"/>
-          <w:lang w:val="en-US"/>
+        </w:rPr>
+      </w:pPr>
+      <w:r>
+        <w:rPr>
+          <w:rFonts w:ascii="Roboto Mono" w:hAnsi="Roboto Mono"/>
         </w:rPr>
         <w:t>PHP</w:t>
       </w:r>
@@ -3656,17 +2780,11 @@
       <w:pPr>
         <w:rPr>
           <w:rFonts w:ascii="Roboto Mono" w:hAnsi="Roboto Mono"/>
-          <w:sz w:val="24"/>
-          <w:szCs w:val="24"/>
-          <w:lang w:val="en-US"/>
-        </w:rPr>
-      </w:pPr>
-      <w:r>
-        <w:rPr>
-          <w:rFonts w:ascii="Roboto Mono" w:hAnsi="Roboto Mono"/>
-          <w:sz w:val="24"/>
-          <w:szCs w:val="24"/>
-          <w:lang w:val="en-US"/>
+        </w:rPr>
+      </w:pPr>
+      <w:r>
+        <w:rPr>
+          <w:rFonts w:ascii="Roboto Mono" w:hAnsi="Roboto Mono"/>
         </w:rPr>
         <w:t>Images</w:t>
       </w:r>
@@ -3675,20 +2793,14 @@
       <w:pPr>
         <w:rPr>
           <w:rFonts w:ascii="Roboto Mono" w:hAnsi="Roboto Mono"/>
-          <w:sz w:val="24"/>
-          <w:szCs w:val="24"/>
-          <w:lang w:val="en-US"/>
-        </w:rPr>
-      </w:pPr>
-      <w:r>
-        <w:rPr>
-          <w:rFonts w:ascii="Roboto Mono" w:hAnsi="Roboto Mono"/>
-          <w:sz w:val="24"/>
-          <w:szCs w:val="24"/>
-          <w:lang w:val="en-US"/>
-        </w:rPr>
-        <w:pict w14:anchorId="26CA6B50">
-          <v:rect id="_x0000_i1422" style="width:0;height:1.5pt" o:hralign="center" o:hrstd="t" o:hr="t" fillcolor="#a0a0a0" stroked="f"/>
+        </w:rPr>
+      </w:pPr>
+      <w:r>
+        <w:rPr>
+          <w:rFonts w:ascii="Roboto Mono" w:hAnsi="Roboto Mono"/>
+        </w:rPr>
+        <w:pict w14:anchorId="4D18DACB">
+          <v:rect id="_x0000_i1037" style="width:0;height:1.5pt" o:hralign="center" o:hrstd="t" o:hr="t" fillcolor="#a0a0a0" stroked="f"/>
         </w:pict>
       </w:r>
     </w:p>
@@ -3698,9 +2810,6 @@
           <w:rFonts w:ascii="Roboto Mono" w:hAnsi="Roboto Mono"/>
           <w:b/>
           <w:bCs/>
-          <w:sz w:val="24"/>
-          <w:szCs w:val="24"/>
-          <w:lang w:val="en-US"/>
         </w:rPr>
       </w:pPr>
       <w:r>
@@ -3708,9 +2817,6 @@
           <w:rFonts w:ascii="Roboto Mono" w:hAnsi="Roboto Mono"/>
           <w:b/>
           <w:bCs/>
-          <w:sz w:val="24"/>
-          <w:szCs w:val="24"/>
-          <w:lang w:val="en-US"/>
         </w:rPr>
         <w:t>SQL Hosting</w:t>
       </w:r>
@@ -3719,17 +2825,11 @@
       <w:pPr>
         <w:rPr>
           <w:rFonts w:ascii="Roboto Mono" w:hAnsi="Roboto Mono"/>
-          <w:sz w:val="24"/>
-          <w:szCs w:val="24"/>
-          <w:lang w:val="en-US"/>
-        </w:rPr>
-      </w:pPr>
-      <w:r>
-        <w:rPr>
-          <w:rFonts w:ascii="Roboto Mono" w:hAnsi="Roboto Mono"/>
-          <w:sz w:val="24"/>
-          <w:szCs w:val="24"/>
-          <w:lang w:val="en-US"/>
+        </w:rPr>
+      </w:pPr>
+      <w:r>
+        <w:rPr>
+          <w:rFonts w:ascii="Roboto Mono" w:hAnsi="Roboto Mono"/>
         </w:rPr>
         <w:t>Hosts:</w:t>
       </w:r>
@@ -3738,17 +2838,11 @@
       <w:pPr>
         <w:rPr>
           <w:rFonts w:ascii="Roboto Mono" w:hAnsi="Roboto Mono"/>
-          <w:sz w:val="24"/>
-          <w:szCs w:val="24"/>
-          <w:lang w:val="en-US"/>
-        </w:rPr>
-      </w:pPr>
-      <w:r>
-        <w:rPr>
-          <w:rFonts w:ascii="Roboto Mono" w:hAnsi="Roboto Mono"/>
-          <w:sz w:val="24"/>
-          <w:szCs w:val="24"/>
-          <w:lang w:val="en-US"/>
+        </w:rPr>
+      </w:pPr>
+      <w:r>
+        <w:rPr>
+          <w:rFonts w:ascii="Roboto Mono" w:hAnsi="Roboto Mono"/>
         </w:rPr>
         <w:t>Databases</w:t>
       </w:r>
@@ -3757,17 +2851,11 @@
       <w:pPr>
         <w:rPr>
           <w:rFonts w:ascii="Roboto Mono" w:hAnsi="Roboto Mono"/>
-          <w:sz w:val="24"/>
-          <w:szCs w:val="24"/>
-          <w:lang w:val="en-US"/>
-        </w:rPr>
-      </w:pPr>
-      <w:r>
-        <w:rPr>
-          <w:rFonts w:ascii="Roboto Mono" w:hAnsi="Roboto Mono"/>
-          <w:sz w:val="24"/>
-          <w:szCs w:val="24"/>
-          <w:lang w:val="en-US"/>
+        </w:rPr>
+      </w:pPr>
+      <w:r>
+        <w:rPr>
+          <w:rFonts w:ascii="Roboto Mono" w:hAnsi="Roboto Mono"/>
         </w:rPr>
         <w:t>Tables</w:t>
       </w:r>
@@ -3776,17 +2864,11 @@
       <w:pPr>
         <w:rPr>
           <w:rFonts w:ascii="Roboto Mono" w:hAnsi="Roboto Mono"/>
-          <w:sz w:val="24"/>
-          <w:szCs w:val="24"/>
-          <w:lang w:val="en-US"/>
-        </w:rPr>
-      </w:pPr>
-      <w:r>
-        <w:rPr>
-          <w:rFonts w:ascii="Roboto Mono" w:hAnsi="Roboto Mono"/>
-          <w:sz w:val="24"/>
-          <w:szCs w:val="24"/>
-          <w:lang w:val="en-US"/>
+        </w:rPr>
+      </w:pPr>
+      <w:r>
+        <w:rPr>
+          <w:rFonts w:ascii="Roboto Mono" w:hAnsi="Roboto Mono"/>
         </w:rPr>
         <w:t>Records</w:t>
       </w:r>
@@ -3795,17 +2877,11 @@
       <w:pPr>
         <w:rPr>
           <w:rFonts w:ascii="Roboto Mono" w:hAnsi="Roboto Mono"/>
-          <w:sz w:val="24"/>
-          <w:szCs w:val="24"/>
-          <w:lang w:val="en-US"/>
-        </w:rPr>
-      </w:pPr>
-      <w:r>
-        <w:rPr>
-          <w:rFonts w:ascii="Roboto Mono" w:hAnsi="Roboto Mono"/>
-          <w:sz w:val="24"/>
-          <w:szCs w:val="24"/>
-          <w:lang w:val="en-US"/>
+        </w:rPr>
+      </w:pPr>
+      <w:r>
+        <w:rPr>
+          <w:rFonts w:ascii="Roboto Mono" w:hAnsi="Roboto Mono"/>
         </w:rPr>
         <w:t>Stored Procedures</w:t>
       </w:r>
@@ -3814,17 +2890,11 @@
       <w:pPr>
         <w:rPr>
           <w:rFonts w:ascii="Roboto Mono" w:hAnsi="Roboto Mono"/>
-          <w:sz w:val="24"/>
-          <w:szCs w:val="24"/>
-          <w:lang w:val="en-US"/>
-        </w:rPr>
-      </w:pPr>
-      <w:r>
-        <w:rPr>
-          <w:rFonts w:ascii="Roboto Mono" w:hAnsi="Roboto Mono"/>
-          <w:sz w:val="24"/>
-          <w:szCs w:val="24"/>
-          <w:lang w:val="en-US"/>
+        </w:rPr>
+      </w:pPr>
+      <w:r>
+        <w:rPr>
+          <w:rFonts w:ascii="Roboto Mono" w:hAnsi="Roboto Mono"/>
         </w:rPr>
         <w:t>Indexes</w:t>
       </w:r>
@@ -3833,20 +2903,14 @@
       <w:pPr>
         <w:rPr>
           <w:rFonts w:ascii="Roboto Mono" w:hAnsi="Roboto Mono"/>
-          <w:sz w:val="24"/>
-          <w:szCs w:val="24"/>
-          <w:lang w:val="en-US"/>
-        </w:rPr>
-      </w:pPr>
-      <w:r>
-        <w:rPr>
-          <w:rFonts w:ascii="Roboto Mono" w:hAnsi="Roboto Mono"/>
-          <w:sz w:val="24"/>
-          <w:szCs w:val="24"/>
-          <w:lang w:val="en-US"/>
-        </w:rPr>
-        <w:pict w14:anchorId="3E83A20C">
-          <v:rect id="_x0000_i1423" style="width:0;height:1.5pt" o:hralign="center" o:hrstd="t" o:hr="t" fillcolor="#a0a0a0" stroked="f"/>
+        </w:rPr>
+      </w:pPr>
+      <w:r>
+        <w:rPr>
+          <w:rFonts w:ascii="Roboto Mono" w:hAnsi="Roboto Mono"/>
+        </w:rPr>
+        <w:pict w14:anchorId="4D8E7363">
+          <v:rect id="_x0000_i1038" style="width:0;height:1.5pt" o:hralign="center" o:hrstd="t" o:hr="t" fillcolor="#a0a0a0" stroked="f"/>
         </w:pict>
       </w:r>
     </w:p>
@@ -3854,17 +2918,11 @@
       <w:pPr>
         <w:rPr>
           <w:rFonts w:ascii="Roboto Mono" w:hAnsi="Roboto Mono"/>
-          <w:sz w:val="24"/>
-          <w:szCs w:val="24"/>
-          <w:lang w:val="en-US"/>
-        </w:rPr>
-      </w:pPr>
-      <w:r>
-        <w:rPr>
-          <w:rFonts w:ascii="Roboto Mono" w:hAnsi="Roboto Mono"/>
-          <w:sz w:val="24"/>
-          <w:szCs w:val="24"/>
-          <w:lang w:val="en-US"/>
+        </w:rPr>
+      </w:pPr>
+      <w:r>
+        <w:rPr>
+          <w:rFonts w:ascii="Roboto Mono" w:hAnsi="Roboto Mono"/>
         </w:rPr>
         <w:t>Many hosting providers offer both together.</w:t>
       </w:r>
@@ -3873,50 +2931,32 @@
       <w:pPr>
         <w:rPr>
           <w:rFonts w:ascii="Roboto Mono" w:hAnsi="Roboto Mono"/>
-          <w:sz w:val="24"/>
-          <w:szCs w:val="24"/>
-          <w:lang w:val="en-US"/>
-        </w:rPr>
-      </w:pPr>
-      <w:r>
-        <w:rPr>
-          <w:rFonts w:ascii="Roboto Mono" w:hAnsi="Roboto Mono"/>
-          <w:sz w:val="24"/>
-          <w:szCs w:val="24"/>
-          <w:lang w:val="en-US"/>
-        </w:rPr>
-        <w:pict w14:anchorId="5AEC72DC">
-          <v:rect id="_x0000_i1424" style="width:0;height:1.5pt" o:hralign="center" o:hrstd="t" o:hr="t" fillcolor="#a0a0a0" stroked="f"/>
+        </w:rPr>
+      </w:pPr>
+      <w:r>
+        <w:rPr>
+          <w:rFonts w:ascii="Roboto Mono" w:hAnsi="Roboto Mono"/>
+        </w:rPr>
+        <w:pict w14:anchorId="6CED8E67">
+          <v:rect id="_x0000_i1039" style="width:0;height:1.5pt" o:hralign="center" o:hrstd="t" o:hr="t" fillcolor="#a0a0a0" stroked="f"/>
         </w:pict>
       </w:r>
     </w:p>
     <w:p>
       <w:pPr>
         <w:pStyle w:val="Heading2"/>
-        <w:rPr>
-          <w:lang w:val="en-US"/>
-        </w:rPr>
       </w:pPr>
       <w:r>
         <w:rPr>
           <w:rFonts w:ascii="Segoe UI Emoji" w:hAnsi="Segoe UI Emoji" w:cs="Segoe UI Emoji"/>
-          <w:lang w:val="en-US"/>
         </w:rPr>
         <w:t>🌍</w:t>
       </w:r>
       <w:r>
-        <w:rPr>
-          <w:lang w:val="en-US"/>
-        </w:rPr>
         <w:t xml:space="preserve"> Examples of Managed SQL Hosting Services</w:t>
       </w:r>
     </w:p>
     <w:p>
-      <w:pPr>
-        <w:rPr>
-          <w:lang w:val="en-US"/>
-        </w:rPr>
-      </w:pPr>
       <w:r>
         <w:rPr>
           <w:b/>
@@ -3973,13 +3013,11 @@
       <w:pPr>
         <w:numPr>
           <w:ilvl w:val="0"/>
-          <w:numId w:val="23"/>
+          <w:numId w:val="11"/>
         </w:numPr>
-        <w:rPr>
-          <w:rFonts w:ascii="Roboto Mono" w:hAnsi="Roboto Mono"/>
-          <w:sz w:val="24"/>
-          <w:szCs w:val="24"/>
-          <w:lang w:val="en-US"/>
+        <w:spacing w:after="0" w:line="276" w:lineRule="auto"/>
+        <w:rPr>
+          <w:rFonts w:ascii="Roboto Mono" w:hAnsi="Roboto Mono"/>
         </w:rPr>
       </w:pPr>
       <w:hyperlink r:id="rId5" w:history="1">
@@ -3987,9 +3025,6 @@
           <w:rPr>
             <w:rStyle w:val="Hyperlink"/>
             <w:rFonts w:ascii="Roboto Mono" w:hAnsi="Roboto Mono"/>
-            <w:sz w:val="24"/>
-            <w:szCs w:val="24"/>
-            <w:lang w:val="en-US"/>
           </w:rPr>
           <w:t>Amazon RDS</w:t>
         </w:r>
@@ -3999,13 +3034,11 @@
       <w:pPr>
         <w:numPr>
           <w:ilvl w:val="0"/>
-          <w:numId w:val="23"/>
+          <w:numId w:val="11"/>
         </w:numPr>
-        <w:rPr>
-          <w:rFonts w:ascii="Roboto Mono" w:hAnsi="Roboto Mono"/>
-          <w:sz w:val="24"/>
-          <w:szCs w:val="24"/>
-          <w:lang w:val="en-US"/>
+        <w:spacing w:after="0" w:line="276" w:lineRule="auto"/>
+        <w:rPr>
+          <w:rFonts w:ascii="Roboto Mono" w:hAnsi="Roboto Mono"/>
         </w:rPr>
       </w:pPr>
       <w:hyperlink r:id="rId6" w:history="1">
@@ -4013,9 +3046,6 @@
           <w:rPr>
             <w:rStyle w:val="Hyperlink"/>
             <w:rFonts w:ascii="Roboto Mono" w:hAnsi="Roboto Mono"/>
-            <w:sz w:val="24"/>
-            <w:szCs w:val="24"/>
-            <w:lang w:val="en-US"/>
           </w:rPr>
           <w:t>Azure SQL Database</w:t>
         </w:r>
@@ -4025,13 +3055,11 @@
       <w:pPr>
         <w:numPr>
           <w:ilvl w:val="0"/>
-          <w:numId w:val="23"/>
+          <w:numId w:val="11"/>
         </w:numPr>
-        <w:rPr>
-          <w:rFonts w:ascii="Roboto Mono" w:hAnsi="Roboto Mono"/>
-          <w:sz w:val="24"/>
-          <w:szCs w:val="24"/>
-          <w:lang w:val="en-US"/>
+        <w:spacing w:after="0" w:line="276" w:lineRule="auto"/>
+        <w:rPr>
+          <w:rFonts w:ascii="Roboto Mono" w:hAnsi="Roboto Mono"/>
         </w:rPr>
       </w:pPr>
       <w:hyperlink r:id="rId7" w:history="1">
@@ -4039,9 +3067,6 @@
           <w:rPr>
             <w:rStyle w:val="Hyperlink"/>
             <w:rFonts w:ascii="Roboto Mono" w:hAnsi="Roboto Mono"/>
-            <w:sz w:val="24"/>
-            <w:szCs w:val="24"/>
-            <w:lang w:val="en-US"/>
           </w:rPr>
           <w:t>Cloud SQL</w:t>
         </w:r>
@@ -4051,17 +3076,11 @@
       <w:pPr>
         <w:rPr>
           <w:rFonts w:ascii="Roboto Mono" w:hAnsi="Roboto Mono"/>
-          <w:sz w:val="24"/>
-          <w:szCs w:val="24"/>
-          <w:lang w:val="en-US"/>
-        </w:rPr>
-      </w:pPr>
-      <w:r>
-        <w:rPr>
-          <w:rFonts w:ascii="Roboto Mono" w:hAnsi="Roboto Mono"/>
-          <w:sz w:val="24"/>
-          <w:szCs w:val="24"/>
-          <w:lang w:val="en-US"/>
+        </w:rPr>
+      </w:pPr>
+      <w:r>
+        <w:rPr>
+          <w:rFonts w:ascii="Roboto Mono" w:hAnsi="Roboto Mono"/>
         </w:rPr>
         <w:t>These services manage:</w:t>
       </w:r>
@@ -4070,21 +3089,16 @@
       <w:pPr>
         <w:numPr>
           <w:ilvl w:val="0"/>
-          <w:numId w:val="24"/>
+          <w:numId w:val="12"/>
         </w:numPr>
-        <w:rPr>
-          <w:rFonts w:ascii="Roboto Mono" w:hAnsi="Roboto Mono"/>
-          <w:sz w:val="24"/>
-          <w:szCs w:val="24"/>
-          <w:lang w:val="en-US"/>
-        </w:rPr>
-      </w:pPr>
-      <w:r>
-        <w:rPr>
-          <w:rFonts w:ascii="Roboto Mono" w:hAnsi="Roboto Mono"/>
-          <w:sz w:val="24"/>
-          <w:szCs w:val="24"/>
-          <w:lang w:val="en-US"/>
+        <w:spacing w:after="0" w:line="276" w:lineRule="auto"/>
+        <w:rPr>
+          <w:rFonts w:ascii="Roboto Mono" w:hAnsi="Roboto Mono"/>
+        </w:rPr>
+      </w:pPr>
+      <w:r>
+        <w:rPr>
+          <w:rFonts w:ascii="Roboto Mono" w:hAnsi="Roboto Mono"/>
         </w:rPr>
         <w:t>Installation</w:t>
       </w:r>
@@ -4093,21 +3107,16 @@
       <w:pPr>
         <w:numPr>
           <w:ilvl w:val="0"/>
-          <w:numId w:val="24"/>
+          <w:numId w:val="12"/>
         </w:numPr>
-        <w:rPr>
-          <w:rFonts w:ascii="Roboto Mono" w:hAnsi="Roboto Mono"/>
-          <w:sz w:val="24"/>
-          <w:szCs w:val="24"/>
-          <w:lang w:val="en-US"/>
-        </w:rPr>
-      </w:pPr>
-      <w:r>
-        <w:rPr>
-          <w:rFonts w:ascii="Roboto Mono" w:hAnsi="Roboto Mono"/>
-          <w:sz w:val="24"/>
-          <w:szCs w:val="24"/>
-          <w:lang w:val="en-US"/>
+        <w:spacing w:after="0" w:line="276" w:lineRule="auto"/>
+        <w:rPr>
+          <w:rFonts w:ascii="Roboto Mono" w:hAnsi="Roboto Mono"/>
+        </w:rPr>
+      </w:pPr>
+      <w:r>
+        <w:rPr>
+          <w:rFonts w:ascii="Roboto Mono" w:hAnsi="Roboto Mono"/>
         </w:rPr>
         <w:t>Updates</w:t>
       </w:r>
@@ -4116,21 +3125,16 @@
       <w:pPr>
         <w:numPr>
           <w:ilvl w:val="0"/>
-          <w:numId w:val="24"/>
+          <w:numId w:val="12"/>
         </w:numPr>
-        <w:rPr>
-          <w:rFonts w:ascii="Roboto Mono" w:hAnsi="Roboto Mono"/>
-          <w:sz w:val="24"/>
-          <w:szCs w:val="24"/>
-          <w:lang w:val="en-US"/>
-        </w:rPr>
-      </w:pPr>
-      <w:r>
-        <w:rPr>
-          <w:rFonts w:ascii="Roboto Mono" w:hAnsi="Roboto Mono"/>
-          <w:sz w:val="24"/>
-          <w:szCs w:val="24"/>
-          <w:lang w:val="en-US"/>
+        <w:spacing w:after="0" w:line="276" w:lineRule="auto"/>
+        <w:rPr>
+          <w:rFonts w:ascii="Roboto Mono" w:hAnsi="Roboto Mono"/>
+        </w:rPr>
+      </w:pPr>
+      <w:r>
+        <w:rPr>
+          <w:rFonts w:ascii="Roboto Mono" w:hAnsi="Roboto Mono"/>
         </w:rPr>
         <w:t>Backups</w:t>
       </w:r>
@@ -4139,21 +3143,16 @@
       <w:pPr>
         <w:numPr>
           <w:ilvl w:val="0"/>
-          <w:numId w:val="24"/>
+          <w:numId w:val="12"/>
         </w:numPr>
-        <w:rPr>
-          <w:rFonts w:ascii="Roboto Mono" w:hAnsi="Roboto Mono"/>
-          <w:sz w:val="24"/>
-          <w:szCs w:val="24"/>
-          <w:lang w:val="en-US"/>
-        </w:rPr>
-      </w:pPr>
-      <w:r>
-        <w:rPr>
-          <w:rFonts w:ascii="Roboto Mono" w:hAnsi="Roboto Mono"/>
-          <w:sz w:val="24"/>
-          <w:szCs w:val="24"/>
-          <w:lang w:val="en-US"/>
+        <w:spacing w:after="0" w:line="276" w:lineRule="auto"/>
+        <w:rPr>
+          <w:rFonts w:ascii="Roboto Mono" w:hAnsi="Roboto Mono"/>
+        </w:rPr>
+      </w:pPr>
+      <w:r>
+        <w:rPr>
+          <w:rFonts w:ascii="Roboto Mono" w:hAnsi="Roboto Mono"/>
         </w:rPr>
         <w:t>Monitoring</w:t>
       </w:r>
@@ -4162,23 +3161,17 @@
       <w:pPr>
         <w:numPr>
           <w:ilvl w:val="0"/>
-          <w:numId w:val="24"/>
+          <w:numId w:val="12"/>
         </w:numPr>
-        <w:rPr>
-          <w:rFonts w:ascii="Roboto Mono" w:hAnsi="Roboto Mono"/>
-          <w:sz w:val="24"/>
-          <w:szCs w:val="24"/>
-          <w:lang w:val="en-US"/>
-        </w:rPr>
-      </w:pPr>
-      <w:r>
-        <w:rPr>
-          <w:rFonts w:ascii="Roboto Mono" w:hAnsi="Roboto Mono"/>
-          <w:sz w:val="24"/>
-          <w:szCs w:val="24"/>
-          <w:lang w:val="en-US"/>
-        </w:rPr>
-        <w:lastRenderedPageBreak/>
+        <w:spacing w:after="0" w:line="276" w:lineRule="auto"/>
+        <w:rPr>
+          <w:rFonts w:ascii="Roboto Mono" w:hAnsi="Roboto Mono"/>
+        </w:rPr>
+      </w:pPr>
+      <w:r>
+        <w:rPr>
+          <w:rFonts w:ascii="Roboto Mono" w:hAnsi="Roboto Mono"/>
+        </w:rPr>
         <w:t>Security</w:t>
       </w:r>
     </w:p>
@@ -4186,17 +3179,11 @@
       <w:pPr>
         <w:rPr>
           <w:rFonts w:ascii="Roboto Mono" w:hAnsi="Roboto Mono"/>
-          <w:sz w:val="24"/>
-          <w:szCs w:val="24"/>
-          <w:lang w:val="en-US"/>
-        </w:rPr>
-      </w:pPr>
-      <w:r>
-        <w:rPr>
-          <w:rFonts w:ascii="Roboto Mono" w:hAnsi="Roboto Mono"/>
-          <w:sz w:val="24"/>
-          <w:szCs w:val="24"/>
-          <w:lang w:val="en-US"/>
+        </w:rPr>
+      </w:pPr>
+      <w:r>
+        <w:rPr>
+          <w:rFonts w:ascii="Roboto Mono" w:hAnsi="Roboto Mono"/>
         </w:rPr>
         <w:t>for you.</w:t>
       </w:r>
@@ -4205,50 +3192,32 @@
       <w:pPr>
         <w:rPr>
           <w:rFonts w:ascii="Roboto Mono" w:hAnsi="Roboto Mono"/>
-          <w:sz w:val="24"/>
-          <w:szCs w:val="24"/>
-          <w:lang w:val="en-US"/>
-        </w:rPr>
-      </w:pPr>
-      <w:r>
-        <w:rPr>
-          <w:rFonts w:ascii="Roboto Mono" w:hAnsi="Roboto Mono"/>
-          <w:sz w:val="24"/>
-          <w:szCs w:val="24"/>
-          <w:lang w:val="en-US"/>
-        </w:rPr>
-        <w:pict w14:anchorId="3BFF4D38">
-          <v:rect id="_x0000_i1425" style="width:0;height:1.5pt" o:hralign="center" o:hrstd="t" o:hr="t" fillcolor="#a0a0a0" stroked="f"/>
+        </w:rPr>
+      </w:pPr>
+      <w:r>
+        <w:rPr>
+          <w:rFonts w:ascii="Roboto Mono" w:hAnsi="Roboto Mono"/>
+        </w:rPr>
+        <w:pict w14:anchorId="707D05C4">
+          <v:rect id="_x0000_i1040" style="width:0;height:1.5pt" o:hralign="center" o:hrstd="t" o:hr="t" fillcolor="#a0a0a0" stroked="f"/>
         </w:pict>
       </w:r>
     </w:p>
     <w:p>
       <w:pPr>
         <w:pStyle w:val="Heading2"/>
-        <w:rPr>
-          <w:lang w:val="en-US"/>
-        </w:rPr>
       </w:pPr>
       <w:r>
         <w:rPr>
           <w:rFonts w:ascii="Segoe UI Emoji" w:hAnsi="Segoe UI Emoji" w:cs="Segoe UI Emoji"/>
-          <w:lang w:val="en-US"/>
         </w:rPr>
         <w:t>📊</w:t>
       </w:r>
       <w:r>
-        <w:rPr>
-          <w:lang w:val="en-US"/>
-        </w:rPr>
         <w:t xml:space="preserve"> Typical Architecture</w:t>
       </w:r>
     </w:p>
     <w:p>
-      <w:pPr>
-        <w:rPr>
-          <w:lang w:val="en-US"/>
-        </w:rPr>
-      </w:pPr>
       <w:r>
         <w:rPr>
           <w:b/>
@@ -4305,17 +3274,11 @@
       <w:pPr>
         <w:rPr>
           <w:rFonts w:ascii="Roboto Mono" w:hAnsi="Roboto Mono"/>
-          <w:sz w:val="24"/>
-          <w:szCs w:val="24"/>
-          <w:lang w:val="en-US"/>
-        </w:rPr>
-      </w:pPr>
-      <w:r>
-        <w:rPr>
-          <w:rFonts w:ascii="Roboto Mono" w:hAnsi="Roboto Mono"/>
-          <w:sz w:val="24"/>
-          <w:szCs w:val="24"/>
-          <w:lang w:val="en-US"/>
+        </w:rPr>
+      </w:pPr>
+      <w:r>
+        <w:rPr>
+          <w:rFonts w:ascii="Roboto Mono" w:hAnsi="Roboto Mono"/>
         </w:rPr>
         <w:t>Users</w:t>
       </w:r>
@@ -4324,26 +3287,15 @@
       <w:pPr>
         <w:rPr>
           <w:rFonts w:ascii="Roboto Mono" w:hAnsi="Roboto Mono"/>
-          <w:sz w:val="24"/>
-          <w:szCs w:val="24"/>
-          <w:lang w:val="en-US"/>
-        </w:rPr>
-      </w:pPr>
-      <w:r>
-        <w:rPr>
-          <w:rFonts w:ascii="Roboto Mono" w:hAnsi="Roboto Mono"/>
-          <w:sz w:val="24"/>
-          <w:szCs w:val="24"/>
-          <w:lang w:val="en-US"/>
+        </w:rPr>
+      </w:pPr>
+      <w:r>
+        <w:rPr>
+          <w:rFonts w:ascii="Roboto Mono" w:hAnsi="Roboto Mono"/>
         </w:rPr>
         <w:t xml:space="preserve">   </w:t>
       </w:r>
       <w:r>
-        <w:rPr>
-          <w:sz w:val="24"/>
-          <w:szCs w:val="24"/>
-          <w:lang w:val="en-US"/>
-        </w:rPr>
         <w:t>↓</w:t>
       </w:r>
     </w:p>
@@ -4351,17 +3303,11 @@
       <w:pPr>
         <w:rPr>
           <w:rFonts w:ascii="Roboto Mono" w:hAnsi="Roboto Mono"/>
-          <w:sz w:val="24"/>
-          <w:szCs w:val="24"/>
-          <w:lang w:val="en-US"/>
-        </w:rPr>
-      </w:pPr>
-      <w:r>
-        <w:rPr>
-          <w:rFonts w:ascii="Roboto Mono" w:hAnsi="Roboto Mono"/>
-          <w:sz w:val="24"/>
-          <w:szCs w:val="24"/>
-          <w:lang w:val="en-US"/>
+        </w:rPr>
+      </w:pPr>
+      <w:r>
+        <w:rPr>
+          <w:rFonts w:ascii="Roboto Mono" w:hAnsi="Roboto Mono"/>
         </w:rPr>
         <w:t>Website / API</w:t>
       </w:r>
@@ -4370,26 +3316,15 @@
       <w:pPr>
         <w:rPr>
           <w:rFonts w:ascii="Roboto Mono" w:hAnsi="Roboto Mono"/>
-          <w:sz w:val="24"/>
-          <w:szCs w:val="24"/>
-          <w:lang w:val="en-US"/>
-        </w:rPr>
-      </w:pPr>
-      <w:r>
-        <w:rPr>
-          <w:rFonts w:ascii="Roboto Mono" w:hAnsi="Roboto Mono"/>
-          <w:sz w:val="24"/>
-          <w:szCs w:val="24"/>
-          <w:lang w:val="en-US"/>
+        </w:rPr>
+      </w:pPr>
+      <w:r>
+        <w:rPr>
+          <w:rFonts w:ascii="Roboto Mono" w:hAnsi="Roboto Mono"/>
         </w:rPr>
         <w:t xml:space="preserve">   </w:t>
       </w:r>
       <w:r>
-        <w:rPr>
-          <w:sz w:val="24"/>
-          <w:szCs w:val="24"/>
-          <w:lang w:val="en-US"/>
-        </w:rPr>
         <w:t>↓</w:t>
       </w:r>
     </w:p>
@@ -4397,17 +3332,11 @@
       <w:pPr>
         <w:rPr>
           <w:rFonts w:ascii="Roboto Mono" w:hAnsi="Roboto Mono"/>
-          <w:sz w:val="24"/>
-          <w:szCs w:val="24"/>
-          <w:lang w:val="en-US"/>
-        </w:rPr>
-      </w:pPr>
-      <w:r>
-        <w:rPr>
-          <w:rFonts w:ascii="Roboto Mono" w:hAnsi="Roboto Mono"/>
-          <w:sz w:val="24"/>
-          <w:szCs w:val="24"/>
-          <w:lang w:val="en-US"/>
+        </w:rPr>
+      </w:pPr>
+      <w:r>
+        <w:rPr>
+          <w:rFonts w:ascii="Roboto Mono" w:hAnsi="Roboto Mono"/>
         </w:rPr>
         <w:t>SQL Database Host</w:t>
       </w:r>
@@ -4416,26 +3345,15 @@
       <w:pPr>
         <w:rPr>
           <w:rFonts w:ascii="Roboto Mono" w:hAnsi="Roboto Mono"/>
-          <w:sz w:val="24"/>
-          <w:szCs w:val="24"/>
-          <w:lang w:val="en-US"/>
-        </w:rPr>
-      </w:pPr>
-      <w:r>
-        <w:rPr>
-          <w:rFonts w:ascii="Roboto Mono" w:hAnsi="Roboto Mono"/>
-          <w:sz w:val="24"/>
-          <w:szCs w:val="24"/>
-          <w:lang w:val="en-US"/>
+        </w:rPr>
+      </w:pPr>
+      <w:r>
+        <w:rPr>
+          <w:rFonts w:ascii="Roboto Mono" w:hAnsi="Roboto Mono"/>
         </w:rPr>
         <w:t xml:space="preserve">   </w:t>
       </w:r>
       <w:r>
-        <w:rPr>
-          <w:sz w:val="24"/>
-          <w:szCs w:val="24"/>
-          <w:lang w:val="en-US"/>
-        </w:rPr>
         <w:t>↓</w:t>
       </w:r>
     </w:p>
@@ -4443,17 +3361,11 @@
       <w:pPr>
         <w:rPr>
           <w:rFonts w:ascii="Roboto Mono" w:hAnsi="Roboto Mono"/>
-          <w:sz w:val="24"/>
-          <w:szCs w:val="24"/>
-          <w:lang w:val="en-US"/>
-        </w:rPr>
-      </w:pPr>
-      <w:r>
-        <w:rPr>
-          <w:rFonts w:ascii="Roboto Mono" w:hAnsi="Roboto Mono"/>
-          <w:sz w:val="24"/>
-          <w:szCs w:val="24"/>
-          <w:lang w:val="en-US"/>
+        </w:rPr>
+      </w:pPr>
+      <w:r>
+        <w:rPr>
+          <w:rFonts w:ascii="Roboto Mono" w:hAnsi="Roboto Mono"/>
         </w:rPr>
         <w:t>Stored Data</w:t>
       </w:r>
@@ -4462,17 +3374,11 @@
       <w:pPr>
         <w:rPr>
           <w:rFonts w:ascii="Roboto Mono" w:hAnsi="Roboto Mono"/>
-          <w:sz w:val="24"/>
-          <w:szCs w:val="24"/>
-          <w:lang w:val="en-US"/>
-        </w:rPr>
-      </w:pPr>
-      <w:r>
-        <w:rPr>
-          <w:rFonts w:ascii="Roboto Mono" w:hAnsi="Roboto Mono"/>
-          <w:sz w:val="24"/>
-          <w:szCs w:val="24"/>
-          <w:lang w:val="en-US"/>
+        </w:rPr>
+      </w:pPr>
+      <w:r>
+        <w:rPr>
+          <w:rFonts w:ascii="Roboto Mono" w:hAnsi="Roboto Mono"/>
         </w:rPr>
         <w:t>Example:</w:t>
       </w:r>
@@ -4481,17 +3387,11 @@
       <w:pPr>
         <w:rPr>
           <w:rFonts w:ascii="Roboto Mono" w:hAnsi="Roboto Mono"/>
-          <w:sz w:val="24"/>
-          <w:szCs w:val="24"/>
-          <w:lang w:val="en-US"/>
-        </w:rPr>
-      </w:pPr>
-      <w:r>
-        <w:rPr>
-          <w:rFonts w:ascii="Roboto Mono" w:hAnsi="Roboto Mono"/>
-          <w:sz w:val="24"/>
-          <w:szCs w:val="24"/>
-          <w:lang w:val="en-US"/>
+        </w:rPr>
+      </w:pPr>
+      <w:r>
+        <w:rPr>
+          <w:rFonts w:ascii="Roboto Mono" w:hAnsi="Roboto Mono"/>
         </w:rPr>
         <w:t>Customer</w:t>
       </w:r>
@@ -4500,26 +3400,15 @@
       <w:pPr>
         <w:rPr>
           <w:rFonts w:ascii="Roboto Mono" w:hAnsi="Roboto Mono"/>
-          <w:sz w:val="24"/>
-          <w:szCs w:val="24"/>
-          <w:lang w:val="en-US"/>
-        </w:rPr>
-      </w:pPr>
-      <w:r>
-        <w:rPr>
-          <w:rFonts w:ascii="Roboto Mono" w:hAnsi="Roboto Mono"/>
-          <w:sz w:val="24"/>
-          <w:szCs w:val="24"/>
-          <w:lang w:val="en-US"/>
+        </w:rPr>
+      </w:pPr>
+      <w:r>
+        <w:rPr>
+          <w:rFonts w:ascii="Roboto Mono" w:hAnsi="Roboto Mono"/>
         </w:rPr>
         <w:t xml:space="preserve">   </w:t>
       </w:r>
       <w:r>
-        <w:rPr>
-          <w:sz w:val="24"/>
-          <w:szCs w:val="24"/>
-          <w:lang w:val="en-US"/>
-        </w:rPr>
         <w:t>↓</w:t>
       </w:r>
     </w:p>
@@ -4527,17 +3416,11 @@
       <w:pPr>
         <w:rPr>
           <w:rFonts w:ascii="Roboto Mono" w:hAnsi="Roboto Mono"/>
-          <w:sz w:val="24"/>
-          <w:szCs w:val="24"/>
-          <w:lang w:val="en-US"/>
-        </w:rPr>
-      </w:pPr>
-      <w:r>
-        <w:rPr>
-          <w:rFonts w:ascii="Roboto Mono" w:hAnsi="Roboto Mono"/>
-          <w:sz w:val="24"/>
-          <w:szCs w:val="24"/>
-          <w:lang w:val="en-US"/>
+        </w:rPr>
+      </w:pPr>
+      <w:r>
+        <w:rPr>
+          <w:rFonts w:ascii="Roboto Mono" w:hAnsi="Roboto Mono"/>
         </w:rPr>
         <w:t>Online Store Website</w:t>
       </w:r>
@@ -4546,26 +3429,15 @@
       <w:pPr>
         <w:rPr>
           <w:rFonts w:ascii="Roboto Mono" w:hAnsi="Roboto Mono"/>
-          <w:sz w:val="24"/>
-          <w:szCs w:val="24"/>
-          <w:lang w:val="en-US"/>
-        </w:rPr>
-      </w:pPr>
-      <w:r>
-        <w:rPr>
-          <w:rFonts w:ascii="Roboto Mono" w:hAnsi="Roboto Mono"/>
-          <w:sz w:val="24"/>
-          <w:szCs w:val="24"/>
-          <w:lang w:val="en-US"/>
+        </w:rPr>
+      </w:pPr>
+      <w:r>
+        <w:rPr>
+          <w:rFonts w:ascii="Roboto Mono" w:hAnsi="Roboto Mono"/>
         </w:rPr>
         <w:t xml:space="preserve">   </w:t>
       </w:r>
       <w:r>
-        <w:rPr>
-          <w:sz w:val="24"/>
-          <w:szCs w:val="24"/>
-          <w:lang w:val="en-US"/>
-        </w:rPr>
         <w:t>↓</w:t>
       </w:r>
     </w:p>
@@ -4573,17 +3445,11 @@
       <w:pPr>
         <w:rPr>
           <w:rFonts w:ascii="Roboto Mono" w:hAnsi="Roboto Mono"/>
-          <w:sz w:val="24"/>
-          <w:szCs w:val="24"/>
-          <w:lang w:val="en-US"/>
-        </w:rPr>
-      </w:pPr>
-      <w:r>
-        <w:rPr>
-          <w:rFonts w:ascii="Roboto Mono" w:hAnsi="Roboto Mono"/>
-          <w:sz w:val="24"/>
-          <w:szCs w:val="24"/>
-          <w:lang w:val="en-US"/>
+        </w:rPr>
+      </w:pPr>
+      <w:r>
+        <w:rPr>
+          <w:rFonts w:ascii="Roboto Mono" w:hAnsi="Roboto Mono"/>
         </w:rPr>
         <w:t>Hosted MySQL Database</w:t>
       </w:r>
@@ -4592,26 +3458,15 @@
       <w:pPr>
         <w:rPr>
           <w:rFonts w:ascii="Roboto Mono" w:hAnsi="Roboto Mono"/>
-          <w:sz w:val="24"/>
-          <w:szCs w:val="24"/>
-          <w:lang w:val="en-US"/>
-        </w:rPr>
-      </w:pPr>
-      <w:r>
-        <w:rPr>
-          <w:rFonts w:ascii="Roboto Mono" w:hAnsi="Roboto Mono"/>
-          <w:sz w:val="24"/>
-          <w:szCs w:val="24"/>
-          <w:lang w:val="en-US"/>
+        </w:rPr>
+      </w:pPr>
+      <w:r>
+        <w:rPr>
+          <w:rFonts w:ascii="Roboto Mono" w:hAnsi="Roboto Mono"/>
         </w:rPr>
         <w:t xml:space="preserve">   </w:t>
       </w:r>
       <w:r>
-        <w:rPr>
-          <w:sz w:val="24"/>
-          <w:szCs w:val="24"/>
-          <w:lang w:val="en-US"/>
-        </w:rPr>
         <w:t>↓</w:t>
       </w:r>
     </w:p>
@@ -4619,17 +3474,11 @@
       <w:pPr>
         <w:rPr>
           <w:rFonts w:ascii="Roboto Mono" w:hAnsi="Roboto Mono"/>
-          <w:sz w:val="24"/>
-          <w:szCs w:val="24"/>
-          <w:lang w:val="en-US"/>
-        </w:rPr>
-      </w:pPr>
-      <w:r>
-        <w:rPr>
-          <w:rFonts w:ascii="Roboto Mono" w:hAnsi="Roboto Mono"/>
-          <w:sz w:val="24"/>
-          <w:szCs w:val="24"/>
-          <w:lang w:val="en-US"/>
+        </w:rPr>
+      </w:pPr>
+      <w:r>
+        <w:rPr>
+          <w:rFonts w:ascii="Roboto Mono" w:hAnsi="Roboto Mono"/>
         </w:rPr>
         <w:t>Orders Table</w:t>
       </w:r>
@@ -4638,20 +3487,14 @@
       <w:pPr>
         <w:rPr>
           <w:rFonts w:ascii="Roboto Mono" w:hAnsi="Roboto Mono"/>
-          <w:sz w:val="24"/>
-          <w:szCs w:val="24"/>
-          <w:lang w:val="en-US"/>
-        </w:rPr>
-      </w:pPr>
-      <w:r>
-        <w:rPr>
-          <w:rFonts w:ascii="Roboto Mono" w:hAnsi="Roboto Mono"/>
-          <w:sz w:val="24"/>
-          <w:szCs w:val="24"/>
-          <w:lang w:val="en-US"/>
-        </w:rPr>
-        <w:pict w14:anchorId="4C423B61">
-          <v:rect id="_x0000_i1426" style="width:0;height:1.5pt" o:hralign="center" o:hrstd="t" o:hr="t" fillcolor="#a0a0a0" stroked="f"/>
+        </w:rPr>
+      </w:pPr>
+      <w:r>
+        <w:rPr>
+          <w:rFonts w:ascii="Roboto Mono" w:hAnsi="Roboto Mono"/>
+        </w:rPr>
+        <w:pict w14:anchorId="07533641">
+          <v:rect id="_x0000_i1041" style="width:0;height:1.5pt" o:hralign="center" o:hrstd="t" o:hr="t" fillcolor="#a0a0a0" stroked="f"/>
         </w:pict>
       </w:r>
     </w:p>
@@ -4659,39 +3502,24 @@
       <w:pPr>
         <w:rPr>
           <w:rFonts w:ascii="Roboto Mono" w:hAnsi="Roboto Mono"/>
-          <w:sz w:val="24"/>
-          <w:szCs w:val="24"/>
-          <w:lang w:val="en-US"/>
         </w:rPr>
       </w:pPr>
     </w:p>
     <w:p>
       <w:pPr>
         <w:pStyle w:val="Heading2"/>
-        <w:rPr>
-          <w:lang w:val="en-US"/>
-        </w:rPr>
       </w:pPr>
       <w:r>
         <w:rPr>
           <w:rFonts w:ascii="Segoe UI Emoji" w:hAnsi="Segoe UI Emoji" w:cs="Segoe UI Emoji"/>
-          <w:lang w:val="en-US"/>
         </w:rPr>
         <w:t>🧠</w:t>
       </w:r>
       <w:r>
-        <w:rPr>
-          <w:lang w:val="en-US"/>
-        </w:rPr>
         <w:t xml:space="preserve"> Simple Analogy</w:t>
       </w:r>
     </w:p>
     <w:p>
-      <w:pPr>
-        <w:rPr>
-          <w:lang w:val="en-US"/>
-        </w:rPr>
-      </w:pPr>
       <w:r>
         <w:rPr>
           <w:b/>
@@ -4748,17 +3576,11 @@
       <w:pPr>
         <w:rPr>
           <w:rFonts w:ascii="Roboto Mono" w:hAnsi="Roboto Mono"/>
-          <w:sz w:val="24"/>
-          <w:szCs w:val="24"/>
-          <w:lang w:val="en-US"/>
-        </w:rPr>
-      </w:pPr>
-      <w:r>
-        <w:rPr>
-          <w:rFonts w:ascii="Roboto Mono" w:hAnsi="Roboto Mono"/>
-          <w:sz w:val="24"/>
-          <w:szCs w:val="24"/>
-          <w:lang w:val="en-US"/>
+        </w:rPr>
+      </w:pPr>
+      <w:r>
+        <w:rPr>
+          <w:rFonts w:ascii="Roboto Mono" w:hAnsi="Roboto Mono"/>
         </w:rPr>
         <w:t>Think of a database as a filing cabinet.</w:t>
       </w:r>
@@ -4769,9 +3591,6 @@
           <w:rFonts w:ascii="Roboto Mono" w:hAnsi="Roboto Mono"/>
           <w:b/>
           <w:bCs/>
-          <w:sz w:val="24"/>
-          <w:szCs w:val="24"/>
-          <w:lang w:val="en-US"/>
         </w:rPr>
       </w:pPr>
       <w:r>
@@ -4779,9 +3598,6 @@
           <w:rFonts w:ascii="Roboto Mono" w:hAnsi="Roboto Mono"/>
           <w:b/>
           <w:bCs/>
-          <w:sz w:val="24"/>
-          <w:szCs w:val="24"/>
-          <w:lang w:val="en-US"/>
         </w:rPr>
         <w:t>Local Database</w:t>
       </w:r>
@@ -4790,17 +3606,11 @@
       <w:pPr>
         <w:rPr>
           <w:rFonts w:ascii="Roboto Mono" w:hAnsi="Roboto Mono"/>
-          <w:sz w:val="24"/>
-          <w:szCs w:val="24"/>
-          <w:lang w:val="en-US"/>
-        </w:rPr>
-      </w:pPr>
-      <w:r>
-        <w:rPr>
-          <w:rFonts w:ascii="Roboto Mono" w:hAnsi="Roboto Mono"/>
-          <w:sz w:val="24"/>
-          <w:szCs w:val="24"/>
-          <w:lang w:val="en-US"/>
+        </w:rPr>
+      </w:pPr>
+      <w:r>
+        <w:rPr>
+          <w:rFonts w:ascii="Roboto Mono" w:hAnsi="Roboto Mono"/>
         </w:rPr>
         <w:t>Filing Cabinet</w:t>
       </w:r>
@@ -4809,26 +3619,15 @@
       <w:pPr>
         <w:rPr>
           <w:rFonts w:ascii="Roboto Mono" w:hAnsi="Roboto Mono"/>
-          <w:sz w:val="24"/>
-          <w:szCs w:val="24"/>
-          <w:lang w:val="en-US"/>
-        </w:rPr>
-      </w:pPr>
-      <w:r>
-        <w:rPr>
-          <w:rFonts w:ascii="Roboto Mono" w:hAnsi="Roboto Mono"/>
-          <w:sz w:val="24"/>
-          <w:szCs w:val="24"/>
-          <w:lang w:val="en-US"/>
+        </w:rPr>
+      </w:pPr>
+      <w:r>
+        <w:rPr>
+          <w:rFonts w:ascii="Roboto Mono" w:hAnsi="Roboto Mono"/>
         </w:rPr>
         <w:t xml:space="preserve">      </w:t>
       </w:r>
       <w:r>
-        <w:rPr>
-          <w:sz w:val="24"/>
-          <w:szCs w:val="24"/>
-          <w:lang w:val="en-US"/>
-        </w:rPr>
         <w:t>↓</w:t>
       </w:r>
     </w:p>
@@ -4836,17 +3635,11 @@
       <w:pPr>
         <w:rPr>
           <w:rFonts w:ascii="Roboto Mono" w:hAnsi="Roboto Mono"/>
-          <w:sz w:val="24"/>
-          <w:szCs w:val="24"/>
-          <w:lang w:val="en-US"/>
-        </w:rPr>
-      </w:pPr>
-      <w:r>
-        <w:rPr>
-          <w:rFonts w:ascii="Roboto Mono" w:hAnsi="Roboto Mono"/>
-          <w:sz w:val="24"/>
-          <w:szCs w:val="24"/>
-          <w:lang w:val="en-US"/>
+        </w:rPr>
+      </w:pPr>
+      <w:r>
+        <w:rPr>
+          <w:rFonts w:ascii="Roboto Mono" w:hAnsi="Roboto Mono"/>
         </w:rPr>
         <w:t>Inside Your House</w:t>
       </w:r>
@@ -4855,17 +3648,11 @@
       <w:pPr>
         <w:rPr>
           <w:rFonts w:ascii="Roboto Mono" w:hAnsi="Roboto Mono"/>
-          <w:sz w:val="24"/>
-          <w:szCs w:val="24"/>
-          <w:lang w:val="en-US"/>
-        </w:rPr>
-      </w:pPr>
-      <w:r>
-        <w:rPr>
-          <w:rFonts w:ascii="Roboto Mono" w:hAnsi="Roboto Mono"/>
-          <w:sz w:val="24"/>
-          <w:szCs w:val="24"/>
-          <w:lang w:val="en-US"/>
+        </w:rPr>
+      </w:pPr>
+      <w:r>
+        <w:rPr>
+          <w:rFonts w:ascii="Roboto Mono" w:hAnsi="Roboto Mono"/>
         </w:rPr>
         <w:t>Only you can easily access it.</w:t>
       </w:r>
@@ -4874,20 +3661,14 @@
       <w:pPr>
         <w:rPr>
           <w:rFonts w:ascii="Roboto Mono" w:hAnsi="Roboto Mono"/>
-          <w:sz w:val="24"/>
-          <w:szCs w:val="24"/>
-          <w:lang w:val="en-US"/>
-        </w:rPr>
-      </w:pPr>
-      <w:r>
-        <w:rPr>
-          <w:rFonts w:ascii="Roboto Mono" w:hAnsi="Roboto Mono"/>
-          <w:sz w:val="24"/>
-          <w:szCs w:val="24"/>
-          <w:lang w:val="en-US"/>
-        </w:rPr>
-        <w:pict w14:anchorId="4F07BDA7">
-          <v:rect id="_x0000_i1428" style="width:0;height:1.5pt" o:hralign="center" o:hrstd="t" o:hr="t" fillcolor="#a0a0a0" stroked="f"/>
+        </w:rPr>
+      </w:pPr>
+      <w:r>
+        <w:rPr>
+          <w:rFonts w:ascii="Roboto Mono" w:hAnsi="Roboto Mono"/>
+        </w:rPr>
+        <w:pict w14:anchorId="1E550D71">
+          <v:rect id="_x0000_i1042" style="width:0;height:1.5pt" o:hralign="center" o:hrstd="t" o:hr="t" fillcolor="#a0a0a0" stroked="f"/>
         </w:pict>
       </w:r>
     </w:p>
@@ -4897,9 +3678,6 @@
           <w:rFonts w:ascii="Roboto Mono" w:hAnsi="Roboto Mono"/>
           <w:b/>
           <w:bCs/>
-          <w:sz w:val="24"/>
-          <w:szCs w:val="24"/>
-          <w:lang w:val="en-US"/>
         </w:rPr>
       </w:pPr>
       <w:r>
@@ -4907,9 +3685,6 @@
           <w:rFonts w:ascii="Roboto Mono" w:hAnsi="Roboto Mono"/>
           <w:b/>
           <w:bCs/>
-          <w:sz w:val="24"/>
-          <w:szCs w:val="24"/>
-          <w:lang w:val="en-US"/>
         </w:rPr>
         <w:t>SQL Hosting</w:t>
       </w:r>
@@ -4918,19 +3693,12 @@
       <w:pPr>
         <w:rPr>
           <w:rFonts w:ascii="Roboto Mono" w:hAnsi="Roboto Mono"/>
-          <w:sz w:val="24"/>
-          <w:szCs w:val="24"/>
-          <w:lang w:val="en-US"/>
-        </w:rPr>
-      </w:pPr>
-      <w:r>
-        <w:rPr>
-          <w:rFonts w:ascii="Roboto Mono" w:hAnsi="Roboto Mono"/>
-          <w:sz w:val="24"/>
-          <w:szCs w:val="24"/>
-          <w:lang w:val="en-US"/>
-        </w:rPr>
-        <w:lastRenderedPageBreak/>
+        </w:rPr>
+      </w:pPr>
+      <w:r>
+        <w:rPr>
+          <w:rFonts w:ascii="Roboto Mono" w:hAnsi="Roboto Mono"/>
+        </w:rPr>
         <w:t>Filing Cabinet</w:t>
       </w:r>
     </w:p>
@@ -4938,26 +3706,15 @@
       <w:pPr>
         <w:rPr>
           <w:rFonts w:ascii="Roboto Mono" w:hAnsi="Roboto Mono"/>
-          <w:sz w:val="24"/>
-          <w:szCs w:val="24"/>
-          <w:lang w:val="en-US"/>
-        </w:rPr>
-      </w:pPr>
-      <w:r>
-        <w:rPr>
-          <w:rFonts w:ascii="Roboto Mono" w:hAnsi="Roboto Mono"/>
-          <w:sz w:val="24"/>
-          <w:szCs w:val="24"/>
-          <w:lang w:val="en-US"/>
+        </w:rPr>
+      </w:pPr>
+      <w:r>
+        <w:rPr>
+          <w:rFonts w:ascii="Roboto Mono" w:hAnsi="Roboto Mono"/>
         </w:rPr>
         <w:t xml:space="preserve">      </w:t>
       </w:r>
       <w:r>
-        <w:rPr>
-          <w:sz w:val="24"/>
-          <w:szCs w:val="24"/>
-          <w:lang w:val="en-US"/>
-        </w:rPr>
         <w:t>↓</w:t>
       </w:r>
     </w:p>
@@ -4965,17 +3722,11 @@
       <w:pPr>
         <w:rPr>
           <w:rFonts w:ascii="Roboto Mono" w:hAnsi="Roboto Mono"/>
-          <w:sz w:val="24"/>
-          <w:szCs w:val="24"/>
-          <w:lang w:val="en-US"/>
-        </w:rPr>
-      </w:pPr>
-      <w:r>
-        <w:rPr>
-          <w:rFonts w:ascii="Roboto Mono" w:hAnsi="Roboto Mono"/>
-          <w:sz w:val="24"/>
-          <w:szCs w:val="24"/>
-          <w:lang w:val="en-US"/>
+        </w:rPr>
+      </w:pPr>
+      <w:r>
+        <w:rPr>
+          <w:rFonts w:ascii="Roboto Mono" w:hAnsi="Roboto Mono"/>
         </w:rPr>
         <w:t>Secure Office Building</w:t>
       </w:r>
@@ -4984,26 +3735,15 @@
       <w:pPr>
         <w:rPr>
           <w:rFonts w:ascii="Roboto Mono" w:hAnsi="Roboto Mono"/>
-          <w:sz w:val="24"/>
-          <w:szCs w:val="24"/>
-          <w:lang w:val="en-US"/>
-        </w:rPr>
-      </w:pPr>
-      <w:r>
-        <w:rPr>
-          <w:rFonts w:ascii="Roboto Mono" w:hAnsi="Roboto Mono"/>
-          <w:sz w:val="24"/>
-          <w:szCs w:val="24"/>
-          <w:lang w:val="en-US"/>
+        </w:rPr>
+      </w:pPr>
+      <w:r>
+        <w:rPr>
+          <w:rFonts w:ascii="Roboto Mono" w:hAnsi="Roboto Mono"/>
         </w:rPr>
         <w:t xml:space="preserve">      </w:t>
       </w:r>
       <w:r>
-        <w:rPr>
-          <w:sz w:val="24"/>
-          <w:szCs w:val="24"/>
-          <w:lang w:val="en-US"/>
-        </w:rPr>
         <w:t>↓</w:t>
       </w:r>
     </w:p>
@@ -5011,17 +3751,11 @@
       <w:pPr>
         <w:rPr>
           <w:rFonts w:ascii="Roboto Mono" w:hAnsi="Roboto Mono"/>
-          <w:sz w:val="24"/>
-          <w:szCs w:val="24"/>
-          <w:lang w:val="en-US"/>
-        </w:rPr>
-      </w:pPr>
-      <w:r>
-        <w:rPr>
-          <w:rFonts w:ascii="Roboto Mono" w:hAnsi="Roboto Mono"/>
-          <w:sz w:val="24"/>
-          <w:szCs w:val="24"/>
-          <w:lang w:val="en-US"/>
+        </w:rPr>
+      </w:pPr>
+      <w:r>
+        <w:rPr>
+          <w:rFonts w:ascii="Roboto Mono" w:hAnsi="Roboto Mono"/>
         </w:rPr>
         <w:t>Accessible by authorized people</w:t>
       </w:r>
@@ -5030,17 +3764,11 @@
       <w:pPr>
         <w:rPr>
           <w:rFonts w:ascii="Roboto Mono" w:hAnsi="Roboto Mono"/>
-          <w:sz w:val="24"/>
-          <w:szCs w:val="24"/>
-          <w:lang w:val="en-US"/>
-        </w:rPr>
-      </w:pPr>
-      <w:r>
-        <w:rPr>
-          <w:rFonts w:ascii="Roboto Mono" w:hAnsi="Roboto Mono"/>
-          <w:sz w:val="24"/>
-          <w:szCs w:val="24"/>
-          <w:lang w:val="en-US"/>
+        </w:rPr>
+      </w:pPr>
+      <w:r>
+        <w:rPr>
+          <w:rFonts w:ascii="Roboto Mono" w:hAnsi="Roboto Mono"/>
         </w:rPr>
         <w:t>Many users and applications can access it remotely.</w:t>
       </w:r>
@@ -5049,50 +3777,32 @@
       <w:pPr>
         <w:rPr>
           <w:rFonts w:ascii="Roboto Mono" w:hAnsi="Roboto Mono"/>
-          <w:sz w:val="24"/>
-          <w:szCs w:val="24"/>
-          <w:lang w:val="en-US"/>
-        </w:rPr>
-      </w:pPr>
-      <w:r>
-        <w:rPr>
-          <w:rFonts w:ascii="Roboto Mono" w:hAnsi="Roboto Mono"/>
-          <w:sz w:val="24"/>
-          <w:szCs w:val="24"/>
-          <w:lang w:val="en-US"/>
-        </w:rPr>
-        <w:pict w14:anchorId="770392DF">
-          <v:rect id="_x0000_i1429" style="width:0;height:1.5pt" o:hralign="center" o:hrstd="t" o:hr="t" fillcolor="#a0a0a0" stroked="f"/>
+        </w:rPr>
+      </w:pPr>
+      <w:r>
+        <w:rPr>
+          <w:rFonts w:ascii="Roboto Mono" w:hAnsi="Roboto Mono"/>
+        </w:rPr>
+        <w:pict w14:anchorId="3FF179DF">
+          <v:rect id="_x0000_i1043" style="width:0;height:1.5pt" o:hralign="center" o:hrstd="t" o:hr="t" fillcolor="#a0a0a0" stroked="f"/>
         </w:pict>
       </w:r>
     </w:p>
     <w:p>
       <w:pPr>
         <w:pStyle w:val="Heading2"/>
-        <w:rPr>
-          <w:lang w:val="en-US"/>
-        </w:rPr>
       </w:pPr>
       <w:r>
         <w:rPr>
           <w:rFonts w:ascii="Segoe UI Emoji" w:hAnsi="Segoe UI Emoji" w:cs="Segoe UI Emoji"/>
-          <w:lang w:val="en-US"/>
         </w:rPr>
         <w:t>🧭</w:t>
       </w:r>
       <w:r>
-        <w:rPr>
-          <w:lang w:val="en-US"/>
-        </w:rPr>
         <w:t xml:space="preserve"> Summary</w:t>
       </w:r>
     </w:p>
     <w:p>
-      <w:pPr>
-        <w:rPr>
-          <w:lang w:val="en-US"/>
-        </w:rPr>
-      </w:pPr>
       <w:r>
         <w:rPr>
           <w:b/>
@@ -5149,9 +3859,6 @@
       <w:pPr>
         <w:rPr>
           <w:rFonts w:ascii="Roboto Mono" w:hAnsi="Roboto Mono"/>
-          <w:sz w:val="24"/>
-          <w:szCs w:val="24"/>
-          <w:lang w:val="en-US"/>
         </w:rPr>
       </w:pPr>
       <w:r>
@@ -5159,18 +3866,12 @@
           <w:rFonts w:ascii="Roboto Mono" w:hAnsi="Roboto Mono"/>
           <w:b/>
           <w:bCs/>
-          <w:sz w:val="24"/>
-          <w:szCs w:val="24"/>
-          <w:lang w:val="en-US"/>
         </w:rPr>
         <w:t>SQL Hosting</w:t>
       </w:r>
       <w:r>
         <w:rPr>
           <w:rFonts w:ascii="Roboto Mono" w:hAnsi="Roboto Mono"/>
-          <w:sz w:val="24"/>
-          <w:szCs w:val="24"/>
-          <w:lang w:val="en-US"/>
         </w:rPr>
         <w:t xml:space="preserve"> is a service that provides a server or cloud environment where SQL databases such as MySQL, PostgreSQL, SQL Server, Oracle, or MariaDB are stored and managed. It enables websites and applications to access data over a network, offering benefits such as remote access, scalability, backups, security, and high availability. It can be provided through shared hosting, VPS, dedicated servers, or managed cloud database services.</w:t>
       </w:r>
@@ -5179,19 +3880,17 @@
       <w:pPr>
         <w:rPr>
           <w:rFonts w:ascii="Roboto Mono" w:hAnsi="Roboto Mono"/>
-          <w:sz w:val="24"/>
-          <w:szCs w:val="24"/>
-          <w:lang w:val="en-US"/>
-        </w:rPr>
-      </w:pPr>
-    </w:p>
+        </w:rPr>
+      </w:pPr>
+    </w:p>
+    <w:p/>
     <w:p/>
     <w:p/>
     <w:sectPr>
       <w:pgSz w:w="12240" w:h="15840"/>
       <w:pgMar w:top="1440" w:right="1440" w:bottom="1440" w:left="1440" w:header="720" w:footer="720" w:gutter="0"/>
-      <w:pgNumType w:start="1"/>
       <w:cols w:space="720"/>
+      <w:docGrid w:linePitch="360"/>
     </w:sectPr>
   </w:body>
 </w:document>
@@ -5200,453 +3899,6 @@
 <file path=word/numbering.xml><?xml version="1.0" encoding="utf-8"?>
 <w:numbering xmlns:wpc="http://schemas.microsoft.com/office/word/2010/wordprocessingCanvas" xmlns:cx="http://schemas.microsoft.com/office/drawing/2014/chartex" xmlns:cx1="http://schemas.microsoft.com/office/drawing/2015/9/8/chartex" xmlns:cx2="http://schemas.microsoft.com/office/drawing/2015/10/21/chartex" xmlns:cx3="http://schemas.microsoft.com/office/drawing/2016/5/9/chartex" xmlns:cx4="http://schemas.microsoft.com/office/drawing/2016/5/10/chartex" xmlns:cx5="http://schemas.microsoft.com/office/drawing/2016/5/11/chartex" xmlns:cx6="http://schemas.microsoft.com/office/drawing/2016/5/12/chartex" xmlns:cx7="http://schemas.microsoft.com/office/drawing/2016/5/13/chartex" xmlns:cx8="http://schemas.microsoft.com/office/drawing/2016/5/14/chartex" xmlns:mc="http://schemas.openxmlformats.org/markup-compatibility/2006" xmlns:aink="http://schemas.microsoft.com/office/drawing/2016/ink" xmlns:am3d="http://schemas.microsoft.com/office/drawing/2017/model3d" xmlns:o="urn:schemas-microsoft-com:office:office" xmlns:oel="http://schemas.microsoft.com/office/2019/extlst" xmlns:r="http://schemas.openxmlformats.org/officeDocument/2006/relationships" xmlns:m="http://schemas.openxmlformats.org/officeDocument/2006/math" xmlns:v="urn:schemas-microsoft-com:vml" xmlns:wp14="http://schemas.microsoft.com/office/word/2010/wordprocessingDrawing" xmlns:wp="http://schemas.openxmlformats.org/drawingml/2006/wordprocessingDrawing" xmlns:w10="urn:schemas-microsoft-com:office:word" xmlns:w="http://schemas.openxmlformats.org/wordprocessingml/2006/main" xmlns:w14="http://schemas.microsoft.com/office/word/2010/wordml" xmlns:w15="http://schemas.microsoft.com/office/word/2012/wordml" xmlns:w16cex="http://schemas.microsoft.com/office/word/2018/wordml/cex" xmlns:w16cid="http://schemas.microsoft.com/office/word/2016/wordml/cid" xmlns:w16="http://schemas.microsoft.com/office/word/2018/wordml" xmlns:w16du="http://schemas.microsoft.com/office/word/2023/wordml/word16du" xmlns:w16sdtdh="http://schemas.microsoft.com/office/word/2020/wordml/sdtdatahash" xmlns:w16sdtfl="http://schemas.microsoft.com/office/word/2024/wordml/sdtformatlock" xmlns:w16se="http://schemas.microsoft.com/office/word/2015/wordml/symex" xmlns:wpg="http://schemas.microsoft.com/office/word/2010/wordprocessingGroup" xmlns:wpi="http://schemas.microsoft.com/office/word/2010/wordprocessingInk" xmlns:wne="http://schemas.microsoft.com/office/word/2006/wordml" xmlns:wps="http://schemas.microsoft.com/office/word/2010/wordprocessingShape" mc:Ignorable="w14 w15 w16se w16cid w16 w16cex w16sdtdh w16sdtfl w16du wp14">
   <w:abstractNum w:abstractNumId="0" w15:restartNumberingAfterBreak="0">
-    <w:nsid w:val="073101F5"/>
-    <w:multiLevelType w:val="multilevel"/>
-    <w:tmpl w:val="7FB01F8E"/>
-    <w:lvl w:ilvl="0">
-      <w:start w:val="1"/>
-      <w:numFmt w:val="bullet"/>
-      <w:lvlText w:val=""/>
-      <w:lvlJc w:val="left"/>
-      <w:pPr>
-        <w:tabs>
-          <w:tab w:val="num" w:pos="720"/>
-        </w:tabs>
-        <w:ind w:left="720" w:hanging="360"/>
-      </w:pPr>
-      <w:rPr>
-        <w:rFonts w:ascii="Symbol" w:hAnsi="Symbol" w:hint="default"/>
-        <w:sz w:val="20"/>
-      </w:rPr>
-    </w:lvl>
-    <w:lvl w:ilvl="1" w:tentative="1">
-      <w:start w:val="1"/>
-      <w:numFmt w:val="bullet"/>
-      <w:lvlText w:val="o"/>
-      <w:lvlJc w:val="left"/>
-      <w:pPr>
-        <w:tabs>
-          <w:tab w:val="num" w:pos="1440"/>
-        </w:tabs>
-        <w:ind w:left="1440" w:hanging="360"/>
-      </w:pPr>
-      <w:rPr>
-        <w:rFonts w:ascii="Courier New" w:hAnsi="Courier New" w:hint="default"/>
-        <w:sz w:val="20"/>
-      </w:rPr>
-    </w:lvl>
-    <w:lvl w:ilvl="2" w:tentative="1">
-      <w:start w:val="1"/>
-      <w:numFmt w:val="bullet"/>
-      <w:lvlText w:val=""/>
-      <w:lvlJc w:val="left"/>
-      <w:pPr>
-        <w:tabs>
-          <w:tab w:val="num" w:pos="2160"/>
-        </w:tabs>
-        <w:ind w:left="2160" w:hanging="360"/>
-      </w:pPr>
-      <w:rPr>
-        <w:rFonts w:ascii="Wingdings" w:hAnsi="Wingdings" w:hint="default"/>
-        <w:sz w:val="20"/>
-      </w:rPr>
-    </w:lvl>
-    <w:lvl w:ilvl="3" w:tentative="1">
-      <w:start w:val="1"/>
-      <w:numFmt w:val="bullet"/>
-      <w:lvlText w:val=""/>
-      <w:lvlJc w:val="left"/>
-      <w:pPr>
-        <w:tabs>
-          <w:tab w:val="num" w:pos="2880"/>
-        </w:tabs>
-        <w:ind w:left="2880" w:hanging="360"/>
-      </w:pPr>
-      <w:rPr>
-        <w:rFonts w:ascii="Wingdings" w:hAnsi="Wingdings" w:hint="default"/>
-        <w:sz w:val="20"/>
-      </w:rPr>
-    </w:lvl>
-    <w:lvl w:ilvl="4" w:tentative="1">
-      <w:start w:val="1"/>
-      <w:numFmt w:val="bullet"/>
-      <w:lvlText w:val=""/>
-      <w:lvlJc w:val="left"/>
-      <w:pPr>
-        <w:tabs>
-          <w:tab w:val="num" w:pos="3600"/>
-        </w:tabs>
-        <w:ind w:left="3600" w:hanging="360"/>
-      </w:pPr>
-      <w:rPr>
-        <w:rFonts w:ascii="Wingdings" w:hAnsi="Wingdings" w:hint="default"/>
-        <w:sz w:val="20"/>
-      </w:rPr>
-    </w:lvl>
-    <w:lvl w:ilvl="5" w:tentative="1">
-      <w:start w:val="1"/>
-      <w:numFmt w:val="bullet"/>
-      <w:lvlText w:val=""/>
-      <w:lvlJc w:val="left"/>
-      <w:pPr>
-        <w:tabs>
-          <w:tab w:val="num" w:pos="4320"/>
-        </w:tabs>
-        <w:ind w:left="4320" w:hanging="360"/>
-      </w:pPr>
-      <w:rPr>
-        <w:rFonts w:ascii="Wingdings" w:hAnsi="Wingdings" w:hint="default"/>
-        <w:sz w:val="20"/>
-      </w:rPr>
-    </w:lvl>
-    <w:lvl w:ilvl="6" w:tentative="1">
-      <w:start w:val="1"/>
-      <w:numFmt w:val="bullet"/>
-      <w:lvlText w:val=""/>
-      <w:lvlJc w:val="left"/>
-      <w:pPr>
-        <w:tabs>
-          <w:tab w:val="num" w:pos="5040"/>
-        </w:tabs>
-        <w:ind w:left="5040" w:hanging="360"/>
-      </w:pPr>
-      <w:rPr>
-        <w:rFonts w:ascii="Wingdings" w:hAnsi="Wingdings" w:hint="default"/>
-        <w:sz w:val="20"/>
-      </w:rPr>
-    </w:lvl>
-    <w:lvl w:ilvl="7" w:tentative="1">
-      <w:start w:val="1"/>
-      <w:numFmt w:val="bullet"/>
-      <w:lvlText w:val=""/>
-      <w:lvlJc w:val="left"/>
-      <w:pPr>
-        <w:tabs>
-          <w:tab w:val="num" w:pos="5760"/>
-        </w:tabs>
-        <w:ind w:left="5760" w:hanging="360"/>
-      </w:pPr>
-      <w:rPr>
-        <w:rFonts w:ascii="Wingdings" w:hAnsi="Wingdings" w:hint="default"/>
-        <w:sz w:val="20"/>
-      </w:rPr>
-    </w:lvl>
-    <w:lvl w:ilvl="8" w:tentative="1">
-      <w:start w:val="1"/>
-      <w:numFmt w:val="bullet"/>
-      <w:lvlText w:val=""/>
-      <w:lvlJc w:val="left"/>
-      <w:pPr>
-        <w:tabs>
-          <w:tab w:val="num" w:pos="6480"/>
-        </w:tabs>
-        <w:ind w:left="6480" w:hanging="360"/>
-      </w:pPr>
-      <w:rPr>
-        <w:rFonts w:ascii="Wingdings" w:hAnsi="Wingdings" w:hint="default"/>
-        <w:sz w:val="20"/>
-      </w:rPr>
-    </w:lvl>
-  </w:abstractNum>
-  <w:abstractNum w:abstractNumId="1" w15:restartNumberingAfterBreak="0">
-    <w:nsid w:val="0B655B13"/>
-    <w:multiLevelType w:val="multilevel"/>
-    <w:tmpl w:val="642C6FD8"/>
-    <w:lvl w:ilvl="0">
-      <w:start w:val="1"/>
-      <w:numFmt w:val="bullet"/>
-      <w:lvlText w:val=""/>
-      <w:lvlJc w:val="left"/>
-      <w:pPr>
-        <w:tabs>
-          <w:tab w:val="num" w:pos="720"/>
-        </w:tabs>
-        <w:ind w:left="720" w:hanging="360"/>
-      </w:pPr>
-      <w:rPr>
-        <w:rFonts w:ascii="Symbol" w:hAnsi="Symbol" w:hint="default"/>
-        <w:sz w:val="20"/>
-      </w:rPr>
-    </w:lvl>
-    <w:lvl w:ilvl="1" w:tentative="1">
-      <w:start w:val="1"/>
-      <w:numFmt w:val="bullet"/>
-      <w:lvlText w:val="o"/>
-      <w:lvlJc w:val="left"/>
-      <w:pPr>
-        <w:tabs>
-          <w:tab w:val="num" w:pos="1440"/>
-        </w:tabs>
-        <w:ind w:left="1440" w:hanging="360"/>
-      </w:pPr>
-      <w:rPr>
-        <w:rFonts w:ascii="Courier New" w:hAnsi="Courier New" w:hint="default"/>
-        <w:sz w:val="20"/>
-      </w:rPr>
-    </w:lvl>
-    <w:lvl w:ilvl="2" w:tentative="1">
-      <w:start w:val="1"/>
-      <w:numFmt w:val="bullet"/>
-      <w:lvlText w:val=""/>
-      <w:lvlJc w:val="left"/>
-      <w:pPr>
-        <w:tabs>
-          <w:tab w:val="num" w:pos="2160"/>
-        </w:tabs>
-        <w:ind w:left="2160" w:hanging="360"/>
-      </w:pPr>
-      <w:rPr>
-        <w:rFonts w:ascii="Wingdings" w:hAnsi="Wingdings" w:hint="default"/>
-        <w:sz w:val="20"/>
-      </w:rPr>
-    </w:lvl>
-    <w:lvl w:ilvl="3" w:tentative="1">
-      <w:start w:val="1"/>
-      <w:numFmt w:val="bullet"/>
-      <w:lvlText w:val=""/>
-      <w:lvlJc w:val="left"/>
-      <w:pPr>
-        <w:tabs>
-          <w:tab w:val="num" w:pos="2880"/>
-        </w:tabs>
-        <w:ind w:left="2880" w:hanging="360"/>
-      </w:pPr>
-      <w:rPr>
-        <w:rFonts w:ascii="Wingdings" w:hAnsi="Wingdings" w:hint="default"/>
-        <w:sz w:val="20"/>
-      </w:rPr>
-    </w:lvl>
-    <w:lvl w:ilvl="4" w:tentative="1">
-      <w:start w:val="1"/>
-      <w:numFmt w:val="bullet"/>
-      <w:lvlText w:val=""/>
-      <w:lvlJc w:val="left"/>
-      <w:pPr>
-        <w:tabs>
-          <w:tab w:val="num" w:pos="3600"/>
-        </w:tabs>
-        <w:ind w:left="3600" w:hanging="360"/>
-      </w:pPr>
-      <w:rPr>
-        <w:rFonts w:ascii="Wingdings" w:hAnsi="Wingdings" w:hint="default"/>
-        <w:sz w:val="20"/>
-      </w:rPr>
-    </w:lvl>
-    <w:lvl w:ilvl="5" w:tentative="1">
-      <w:start w:val="1"/>
-      <w:numFmt w:val="bullet"/>
-      <w:lvlText w:val=""/>
-      <w:lvlJc w:val="left"/>
-      <w:pPr>
-        <w:tabs>
-          <w:tab w:val="num" w:pos="4320"/>
-        </w:tabs>
-        <w:ind w:left="4320" w:hanging="360"/>
-      </w:pPr>
-      <w:rPr>
-        <w:rFonts w:ascii="Wingdings" w:hAnsi="Wingdings" w:hint="default"/>
-        <w:sz w:val="20"/>
-      </w:rPr>
-    </w:lvl>
-    <w:lvl w:ilvl="6" w:tentative="1">
-      <w:start w:val="1"/>
-      <w:numFmt w:val="bullet"/>
-      <w:lvlText w:val=""/>
-      <w:lvlJc w:val="left"/>
-      <w:pPr>
-        <w:tabs>
-          <w:tab w:val="num" w:pos="5040"/>
-        </w:tabs>
-        <w:ind w:left="5040" w:hanging="360"/>
-      </w:pPr>
-      <w:rPr>
-        <w:rFonts w:ascii="Wingdings" w:hAnsi="Wingdings" w:hint="default"/>
-        <w:sz w:val="20"/>
-      </w:rPr>
-    </w:lvl>
-    <w:lvl w:ilvl="7" w:tentative="1">
-      <w:start w:val="1"/>
-      <w:numFmt w:val="bullet"/>
-      <w:lvlText w:val=""/>
-      <w:lvlJc w:val="left"/>
-      <w:pPr>
-        <w:tabs>
-          <w:tab w:val="num" w:pos="5760"/>
-        </w:tabs>
-        <w:ind w:left="5760" w:hanging="360"/>
-      </w:pPr>
-      <w:rPr>
-        <w:rFonts w:ascii="Wingdings" w:hAnsi="Wingdings" w:hint="default"/>
-        <w:sz w:val="20"/>
-      </w:rPr>
-    </w:lvl>
-    <w:lvl w:ilvl="8" w:tentative="1">
-      <w:start w:val="1"/>
-      <w:numFmt w:val="bullet"/>
-      <w:lvlText w:val=""/>
-      <w:lvlJc w:val="left"/>
-      <w:pPr>
-        <w:tabs>
-          <w:tab w:val="num" w:pos="6480"/>
-        </w:tabs>
-        <w:ind w:left="6480" w:hanging="360"/>
-      </w:pPr>
-      <w:rPr>
-        <w:rFonts w:ascii="Wingdings" w:hAnsi="Wingdings" w:hint="default"/>
-        <w:sz w:val="20"/>
-      </w:rPr>
-    </w:lvl>
-  </w:abstractNum>
-  <w:abstractNum w:abstractNumId="2" w15:restartNumberingAfterBreak="0">
-    <w:nsid w:val="14FC489E"/>
-    <w:multiLevelType w:val="multilevel"/>
-    <w:tmpl w:val="446EBD3C"/>
-    <w:lvl w:ilvl="0">
-      <w:start w:val="1"/>
-      <w:numFmt w:val="bullet"/>
-      <w:lvlText w:val=""/>
-      <w:lvlJc w:val="left"/>
-      <w:pPr>
-        <w:tabs>
-          <w:tab w:val="num" w:pos="720"/>
-        </w:tabs>
-        <w:ind w:left="720" w:hanging="360"/>
-      </w:pPr>
-      <w:rPr>
-        <w:rFonts w:ascii="Symbol" w:hAnsi="Symbol" w:hint="default"/>
-        <w:sz w:val="20"/>
-      </w:rPr>
-    </w:lvl>
-    <w:lvl w:ilvl="1" w:tentative="1">
-      <w:start w:val="1"/>
-      <w:numFmt w:val="bullet"/>
-      <w:lvlText w:val="o"/>
-      <w:lvlJc w:val="left"/>
-      <w:pPr>
-        <w:tabs>
-          <w:tab w:val="num" w:pos="1440"/>
-        </w:tabs>
-        <w:ind w:left="1440" w:hanging="360"/>
-      </w:pPr>
-      <w:rPr>
-        <w:rFonts w:ascii="Courier New" w:hAnsi="Courier New" w:hint="default"/>
-        <w:sz w:val="20"/>
-      </w:rPr>
-    </w:lvl>
-    <w:lvl w:ilvl="2" w:tentative="1">
-      <w:start w:val="1"/>
-      <w:numFmt w:val="bullet"/>
-      <w:lvlText w:val=""/>
-      <w:lvlJc w:val="left"/>
-      <w:pPr>
-        <w:tabs>
-          <w:tab w:val="num" w:pos="2160"/>
-        </w:tabs>
-        <w:ind w:left="2160" w:hanging="360"/>
-      </w:pPr>
-      <w:rPr>
-        <w:rFonts w:ascii="Wingdings" w:hAnsi="Wingdings" w:hint="default"/>
-        <w:sz w:val="20"/>
-      </w:rPr>
-    </w:lvl>
-    <w:lvl w:ilvl="3" w:tentative="1">
-      <w:start w:val="1"/>
-      <w:numFmt w:val="bullet"/>
-      <w:lvlText w:val=""/>
-      <w:lvlJc w:val="left"/>
-      <w:pPr>
-        <w:tabs>
-          <w:tab w:val="num" w:pos="2880"/>
-        </w:tabs>
-        <w:ind w:left="2880" w:hanging="360"/>
-      </w:pPr>
-      <w:rPr>
-        <w:rFonts w:ascii="Wingdings" w:hAnsi="Wingdings" w:hint="default"/>
-        <w:sz w:val="20"/>
-      </w:rPr>
-    </w:lvl>
-    <w:lvl w:ilvl="4" w:tentative="1">
-      <w:start w:val="1"/>
-      <w:numFmt w:val="bullet"/>
-      <w:lvlText w:val=""/>
-      <w:lvlJc w:val="left"/>
-      <w:pPr>
-        <w:tabs>
-          <w:tab w:val="num" w:pos="3600"/>
-        </w:tabs>
-        <w:ind w:left="3600" w:hanging="360"/>
-      </w:pPr>
-      <w:rPr>
-        <w:rFonts w:ascii="Wingdings" w:hAnsi="Wingdings" w:hint="default"/>
-        <w:sz w:val="20"/>
-      </w:rPr>
-    </w:lvl>
-    <w:lvl w:ilvl="5" w:tentative="1">
-      <w:start w:val="1"/>
-      <w:numFmt w:val="bullet"/>
-      <w:lvlText w:val=""/>
-      <w:lvlJc w:val="left"/>
-      <w:pPr>
-        <w:tabs>
-          <w:tab w:val="num" w:pos="4320"/>
-        </w:tabs>
-        <w:ind w:left="4320" w:hanging="360"/>
-      </w:pPr>
-      <w:rPr>
-        <w:rFonts w:ascii="Wingdings" w:hAnsi="Wingdings" w:hint="default"/>
-        <w:sz w:val="20"/>
-      </w:rPr>
-    </w:lvl>
-    <w:lvl w:ilvl="6" w:tentative="1">
-      <w:start w:val="1"/>
-      <w:numFmt w:val="bullet"/>
-      <w:lvlText w:val=""/>
-      <w:lvlJc w:val="left"/>
-      <w:pPr>
-        <w:tabs>
-          <w:tab w:val="num" w:pos="5040"/>
-        </w:tabs>
-        <w:ind w:left="5040" w:hanging="360"/>
-      </w:pPr>
-      <w:rPr>
-        <w:rFonts w:ascii="Wingdings" w:hAnsi="Wingdings" w:hint="default"/>
-        <w:sz w:val="20"/>
-      </w:rPr>
-    </w:lvl>
-    <w:lvl w:ilvl="7" w:tentative="1">
-      <w:start w:val="1"/>
-      <w:numFmt w:val="bullet"/>
-      <w:lvlText w:val=""/>
-      <w:lvlJc w:val="left"/>
-      <w:pPr>
-        <w:tabs>
-          <w:tab w:val="num" w:pos="5760"/>
-        </w:tabs>
-        <w:ind w:left="5760" w:hanging="360"/>
-      </w:pPr>
-      <w:rPr>
-        <w:rFonts w:ascii="Wingdings" w:hAnsi="Wingdings" w:hint="default"/>
-        <w:sz w:val="20"/>
-      </w:rPr>
-    </w:lvl>
-    <w:lvl w:ilvl="8" w:tentative="1">
-      <w:start w:val="1"/>
-      <w:numFmt w:val="bullet"/>
-      <w:lvlText w:val=""/>
-      <w:lvlJc w:val="left"/>
-      <w:pPr>
-        <w:tabs>
-          <w:tab w:val="num" w:pos="6480"/>
-        </w:tabs>
-        <w:ind w:left="6480" w:hanging="360"/>
-      </w:pPr>
-      <w:rPr>
-        <w:rFonts w:ascii="Wingdings" w:hAnsi="Wingdings" w:hint="default"/>
-        <w:sz w:val="20"/>
-      </w:rPr>
-    </w:lvl>
-  </w:abstractNum>
-  <w:abstractNum w:abstractNumId="3" w15:restartNumberingAfterBreak="0">
     <w:nsid w:val="15300B27"/>
     <w:multiLevelType w:val="multilevel"/>
     <w:tmpl w:val="015446BA"/>
@@ -5795,7 +4047,7 @@
       </w:rPr>
     </w:lvl>
   </w:abstractNum>
-  <w:abstractNum w:abstractNumId="4" w15:restartNumberingAfterBreak="0">
+  <w:abstractNum w:abstractNumId="1" w15:restartNumberingAfterBreak="0">
     <w:nsid w:val="173339E5"/>
     <w:multiLevelType w:val="multilevel"/>
     <w:tmpl w:val="92705FD8"/>
@@ -5944,454 +4196,7 @@
       </w:rPr>
     </w:lvl>
   </w:abstractNum>
-  <w:abstractNum w:abstractNumId="5" w15:restartNumberingAfterBreak="0">
-    <w:nsid w:val="1C8A2245"/>
-    <w:multiLevelType w:val="multilevel"/>
-    <w:tmpl w:val="DE587D0C"/>
-    <w:lvl w:ilvl="0">
-      <w:start w:val="1"/>
-      <w:numFmt w:val="bullet"/>
-      <w:lvlText w:val=""/>
-      <w:lvlJc w:val="left"/>
-      <w:pPr>
-        <w:tabs>
-          <w:tab w:val="num" w:pos="720"/>
-        </w:tabs>
-        <w:ind w:left="720" w:hanging="360"/>
-      </w:pPr>
-      <w:rPr>
-        <w:rFonts w:ascii="Symbol" w:hAnsi="Symbol" w:hint="default"/>
-        <w:sz w:val="20"/>
-      </w:rPr>
-    </w:lvl>
-    <w:lvl w:ilvl="1" w:tentative="1">
-      <w:start w:val="1"/>
-      <w:numFmt w:val="bullet"/>
-      <w:lvlText w:val="o"/>
-      <w:lvlJc w:val="left"/>
-      <w:pPr>
-        <w:tabs>
-          <w:tab w:val="num" w:pos="1440"/>
-        </w:tabs>
-        <w:ind w:left="1440" w:hanging="360"/>
-      </w:pPr>
-      <w:rPr>
-        <w:rFonts w:ascii="Courier New" w:hAnsi="Courier New" w:hint="default"/>
-        <w:sz w:val="20"/>
-      </w:rPr>
-    </w:lvl>
-    <w:lvl w:ilvl="2" w:tentative="1">
-      <w:start w:val="1"/>
-      <w:numFmt w:val="bullet"/>
-      <w:lvlText w:val=""/>
-      <w:lvlJc w:val="left"/>
-      <w:pPr>
-        <w:tabs>
-          <w:tab w:val="num" w:pos="2160"/>
-        </w:tabs>
-        <w:ind w:left="2160" w:hanging="360"/>
-      </w:pPr>
-      <w:rPr>
-        <w:rFonts w:ascii="Wingdings" w:hAnsi="Wingdings" w:hint="default"/>
-        <w:sz w:val="20"/>
-      </w:rPr>
-    </w:lvl>
-    <w:lvl w:ilvl="3" w:tentative="1">
-      <w:start w:val="1"/>
-      <w:numFmt w:val="bullet"/>
-      <w:lvlText w:val=""/>
-      <w:lvlJc w:val="left"/>
-      <w:pPr>
-        <w:tabs>
-          <w:tab w:val="num" w:pos="2880"/>
-        </w:tabs>
-        <w:ind w:left="2880" w:hanging="360"/>
-      </w:pPr>
-      <w:rPr>
-        <w:rFonts w:ascii="Wingdings" w:hAnsi="Wingdings" w:hint="default"/>
-        <w:sz w:val="20"/>
-      </w:rPr>
-    </w:lvl>
-    <w:lvl w:ilvl="4" w:tentative="1">
-      <w:start w:val="1"/>
-      <w:numFmt w:val="bullet"/>
-      <w:lvlText w:val=""/>
-      <w:lvlJc w:val="left"/>
-      <w:pPr>
-        <w:tabs>
-          <w:tab w:val="num" w:pos="3600"/>
-        </w:tabs>
-        <w:ind w:left="3600" w:hanging="360"/>
-      </w:pPr>
-      <w:rPr>
-        <w:rFonts w:ascii="Wingdings" w:hAnsi="Wingdings" w:hint="default"/>
-        <w:sz w:val="20"/>
-      </w:rPr>
-    </w:lvl>
-    <w:lvl w:ilvl="5" w:tentative="1">
-      <w:start w:val="1"/>
-      <w:numFmt w:val="bullet"/>
-      <w:lvlText w:val=""/>
-      <w:lvlJc w:val="left"/>
-      <w:pPr>
-        <w:tabs>
-          <w:tab w:val="num" w:pos="4320"/>
-        </w:tabs>
-        <w:ind w:left="4320" w:hanging="360"/>
-      </w:pPr>
-      <w:rPr>
-        <w:rFonts w:ascii="Wingdings" w:hAnsi="Wingdings" w:hint="default"/>
-        <w:sz w:val="20"/>
-      </w:rPr>
-    </w:lvl>
-    <w:lvl w:ilvl="6" w:tentative="1">
-      <w:start w:val="1"/>
-      <w:numFmt w:val="bullet"/>
-      <w:lvlText w:val=""/>
-      <w:lvlJc w:val="left"/>
-      <w:pPr>
-        <w:tabs>
-          <w:tab w:val="num" w:pos="5040"/>
-        </w:tabs>
-        <w:ind w:left="5040" w:hanging="360"/>
-      </w:pPr>
-      <w:rPr>
-        <w:rFonts w:ascii="Wingdings" w:hAnsi="Wingdings" w:hint="default"/>
-        <w:sz w:val="20"/>
-      </w:rPr>
-    </w:lvl>
-    <w:lvl w:ilvl="7" w:tentative="1">
-      <w:start w:val="1"/>
-      <w:numFmt w:val="bullet"/>
-      <w:lvlText w:val=""/>
-      <w:lvlJc w:val="left"/>
-      <w:pPr>
-        <w:tabs>
-          <w:tab w:val="num" w:pos="5760"/>
-        </w:tabs>
-        <w:ind w:left="5760" w:hanging="360"/>
-      </w:pPr>
-      <w:rPr>
-        <w:rFonts w:ascii="Wingdings" w:hAnsi="Wingdings" w:hint="default"/>
-        <w:sz w:val="20"/>
-      </w:rPr>
-    </w:lvl>
-    <w:lvl w:ilvl="8" w:tentative="1">
-      <w:start w:val="1"/>
-      <w:numFmt w:val="bullet"/>
-      <w:lvlText w:val=""/>
-      <w:lvlJc w:val="left"/>
-      <w:pPr>
-        <w:tabs>
-          <w:tab w:val="num" w:pos="6480"/>
-        </w:tabs>
-        <w:ind w:left="6480" w:hanging="360"/>
-      </w:pPr>
-      <w:rPr>
-        <w:rFonts w:ascii="Wingdings" w:hAnsi="Wingdings" w:hint="default"/>
-        <w:sz w:val="20"/>
-      </w:rPr>
-    </w:lvl>
-  </w:abstractNum>
-  <w:abstractNum w:abstractNumId="6" w15:restartNumberingAfterBreak="0">
-    <w:nsid w:val="24FB6808"/>
-    <w:multiLevelType w:val="multilevel"/>
-    <w:tmpl w:val="933E460A"/>
-    <w:lvl w:ilvl="0">
-      <w:start w:val="1"/>
-      <w:numFmt w:val="bullet"/>
-      <w:lvlText w:val=""/>
-      <w:lvlJc w:val="left"/>
-      <w:pPr>
-        <w:tabs>
-          <w:tab w:val="num" w:pos="720"/>
-        </w:tabs>
-        <w:ind w:left="720" w:hanging="360"/>
-      </w:pPr>
-      <w:rPr>
-        <w:rFonts w:ascii="Symbol" w:hAnsi="Symbol" w:hint="default"/>
-        <w:sz w:val="20"/>
-      </w:rPr>
-    </w:lvl>
-    <w:lvl w:ilvl="1" w:tentative="1">
-      <w:start w:val="1"/>
-      <w:numFmt w:val="bullet"/>
-      <w:lvlText w:val="o"/>
-      <w:lvlJc w:val="left"/>
-      <w:pPr>
-        <w:tabs>
-          <w:tab w:val="num" w:pos="1440"/>
-        </w:tabs>
-        <w:ind w:left="1440" w:hanging="360"/>
-      </w:pPr>
-      <w:rPr>
-        <w:rFonts w:ascii="Courier New" w:hAnsi="Courier New" w:hint="default"/>
-        <w:sz w:val="20"/>
-      </w:rPr>
-    </w:lvl>
-    <w:lvl w:ilvl="2" w:tentative="1">
-      <w:start w:val="1"/>
-      <w:numFmt w:val="bullet"/>
-      <w:lvlText w:val=""/>
-      <w:lvlJc w:val="left"/>
-      <w:pPr>
-        <w:tabs>
-          <w:tab w:val="num" w:pos="2160"/>
-        </w:tabs>
-        <w:ind w:left="2160" w:hanging="360"/>
-      </w:pPr>
-      <w:rPr>
-        <w:rFonts w:ascii="Wingdings" w:hAnsi="Wingdings" w:hint="default"/>
-        <w:sz w:val="20"/>
-      </w:rPr>
-    </w:lvl>
-    <w:lvl w:ilvl="3" w:tentative="1">
-      <w:start w:val="1"/>
-      <w:numFmt w:val="bullet"/>
-      <w:lvlText w:val=""/>
-      <w:lvlJc w:val="left"/>
-      <w:pPr>
-        <w:tabs>
-          <w:tab w:val="num" w:pos="2880"/>
-        </w:tabs>
-        <w:ind w:left="2880" w:hanging="360"/>
-      </w:pPr>
-      <w:rPr>
-        <w:rFonts w:ascii="Wingdings" w:hAnsi="Wingdings" w:hint="default"/>
-        <w:sz w:val="20"/>
-      </w:rPr>
-    </w:lvl>
-    <w:lvl w:ilvl="4" w:tentative="1">
-      <w:start w:val="1"/>
-      <w:numFmt w:val="bullet"/>
-      <w:lvlText w:val=""/>
-      <w:lvlJc w:val="left"/>
-      <w:pPr>
-        <w:tabs>
-          <w:tab w:val="num" w:pos="3600"/>
-        </w:tabs>
-        <w:ind w:left="3600" w:hanging="360"/>
-      </w:pPr>
-      <w:rPr>
-        <w:rFonts w:ascii="Wingdings" w:hAnsi="Wingdings" w:hint="default"/>
-        <w:sz w:val="20"/>
-      </w:rPr>
-    </w:lvl>
-    <w:lvl w:ilvl="5" w:tentative="1">
-      <w:start w:val="1"/>
-      <w:numFmt w:val="bullet"/>
-      <w:lvlText w:val=""/>
-      <w:lvlJc w:val="left"/>
-      <w:pPr>
-        <w:tabs>
-          <w:tab w:val="num" w:pos="4320"/>
-        </w:tabs>
-        <w:ind w:left="4320" w:hanging="360"/>
-      </w:pPr>
-      <w:rPr>
-        <w:rFonts w:ascii="Wingdings" w:hAnsi="Wingdings" w:hint="default"/>
-        <w:sz w:val="20"/>
-      </w:rPr>
-    </w:lvl>
-    <w:lvl w:ilvl="6" w:tentative="1">
-      <w:start w:val="1"/>
-      <w:numFmt w:val="bullet"/>
-      <w:lvlText w:val=""/>
-      <w:lvlJc w:val="left"/>
-      <w:pPr>
-        <w:tabs>
-          <w:tab w:val="num" w:pos="5040"/>
-        </w:tabs>
-        <w:ind w:left="5040" w:hanging="360"/>
-      </w:pPr>
-      <w:rPr>
-        <w:rFonts w:ascii="Wingdings" w:hAnsi="Wingdings" w:hint="default"/>
-        <w:sz w:val="20"/>
-      </w:rPr>
-    </w:lvl>
-    <w:lvl w:ilvl="7" w:tentative="1">
-      <w:start w:val="1"/>
-      <w:numFmt w:val="bullet"/>
-      <w:lvlText w:val=""/>
-      <w:lvlJc w:val="left"/>
-      <w:pPr>
-        <w:tabs>
-          <w:tab w:val="num" w:pos="5760"/>
-        </w:tabs>
-        <w:ind w:left="5760" w:hanging="360"/>
-      </w:pPr>
-      <w:rPr>
-        <w:rFonts w:ascii="Wingdings" w:hAnsi="Wingdings" w:hint="default"/>
-        <w:sz w:val="20"/>
-      </w:rPr>
-    </w:lvl>
-    <w:lvl w:ilvl="8" w:tentative="1">
-      <w:start w:val="1"/>
-      <w:numFmt w:val="bullet"/>
-      <w:lvlText w:val=""/>
-      <w:lvlJc w:val="left"/>
-      <w:pPr>
-        <w:tabs>
-          <w:tab w:val="num" w:pos="6480"/>
-        </w:tabs>
-        <w:ind w:left="6480" w:hanging="360"/>
-      </w:pPr>
-      <w:rPr>
-        <w:rFonts w:ascii="Wingdings" w:hAnsi="Wingdings" w:hint="default"/>
-        <w:sz w:val="20"/>
-      </w:rPr>
-    </w:lvl>
-  </w:abstractNum>
-  <w:abstractNum w:abstractNumId="7" w15:restartNumberingAfterBreak="0">
-    <w:nsid w:val="2B2B52DC"/>
-    <w:multiLevelType w:val="multilevel"/>
-    <w:tmpl w:val="32CE6226"/>
-    <w:lvl w:ilvl="0">
-      <w:start w:val="1"/>
-      <w:numFmt w:val="bullet"/>
-      <w:lvlText w:val=""/>
-      <w:lvlJc w:val="left"/>
-      <w:pPr>
-        <w:tabs>
-          <w:tab w:val="num" w:pos="720"/>
-        </w:tabs>
-        <w:ind w:left="720" w:hanging="360"/>
-      </w:pPr>
-      <w:rPr>
-        <w:rFonts w:ascii="Symbol" w:hAnsi="Symbol" w:hint="default"/>
-        <w:sz w:val="20"/>
-      </w:rPr>
-    </w:lvl>
-    <w:lvl w:ilvl="1" w:tentative="1">
-      <w:start w:val="1"/>
-      <w:numFmt w:val="bullet"/>
-      <w:lvlText w:val="o"/>
-      <w:lvlJc w:val="left"/>
-      <w:pPr>
-        <w:tabs>
-          <w:tab w:val="num" w:pos="1440"/>
-        </w:tabs>
-        <w:ind w:left="1440" w:hanging="360"/>
-      </w:pPr>
-      <w:rPr>
-        <w:rFonts w:ascii="Courier New" w:hAnsi="Courier New" w:hint="default"/>
-        <w:sz w:val="20"/>
-      </w:rPr>
-    </w:lvl>
-    <w:lvl w:ilvl="2" w:tentative="1">
-      <w:start w:val="1"/>
-      <w:numFmt w:val="bullet"/>
-      <w:lvlText w:val=""/>
-      <w:lvlJc w:val="left"/>
-      <w:pPr>
-        <w:tabs>
-          <w:tab w:val="num" w:pos="2160"/>
-        </w:tabs>
-        <w:ind w:left="2160" w:hanging="360"/>
-      </w:pPr>
-      <w:rPr>
-        <w:rFonts w:ascii="Wingdings" w:hAnsi="Wingdings" w:hint="default"/>
-        <w:sz w:val="20"/>
-      </w:rPr>
-    </w:lvl>
-    <w:lvl w:ilvl="3" w:tentative="1">
-      <w:start w:val="1"/>
-      <w:numFmt w:val="bullet"/>
-      <w:lvlText w:val=""/>
-      <w:lvlJc w:val="left"/>
-      <w:pPr>
-        <w:tabs>
-          <w:tab w:val="num" w:pos="2880"/>
-        </w:tabs>
-        <w:ind w:left="2880" w:hanging="360"/>
-      </w:pPr>
-      <w:rPr>
-        <w:rFonts w:ascii="Wingdings" w:hAnsi="Wingdings" w:hint="default"/>
-        <w:sz w:val="20"/>
-      </w:rPr>
-    </w:lvl>
-    <w:lvl w:ilvl="4" w:tentative="1">
-      <w:start w:val="1"/>
-      <w:numFmt w:val="bullet"/>
-      <w:lvlText w:val=""/>
-      <w:lvlJc w:val="left"/>
-      <w:pPr>
-        <w:tabs>
-          <w:tab w:val="num" w:pos="3600"/>
-        </w:tabs>
-        <w:ind w:left="3600" w:hanging="360"/>
-      </w:pPr>
-      <w:rPr>
-        <w:rFonts w:ascii="Wingdings" w:hAnsi="Wingdings" w:hint="default"/>
-        <w:sz w:val="20"/>
-      </w:rPr>
-    </w:lvl>
-    <w:lvl w:ilvl="5" w:tentative="1">
-      <w:start w:val="1"/>
-      <w:numFmt w:val="bullet"/>
-      <w:lvlText w:val=""/>
-      <w:lvlJc w:val="left"/>
-      <w:pPr>
-        <w:tabs>
-          <w:tab w:val="num" w:pos="4320"/>
-        </w:tabs>
-        <w:ind w:left="4320" w:hanging="360"/>
-      </w:pPr>
-      <w:rPr>
-        <w:rFonts w:ascii="Wingdings" w:hAnsi="Wingdings" w:hint="default"/>
-        <w:sz w:val="20"/>
-      </w:rPr>
-    </w:lvl>
-    <w:lvl w:ilvl="6" w:tentative="1">
-      <w:start w:val="1"/>
-      <w:numFmt w:val="bullet"/>
-      <w:lvlText w:val=""/>
-      <w:lvlJc w:val="left"/>
-      <w:pPr>
-        <w:tabs>
-          <w:tab w:val="num" w:pos="5040"/>
-        </w:tabs>
-        <w:ind w:left="5040" w:hanging="360"/>
-      </w:pPr>
-      <w:rPr>
-        <w:rFonts w:ascii="Wingdings" w:hAnsi="Wingdings" w:hint="default"/>
-        <w:sz w:val="20"/>
-      </w:rPr>
-    </w:lvl>
-    <w:lvl w:ilvl="7" w:tentative="1">
-      <w:start w:val="1"/>
-      <w:numFmt w:val="bullet"/>
-      <w:lvlText w:val=""/>
-      <w:lvlJc w:val="left"/>
-      <w:pPr>
-        <w:tabs>
-          <w:tab w:val="num" w:pos="5760"/>
-        </w:tabs>
-        <w:ind w:left="5760" w:hanging="360"/>
-      </w:pPr>
-      <w:rPr>
-        <w:rFonts w:ascii="Wingdings" w:hAnsi="Wingdings" w:hint="default"/>
-        <w:sz w:val="20"/>
-      </w:rPr>
-    </w:lvl>
-    <w:lvl w:ilvl="8" w:tentative="1">
-      <w:start w:val="1"/>
-      <w:numFmt w:val="bullet"/>
-      <w:lvlText w:val=""/>
-      <w:lvlJc w:val="left"/>
-      <w:pPr>
-        <w:tabs>
-          <w:tab w:val="num" w:pos="6480"/>
-        </w:tabs>
-        <w:ind w:left="6480" w:hanging="360"/>
-      </w:pPr>
-      <w:rPr>
-        <w:rFonts w:ascii="Wingdings" w:hAnsi="Wingdings" w:hint="default"/>
-        <w:sz w:val="20"/>
-      </w:rPr>
-    </w:lvl>
-  </w:abstractNum>
-  <w:abstractNum w:abstractNumId="8" w15:restartNumberingAfterBreak="0">
+  <w:abstractNum w:abstractNumId="2" w15:restartNumberingAfterBreak="0">
     <w:nsid w:val="2FD548A9"/>
     <w:multiLevelType w:val="multilevel"/>
     <w:tmpl w:val="76506D5C"/>
@@ -6540,7 +4345,7 @@
       </w:rPr>
     </w:lvl>
   </w:abstractNum>
-  <w:abstractNum w:abstractNumId="9" w15:restartNumberingAfterBreak="0">
+  <w:abstractNum w:abstractNumId="3" w15:restartNumberingAfterBreak="0">
     <w:nsid w:val="32760C28"/>
     <w:multiLevelType w:val="multilevel"/>
     <w:tmpl w:val="FBCEB236"/>
@@ -6689,156 +4494,7 @@
       </w:rPr>
     </w:lvl>
   </w:abstractNum>
-  <w:abstractNum w:abstractNumId="10" w15:restartNumberingAfterBreak="0">
-    <w:nsid w:val="400F453A"/>
-    <w:multiLevelType w:val="multilevel"/>
-    <w:tmpl w:val="1520B668"/>
-    <w:lvl w:ilvl="0">
-      <w:start w:val="1"/>
-      <w:numFmt w:val="bullet"/>
-      <w:lvlText w:val=""/>
-      <w:lvlJc w:val="left"/>
-      <w:pPr>
-        <w:tabs>
-          <w:tab w:val="num" w:pos="720"/>
-        </w:tabs>
-        <w:ind w:left="720" w:hanging="360"/>
-      </w:pPr>
-      <w:rPr>
-        <w:rFonts w:ascii="Symbol" w:hAnsi="Symbol" w:hint="default"/>
-        <w:sz w:val="20"/>
-      </w:rPr>
-    </w:lvl>
-    <w:lvl w:ilvl="1" w:tentative="1">
-      <w:start w:val="1"/>
-      <w:numFmt w:val="bullet"/>
-      <w:lvlText w:val="o"/>
-      <w:lvlJc w:val="left"/>
-      <w:pPr>
-        <w:tabs>
-          <w:tab w:val="num" w:pos="1440"/>
-        </w:tabs>
-        <w:ind w:left="1440" w:hanging="360"/>
-      </w:pPr>
-      <w:rPr>
-        <w:rFonts w:ascii="Courier New" w:hAnsi="Courier New" w:hint="default"/>
-        <w:sz w:val="20"/>
-      </w:rPr>
-    </w:lvl>
-    <w:lvl w:ilvl="2" w:tentative="1">
-      <w:start w:val="1"/>
-      <w:numFmt w:val="bullet"/>
-      <w:lvlText w:val=""/>
-      <w:lvlJc w:val="left"/>
-      <w:pPr>
-        <w:tabs>
-          <w:tab w:val="num" w:pos="2160"/>
-        </w:tabs>
-        <w:ind w:left="2160" w:hanging="360"/>
-      </w:pPr>
-      <w:rPr>
-        <w:rFonts w:ascii="Wingdings" w:hAnsi="Wingdings" w:hint="default"/>
-        <w:sz w:val="20"/>
-      </w:rPr>
-    </w:lvl>
-    <w:lvl w:ilvl="3" w:tentative="1">
-      <w:start w:val="1"/>
-      <w:numFmt w:val="bullet"/>
-      <w:lvlText w:val=""/>
-      <w:lvlJc w:val="left"/>
-      <w:pPr>
-        <w:tabs>
-          <w:tab w:val="num" w:pos="2880"/>
-        </w:tabs>
-        <w:ind w:left="2880" w:hanging="360"/>
-      </w:pPr>
-      <w:rPr>
-        <w:rFonts w:ascii="Wingdings" w:hAnsi="Wingdings" w:hint="default"/>
-        <w:sz w:val="20"/>
-      </w:rPr>
-    </w:lvl>
-    <w:lvl w:ilvl="4" w:tentative="1">
-      <w:start w:val="1"/>
-      <w:numFmt w:val="bullet"/>
-      <w:lvlText w:val=""/>
-      <w:lvlJc w:val="left"/>
-      <w:pPr>
-        <w:tabs>
-          <w:tab w:val="num" w:pos="3600"/>
-        </w:tabs>
-        <w:ind w:left="3600" w:hanging="360"/>
-      </w:pPr>
-      <w:rPr>
-        <w:rFonts w:ascii="Wingdings" w:hAnsi="Wingdings" w:hint="default"/>
-        <w:sz w:val="20"/>
-      </w:rPr>
-    </w:lvl>
-    <w:lvl w:ilvl="5" w:tentative="1">
-      <w:start w:val="1"/>
-      <w:numFmt w:val="bullet"/>
-      <w:lvlText w:val=""/>
-      <w:lvlJc w:val="left"/>
-      <w:pPr>
-        <w:tabs>
-          <w:tab w:val="num" w:pos="4320"/>
-        </w:tabs>
-        <w:ind w:left="4320" w:hanging="360"/>
-      </w:pPr>
-      <w:rPr>
-        <w:rFonts w:ascii="Wingdings" w:hAnsi="Wingdings" w:hint="default"/>
-        <w:sz w:val="20"/>
-      </w:rPr>
-    </w:lvl>
-    <w:lvl w:ilvl="6" w:tentative="1">
-      <w:start w:val="1"/>
-      <w:numFmt w:val="bullet"/>
-      <w:lvlText w:val=""/>
-      <w:lvlJc w:val="left"/>
-      <w:pPr>
-        <w:tabs>
-          <w:tab w:val="num" w:pos="5040"/>
-        </w:tabs>
-        <w:ind w:left="5040" w:hanging="360"/>
-      </w:pPr>
-      <w:rPr>
-        <w:rFonts w:ascii="Wingdings" w:hAnsi="Wingdings" w:hint="default"/>
-        <w:sz w:val="20"/>
-      </w:rPr>
-    </w:lvl>
-    <w:lvl w:ilvl="7" w:tentative="1">
-      <w:start w:val="1"/>
-      <w:numFmt w:val="bullet"/>
-      <w:lvlText w:val=""/>
-      <w:lvlJc w:val="left"/>
-      <w:pPr>
-        <w:tabs>
-          <w:tab w:val="num" w:pos="5760"/>
-        </w:tabs>
-        <w:ind w:left="5760" w:hanging="360"/>
-      </w:pPr>
-      <w:rPr>
-        <w:rFonts w:ascii="Wingdings" w:hAnsi="Wingdings" w:hint="default"/>
-        <w:sz w:val="20"/>
-      </w:rPr>
-    </w:lvl>
-    <w:lvl w:ilvl="8" w:tentative="1">
-      <w:start w:val="1"/>
-      <w:numFmt w:val="bullet"/>
-      <w:lvlText w:val=""/>
-      <w:lvlJc w:val="left"/>
-      <w:pPr>
-        <w:tabs>
-          <w:tab w:val="num" w:pos="6480"/>
-        </w:tabs>
-        <w:ind w:left="6480" w:hanging="360"/>
-      </w:pPr>
-      <w:rPr>
-        <w:rFonts w:ascii="Wingdings" w:hAnsi="Wingdings" w:hint="default"/>
-        <w:sz w:val="20"/>
-      </w:rPr>
-    </w:lvl>
-  </w:abstractNum>
-  <w:abstractNum w:abstractNumId="11" w15:restartNumberingAfterBreak="0">
+  <w:abstractNum w:abstractNumId="4" w15:restartNumberingAfterBreak="0">
     <w:nsid w:val="43276A4F"/>
     <w:multiLevelType w:val="multilevel"/>
     <w:tmpl w:val="2F7276E6"/>
@@ -6987,7 +4643,7 @@
       </w:rPr>
     </w:lvl>
   </w:abstractNum>
-  <w:abstractNum w:abstractNumId="12" w15:restartNumberingAfterBreak="0">
+  <w:abstractNum w:abstractNumId="5" w15:restartNumberingAfterBreak="0">
     <w:nsid w:val="5A7218A0"/>
     <w:multiLevelType w:val="multilevel"/>
     <w:tmpl w:val="C2E66CBE"/>
@@ -7136,603 +4792,7 @@
       </w:rPr>
     </w:lvl>
   </w:abstractNum>
-  <w:abstractNum w:abstractNumId="13" w15:restartNumberingAfterBreak="0">
-    <w:nsid w:val="5AA24E27"/>
-    <w:multiLevelType w:val="multilevel"/>
-    <w:tmpl w:val="DF5EDC68"/>
-    <w:lvl w:ilvl="0">
-      <w:start w:val="1"/>
-      <w:numFmt w:val="bullet"/>
-      <w:lvlText w:val=""/>
-      <w:lvlJc w:val="left"/>
-      <w:pPr>
-        <w:tabs>
-          <w:tab w:val="num" w:pos="720"/>
-        </w:tabs>
-        <w:ind w:left="720" w:hanging="360"/>
-      </w:pPr>
-      <w:rPr>
-        <w:rFonts w:ascii="Symbol" w:hAnsi="Symbol" w:hint="default"/>
-        <w:sz w:val="20"/>
-      </w:rPr>
-    </w:lvl>
-    <w:lvl w:ilvl="1" w:tentative="1">
-      <w:start w:val="1"/>
-      <w:numFmt w:val="bullet"/>
-      <w:lvlText w:val="o"/>
-      <w:lvlJc w:val="left"/>
-      <w:pPr>
-        <w:tabs>
-          <w:tab w:val="num" w:pos="1440"/>
-        </w:tabs>
-        <w:ind w:left="1440" w:hanging="360"/>
-      </w:pPr>
-      <w:rPr>
-        <w:rFonts w:ascii="Courier New" w:hAnsi="Courier New" w:hint="default"/>
-        <w:sz w:val="20"/>
-      </w:rPr>
-    </w:lvl>
-    <w:lvl w:ilvl="2" w:tentative="1">
-      <w:start w:val="1"/>
-      <w:numFmt w:val="bullet"/>
-      <w:lvlText w:val=""/>
-      <w:lvlJc w:val="left"/>
-      <w:pPr>
-        <w:tabs>
-          <w:tab w:val="num" w:pos="2160"/>
-        </w:tabs>
-        <w:ind w:left="2160" w:hanging="360"/>
-      </w:pPr>
-      <w:rPr>
-        <w:rFonts w:ascii="Wingdings" w:hAnsi="Wingdings" w:hint="default"/>
-        <w:sz w:val="20"/>
-      </w:rPr>
-    </w:lvl>
-    <w:lvl w:ilvl="3" w:tentative="1">
-      <w:start w:val="1"/>
-      <w:numFmt w:val="bullet"/>
-      <w:lvlText w:val=""/>
-      <w:lvlJc w:val="left"/>
-      <w:pPr>
-        <w:tabs>
-          <w:tab w:val="num" w:pos="2880"/>
-        </w:tabs>
-        <w:ind w:left="2880" w:hanging="360"/>
-      </w:pPr>
-      <w:rPr>
-        <w:rFonts w:ascii="Wingdings" w:hAnsi="Wingdings" w:hint="default"/>
-        <w:sz w:val="20"/>
-      </w:rPr>
-    </w:lvl>
-    <w:lvl w:ilvl="4" w:tentative="1">
-      <w:start w:val="1"/>
-      <w:numFmt w:val="bullet"/>
-      <w:lvlText w:val=""/>
-      <w:lvlJc w:val="left"/>
-      <w:pPr>
-        <w:tabs>
-          <w:tab w:val="num" w:pos="3600"/>
-        </w:tabs>
-        <w:ind w:left="3600" w:hanging="360"/>
-      </w:pPr>
-      <w:rPr>
-        <w:rFonts w:ascii="Wingdings" w:hAnsi="Wingdings" w:hint="default"/>
-        <w:sz w:val="20"/>
-      </w:rPr>
-    </w:lvl>
-    <w:lvl w:ilvl="5" w:tentative="1">
-      <w:start w:val="1"/>
-      <w:numFmt w:val="bullet"/>
-      <w:lvlText w:val=""/>
-      <w:lvlJc w:val="left"/>
-      <w:pPr>
-        <w:tabs>
-          <w:tab w:val="num" w:pos="4320"/>
-        </w:tabs>
-        <w:ind w:left="4320" w:hanging="360"/>
-      </w:pPr>
-      <w:rPr>
-        <w:rFonts w:ascii="Wingdings" w:hAnsi="Wingdings" w:hint="default"/>
-        <w:sz w:val="20"/>
-      </w:rPr>
-    </w:lvl>
-    <w:lvl w:ilvl="6" w:tentative="1">
-      <w:start w:val="1"/>
-      <w:numFmt w:val="bullet"/>
-      <w:lvlText w:val=""/>
-      <w:lvlJc w:val="left"/>
-      <w:pPr>
-        <w:tabs>
-          <w:tab w:val="num" w:pos="5040"/>
-        </w:tabs>
-        <w:ind w:left="5040" w:hanging="360"/>
-      </w:pPr>
-      <w:rPr>
-        <w:rFonts w:ascii="Wingdings" w:hAnsi="Wingdings" w:hint="default"/>
-        <w:sz w:val="20"/>
-      </w:rPr>
-    </w:lvl>
-    <w:lvl w:ilvl="7" w:tentative="1">
-      <w:start w:val="1"/>
-      <w:numFmt w:val="bullet"/>
-      <w:lvlText w:val=""/>
-      <w:lvlJc w:val="left"/>
-      <w:pPr>
-        <w:tabs>
-          <w:tab w:val="num" w:pos="5760"/>
-        </w:tabs>
-        <w:ind w:left="5760" w:hanging="360"/>
-      </w:pPr>
-      <w:rPr>
-        <w:rFonts w:ascii="Wingdings" w:hAnsi="Wingdings" w:hint="default"/>
-        <w:sz w:val="20"/>
-      </w:rPr>
-    </w:lvl>
-    <w:lvl w:ilvl="8" w:tentative="1">
-      <w:start w:val="1"/>
-      <w:numFmt w:val="bullet"/>
-      <w:lvlText w:val=""/>
-      <w:lvlJc w:val="left"/>
-      <w:pPr>
-        <w:tabs>
-          <w:tab w:val="num" w:pos="6480"/>
-        </w:tabs>
-        <w:ind w:left="6480" w:hanging="360"/>
-      </w:pPr>
-      <w:rPr>
-        <w:rFonts w:ascii="Wingdings" w:hAnsi="Wingdings" w:hint="default"/>
-        <w:sz w:val="20"/>
-      </w:rPr>
-    </w:lvl>
-  </w:abstractNum>
-  <w:abstractNum w:abstractNumId="14" w15:restartNumberingAfterBreak="0">
-    <w:nsid w:val="6150084E"/>
-    <w:multiLevelType w:val="multilevel"/>
-    <w:tmpl w:val="795C6002"/>
-    <w:lvl w:ilvl="0">
-      <w:start w:val="1"/>
-      <w:numFmt w:val="bullet"/>
-      <w:lvlText w:val=""/>
-      <w:lvlJc w:val="left"/>
-      <w:pPr>
-        <w:tabs>
-          <w:tab w:val="num" w:pos="720"/>
-        </w:tabs>
-        <w:ind w:left="720" w:hanging="360"/>
-      </w:pPr>
-      <w:rPr>
-        <w:rFonts w:ascii="Symbol" w:hAnsi="Symbol" w:hint="default"/>
-        <w:sz w:val="20"/>
-      </w:rPr>
-    </w:lvl>
-    <w:lvl w:ilvl="1" w:tentative="1">
-      <w:start w:val="1"/>
-      <w:numFmt w:val="bullet"/>
-      <w:lvlText w:val="o"/>
-      <w:lvlJc w:val="left"/>
-      <w:pPr>
-        <w:tabs>
-          <w:tab w:val="num" w:pos="1440"/>
-        </w:tabs>
-        <w:ind w:left="1440" w:hanging="360"/>
-      </w:pPr>
-      <w:rPr>
-        <w:rFonts w:ascii="Courier New" w:hAnsi="Courier New" w:hint="default"/>
-        <w:sz w:val="20"/>
-      </w:rPr>
-    </w:lvl>
-    <w:lvl w:ilvl="2" w:tentative="1">
-      <w:start w:val="1"/>
-      <w:numFmt w:val="bullet"/>
-      <w:lvlText w:val=""/>
-      <w:lvlJc w:val="left"/>
-      <w:pPr>
-        <w:tabs>
-          <w:tab w:val="num" w:pos="2160"/>
-        </w:tabs>
-        <w:ind w:left="2160" w:hanging="360"/>
-      </w:pPr>
-      <w:rPr>
-        <w:rFonts w:ascii="Wingdings" w:hAnsi="Wingdings" w:hint="default"/>
-        <w:sz w:val="20"/>
-      </w:rPr>
-    </w:lvl>
-    <w:lvl w:ilvl="3" w:tentative="1">
-      <w:start w:val="1"/>
-      <w:numFmt w:val="bullet"/>
-      <w:lvlText w:val=""/>
-      <w:lvlJc w:val="left"/>
-      <w:pPr>
-        <w:tabs>
-          <w:tab w:val="num" w:pos="2880"/>
-        </w:tabs>
-        <w:ind w:left="2880" w:hanging="360"/>
-      </w:pPr>
-      <w:rPr>
-        <w:rFonts w:ascii="Wingdings" w:hAnsi="Wingdings" w:hint="default"/>
-        <w:sz w:val="20"/>
-      </w:rPr>
-    </w:lvl>
-    <w:lvl w:ilvl="4" w:tentative="1">
-      <w:start w:val="1"/>
-      <w:numFmt w:val="bullet"/>
-      <w:lvlText w:val=""/>
-      <w:lvlJc w:val="left"/>
-      <w:pPr>
-        <w:tabs>
-          <w:tab w:val="num" w:pos="3600"/>
-        </w:tabs>
-        <w:ind w:left="3600" w:hanging="360"/>
-      </w:pPr>
-      <w:rPr>
-        <w:rFonts w:ascii="Wingdings" w:hAnsi="Wingdings" w:hint="default"/>
-        <w:sz w:val="20"/>
-      </w:rPr>
-    </w:lvl>
-    <w:lvl w:ilvl="5" w:tentative="1">
-      <w:start w:val="1"/>
-      <w:numFmt w:val="bullet"/>
-      <w:lvlText w:val=""/>
-      <w:lvlJc w:val="left"/>
-      <w:pPr>
-        <w:tabs>
-          <w:tab w:val="num" w:pos="4320"/>
-        </w:tabs>
-        <w:ind w:left="4320" w:hanging="360"/>
-      </w:pPr>
-      <w:rPr>
-        <w:rFonts w:ascii="Wingdings" w:hAnsi="Wingdings" w:hint="default"/>
-        <w:sz w:val="20"/>
-      </w:rPr>
-    </w:lvl>
-    <w:lvl w:ilvl="6" w:tentative="1">
-      <w:start w:val="1"/>
-      <w:numFmt w:val="bullet"/>
-      <w:lvlText w:val=""/>
-      <w:lvlJc w:val="left"/>
-      <w:pPr>
-        <w:tabs>
-          <w:tab w:val="num" w:pos="5040"/>
-        </w:tabs>
-        <w:ind w:left="5040" w:hanging="360"/>
-      </w:pPr>
-      <w:rPr>
-        <w:rFonts w:ascii="Wingdings" w:hAnsi="Wingdings" w:hint="default"/>
-        <w:sz w:val="20"/>
-      </w:rPr>
-    </w:lvl>
-    <w:lvl w:ilvl="7" w:tentative="1">
-      <w:start w:val="1"/>
-      <w:numFmt w:val="bullet"/>
-      <w:lvlText w:val=""/>
-      <w:lvlJc w:val="left"/>
-      <w:pPr>
-        <w:tabs>
-          <w:tab w:val="num" w:pos="5760"/>
-        </w:tabs>
-        <w:ind w:left="5760" w:hanging="360"/>
-      </w:pPr>
-      <w:rPr>
-        <w:rFonts w:ascii="Wingdings" w:hAnsi="Wingdings" w:hint="default"/>
-        <w:sz w:val="20"/>
-      </w:rPr>
-    </w:lvl>
-    <w:lvl w:ilvl="8" w:tentative="1">
-      <w:start w:val="1"/>
-      <w:numFmt w:val="bullet"/>
-      <w:lvlText w:val=""/>
-      <w:lvlJc w:val="left"/>
-      <w:pPr>
-        <w:tabs>
-          <w:tab w:val="num" w:pos="6480"/>
-        </w:tabs>
-        <w:ind w:left="6480" w:hanging="360"/>
-      </w:pPr>
-      <w:rPr>
-        <w:rFonts w:ascii="Wingdings" w:hAnsi="Wingdings" w:hint="default"/>
-        <w:sz w:val="20"/>
-      </w:rPr>
-    </w:lvl>
-  </w:abstractNum>
-  <w:abstractNum w:abstractNumId="15" w15:restartNumberingAfterBreak="0">
-    <w:nsid w:val="65B34BAF"/>
-    <w:multiLevelType w:val="multilevel"/>
-    <w:tmpl w:val="5F5472F8"/>
-    <w:lvl w:ilvl="0">
-      <w:start w:val="1"/>
-      <w:numFmt w:val="bullet"/>
-      <w:lvlText w:val=""/>
-      <w:lvlJc w:val="left"/>
-      <w:pPr>
-        <w:tabs>
-          <w:tab w:val="num" w:pos="720"/>
-        </w:tabs>
-        <w:ind w:left="720" w:hanging="360"/>
-      </w:pPr>
-      <w:rPr>
-        <w:rFonts w:ascii="Symbol" w:hAnsi="Symbol" w:hint="default"/>
-        <w:sz w:val="20"/>
-      </w:rPr>
-    </w:lvl>
-    <w:lvl w:ilvl="1" w:tentative="1">
-      <w:start w:val="1"/>
-      <w:numFmt w:val="bullet"/>
-      <w:lvlText w:val="o"/>
-      <w:lvlJc w:val="left"/>
-      <w:pPr>
-        <w:tabs>
-          <w:tab w:val="num" w:pos="1440"/>
-        </w:tabs>
-        <w:ind w:left="1440" w:hanging="360"/>
-      </w:pPr>
-      <w:rPr>
-        <w:rFonts w:ascii="Courier New" w:hAnsi="Courier New" w:hint="default"/>
-        <w:sz w:val="20"/>
-      </w:rPr>
-    </w:lvl>
-    <w:lvl w:ilvl="2" w:tentative="1">
-      <w:start w:val="1"/>
-      <w:numFmt w:val="bullet"/>
-      <w:lvlText w:val=""/>
-      <w:lvlJc w:val="left"/>
-      <w:pPr>
-        <w:tabs>
-          <w:tab w:val="num" w:pos="2160"/>
-        </w:tabs>
-        <w:ind w:left="2160" w:hanging="360"/>
-      </w:pPr>
-      <w:rPr>
-        <w:rFonts w:ascii="Wingdings" w:hAnsi="Wingdings" w:hint="default"/>
-        <w:sz w:val="20"/>
-      </w:rPr>
-    </w:lvl>
-    <w:lvl w:ilvl="3" w:tentative="1">
-      <w:start w:val="1"/>
-      <w:numFmt w:val="bullet"/>
-      <w:lvlText w:val=""/>
-      <w:lvlJc w:val="left"/>
-      <w:pPr>
-        <w:tabs>
-          <w:tab w:val="num" w:pos="2880"/>
-        </w:tabs>
-        <w:ind w:left="2880" w:hanging="360"/>
-      </w:pPr>
-      <w:rPr>
-        <w:rFonts w:ascii="Wingdings" w:hAnsi="Wingdings" w:hint="default"/>
-        <w:sz w:val="20"/>
-      </w:rPr>
-    </w:lvl>
-    <w:lvl w:ilvl="4" w:tentative="1">
-      <w:start w:val="1"/>
-      <w:numFmt w:val="bullet"/>
-      <w:lvlText w:val=""/>
-      <w:lvlJc w:val="left"/>
-      <w:pPr>
-        <w:tabs>
-          <w:tab w:val="num" w:pos="3600"/>
-        </w:tabs>
-        <w:ind w:left="3600" w:hanging="360"/>
-      </w:pPr>
-      <w:rPr>
-        <w:rFonts w:ascii="Wingdings" w:hAnsi="Wingdings" w:hint="default"/>
-        <w:sz w:val="20"/>
-      </w:rPr>
-    </w:lvl>
-    <w:lvl w:ilvl="5" w:tentative="1">
-      <w:start w:val="1"/>
-      <w:numFmt w:val="bullet"/>
-      <w:lvlText w:val=""/>
-      <w:lvlJc w:val="left"/>
-      <w:pPr>
-        <w:tabs>
-          <w:tab w:val="num" w:pos="4320"/>
-        </w:tabs>
-        <w:ind w:left="4320" w:hanging="360"/>
-      </w:pPr>
-      <w:rPr>
-        <w:rFonts w:ascii="Wingdings" w:hAnsi="Wingdings" w:hint="default"/>
-        <w:sz w:val="20"/>
-      </w:rPr>
-    </w:lvl>
-    <w:lvl w:ilvl="6" w:tentative="1">
-      <w:start w:val="1"/>
-      <w:numFmt w:val="bullet"/>
-      <w:lvlText w:val=""/>
-      <w:lvlJc w:val="left"/>
-      <w:pPr>
-        <w:tabs>
-          <w:tab w:val="num" w:pos="5040"/>
-        </w:tabs>
-        <w:ind w:left="5040" w:hanging="360"/>
-      </w:pPr>
-      <w:rPr>
-        <w:rFonts w:ascii="Wingdings" w:hAnsi="Wingdings" w:hint="default"/>
-        <w:sz w:val="20"/>
-      </w:rPr>
-    </w:lvl>
-    <w:lvl w:ilvl="7" w:tentative="1">
-      <w:start w:val="1"/>
-      <w:numFmt w:val="bullet"/>
-      <w:lvlText w:val=""/>
-      <w:lvlJc w:val="left"/>
-      <w:pPr>
-        <w:tabs>
-          <w:tab w:val="num" w:pos="5760"/>
-        </w:tabs>
-        <w:ind w:left="5760" w:hanging="360"/>
-      </w:pPr>
-      <w:rPr>
-        <w:rFonts w:ascii="Wingdings" w:hAnsi="Wingdings" w:hint="default"/>
-        <w:sz w:val="20"/>
-      </w:rPr>
-    </w:lvl>
-    <w:lvl w:ilvl="8" w:tentative="1">
-      <w:start w:val="1"/>
-      <w:numFmt w:val="bullet"/>
-      <w:lvlText w:val=""/>
-      <w:lvlJc w:val="left"/>
-      <w:pPr>
-        <w:tabs>
-          <w:tab w:val="num" w:pos="6480"/>
-        </w:tabs>
-        <w:ind w:left="6480" w:hanging="360"/>
-      </w:pPr>
-      <w:rPr>
-        <w:rFonts w:ascii="Wingdings" w:hAnsi="Wingdings" w:hint="default"/>
-        <w:sz w:val="20"/>
-      </w:rPr>
-    </w:lvl>
-  </w:abstractNum>
-  <w:abstractNum w:abstractNumId="16" w15:restartNumberingAfterBreak="0">
-    <w:nsid w:val="6D1060CD"/>
-    <w:multiLevelType w:val="multilevel"/>
-    <w:tmpl w:val="BFA47340"/>
-    <w:lvl w:ilvl="0">
-      <w:start w:val="1"/>
-      <w:numFmt w:val="bullet"/>
-      <w:lvlText w:val=""/>
-      <w:lvlJc w:val="left"/>
-      <w:pPr>
-        <w:tabs>
-          <w:tab w:val="num" w:pos="720"/>
-        </w:tabs>
-        <w:ind w:left="720" w:hanging="360"/>
-      </w:pPr>
-      <w:rPr>
-        <w:rFonts w:ascii="Symbol" w:hAnsi="Symbol" w:hint="default"/>
-        <w:sz w:val="20"/>
-      </w:rPr>
-    </w:lvl>
-    <w:lvl w:ilvl="1" w:tentative="1">
-      <w:start w:val="1"/>
-      <w:numFmt w:val="bullet"/>
-      <w:lvlText w:val="o"/>
-      <w:lvlJc w:val="left"/>
-      <w:pPr>
-        <w:tabs>
-          <w:tab w:val="num" w:pos="1440"/>
-        </w:tabs>
-        <w:ind w:left="1440" w:hanging="360"/>
-      </w:pPr>
-      <w:rPr>
-        <w:rFonts w:ascii="Courier New" w:hAnsi="Courier New" w:hint="default"/>
-        <w:sz w:val="20"/>
-      </w:rPr>
-    </w:lvl>
-    <w:lvl w:ilvl="2" w:tentative="1">
-      <w:start w:val="1"/>
-      <w:numFmt w:val="bullet"/>
-      <w:lvlText w:val=""/>
-      <w:lvlJc w:val="left"/>
-      <w:pPr>
-        <w:tabs>
-          <w:tab w:val="num" w:pos="2160"/>
-        </w:tabs>
-        <w:ind w:left="2160" w:hanging="360"/>
-      </w:pPr>
-      <w:rPr>
-        <w:rFonts w:ascii="Wingdings" w:hAnsi="Wingdings" w:hint="default"/>
-        <w:sz w:val="20"/>
-      </w:rPr>
-    </w:lvl>
-    <w:lvl w:ilvl="3" w:tentative="1">
-      <w:start w:val="1"/>
-      <w:numFmt w:val="bullet"/>
-      <w:lvlText w:val=""/>
-      <w:lvlJc w:val="left"/>
-      <w:pPr>
-        <w:tabs>
-          <w:tab w:val="num" w:pos="2880"/>
-        </w:tabs>
-        <w:ind w:left="2880" w:hanging="360"/>
-      </w:pPr>
-      <w:rPr>
-        <w:rFonts w:ascii="Wingdings" w:hAnsi="Wingdings" w:hint="default"/>
-        <w:sz w:val="20"/>
-      </w:rPr>
-    </w:lvl>
-    <w:lvl w:ilvl="4" w:tentative="1">
-      <w:start w:val="1"/>
-      <w:numFmt w:val="bullet"/>
-      <w:lvlText w:val=""/>
-      <w:lvlJc w:val="left"/>
-      <w:pPr>
-        <w:tabs>
-          <w:tab w:val="num" w:pos="3600"/>
-        </w:tabs>
-        <w:ind w:left="3600" w:hanging="360"/>
-      </w:pPr>
-      <w:rPr>
-        <w:rFonts w:ascii="Wingdings" w:hAnsi="Wingdings" w:hint="default"/>
-        <w:sz w:val="20"/>
-      </w:rPr>
-    </w:lvl>
-    <w:lvl w:ilvl="5" w:tentative="1">
-      <w:start w:val="1"/>
-      <w:numFmt w:val="bullet"/>
-      <w:lvlText w:val=""/>
-      <w:lvlJc w:val="left"/>
-      <w:pPr>
-        <w:tabs>
-          <w:tab w:val="num" w:pos="4320"/>
-        </w:tabs>
-        <w:ind w:left="4320" w:hanging="360"/>
-      </w:pPr>
-      <w:rPr>
-        <w:rFonts w:ascii="Wingdings" w:hAnsi="Wingdings" w:hint="default"/>
-        <w:sz w:val="20"/>
-      </w:rPr>
-    </w:lvl>
-    <w:lvl w:ilvl="6" w:tentative="1">
-      <w:start w:val="1"/>
-      <w:numFmt w:val="bullet"/>
-      <w:lvlText w:val=""/>
-      <w:lvlJc w:val="left"/>
-      <w:pPr>
-        <w:tabs>
-          <w:tab w:val="num" w:pos="5040"/>
-        </w:tabs>
-        <w:ind w:left="5040" w:hanging="360"/>
-      </w:pPr>
-      <w:rPr>
-        <w:rFonts w:ascii="Wingdings" w:hAnsi="Wingdings" w:hint="default"/>
-        <w:sz w:val="20"/>
-      </w:rPr>
-    </w:lvl>
-    <w:lvl w:ilvl="7" w:tentative="1">
-      <w:start w:val="1"/>
-      <w:numFmt w:val="bullet"/>
-      <w:lvlText w:val=""/>
-      <w:lvlJc w:val="left"/>
-      <w:pPr>
-        <w:tabs>
-          <w:tab w:val="num" w:pos="5760"/>
-        </w:tabs>
-        <w:ind w:left="5760" w:hanging="360"/>
-      </w:pPr>
-      <w:rPr>
-        <w:rFonts w:ascii="Wingdings" w:hAnsi="Wingdings" w:hint="default"/>
-        <w:sz w:val="20"/>
-      </w:rPr>
-    </w:lvl>
-    <w:lvl w:ilvl="8" w:tentative="1">
-      <w:start w:val="1"/>
-      <w:numFmt w:val="bullet"/>
-      <w:lvlText w:val=""/>
-      <w:lvlJc w:val="left"/>
-      <w:pPr>
-        <w:tabs>
-          <w:tab w:val="num" w:pos="6480"/>
-        </w:tabs>
-        <w:ind w:left="6480" w:hanging="360"/>
-      </w:pPr>
-      <w:rPr>
-        <w:rFonts w:ascii="Wingdings" w:hAnsi="Wingdings" w:hint="default"/>
-        <w:sz w:val="20"/>
-      </w:rPr>
-    </w:lvl>
-  </w:abstractNum>
-  <w:abstractNum w:abstractNumId="17" w15:restartNumberingAfterBreak="0">
+  <w:abstractNum w:abstractNumId="6" w15:restartNumberingAfterBreak="0">
     <w:nsid w:val="6D855741"/>
     <w:multiLevelType w:val="multilevel"/>
     <w:tmpl w:val="65AE2238"/>
@@ -7881,156 +4941,7 @@
       </w:rPr>
     </w:lvl>
   </w:abstractNum>
-  <w:abstractNum w:abstractNumId="18" w15:restartNumberingAfterBreak="0">
-    <w:nsid w:val="716B544D"/>
-    <w:multiLevelType w:val="multilevel"/>
-    <w:tmpl w:val="C1C4262C"/>
-    <w:lvl w:ilvl="0">
-      <w:start w:val="1"/>
-      <w:numFmt w:val="bullet"/>
-      <w:lvlText w:val=""/>
-      <w:lvlJc w:val="left"/>
-      <w:pPr>
-        <w:tabs>
-          <w:tab w:val="num" w:pos="720"/>
-        </w:tabs>
-        <w:ind w:left="720" w:hanging="360"/>
-      </w:pPr>
-      <w:rPr>
-        <w:rFonts w:ascii="Symbol" w:hAnsi="Symbol" w:hint="default"/>
-        <w:sz w:val="20"/>
-      </w:rPr>
-    </w:lvl>
-    <w:lvl w:ilvl="1" w:tentative="1">
-      <w:start w:val="1"/>
-      <w:numFmt w:val="bullet"/>
-      <w:lvlText w:val="o"/>
-      <w:lvlJc w:val="left"/>
-      <w:pPr>
-        <w:tabs>
-          <w:tab w:val="num" w:pos="1440"/>
-        </w:tabs>
-        <w:ind w:left="1440" w:hanging="360"/>
-      </w:pPr>
-      <w:rPr>
-        <w:rFonts w:ascii="Courier New" w:hAnsi="Courier New" w:hint="default"/>
-        <w:sz w:val="20"/>
-      </w:rPr>
-    </w:lvl>
-    <w:lvl w:ilvl="2" w:tentative="1">
-      <w:start w:val="1"/>
-      <w:numFmt w:val="bullet"/>
-      <w:lvlText w:val=""/>
-      <w:lvlJc w:val="left"/>
-      <w:pPr>
-        <w:tabs>
-          <w:tab w:val="num" w:pos="2160"/>
-        </w:tabs>
-        <w:ind w:left="2160" w:hanging="360"/>
-      </w:pPr>
-      <w:rPr>
-        <w:rFonts w:ascii="Wingdings" w:hAnsi="Wingdings" w:hint="default"/>
-        <w:sz w:val="20"/>
-      </w:rPr>
-    </w:lvl>
-    <w:lvl w:ilvl="3" w:tentative="1">
-      <w:start w:val="1"/>
-      <w:numFmt w:val="bullet"/>
-      <w:lvlText w:val=""/>
-      <w:lvlJc w:val="left"/>
-      <w:pPr>
-        <w:tabs>
-          <w:tab w:val="num" w:pos="2880"/>
-        </w:tabs>
-        <w:ind w:left="2880" w:hanging="360"/>
-      </w:pPr>
-      <w:rPr>
-        <w:rFonts w:ascii="Wingdings" w:hAnsi="Wingdings" w:hint="default"/>
-        <w:sz w:val="20"/>
-      </w:rPr>
-    </w:lvl>
-    <w:lvl w:ilvl="4" w:tentative="1">
-      <w:start w:val="1"/>
-      <w:numFmt w:val="bullet"/>
-      <w:lvlText w:val=""/>
-      <w:lvlJc w:val="left"/>
-      <w:pPr>
-        <w:tabs>
-          <w:tab w:val="num" w:pos="3600"/>
-        </w:tabs>
-        <w:ind w:left="3600" w:hanging="360"/>
-      </w:pPr>
-      <w:rPr>
-        <w:rFonts w:ascii="Wingdings" w:hAnsi="Wingdings" w:hint="default"/>
-        <w:sz w:val="20"/>
-      </w:rPr>
-    </w:lvl>
-    <w:lvl w:ilvl="5" w:tentative="1">
-      <w:start w:val="1"/>
-      <w:numFmt w:val="bullet"/>
-      <w:lvlText w:val=""/>
-      <w:lvlJc w:val="left"/>
-      <w:pPr>
-        <w:tabs>
-          <w:tab w:val="num" w:pos="4320"/>
-        </w:tabs>
-        <w:ind w:left="4320" w:hanging="360"/>
-      </w:pPr>
-      <w:rPr>
-        <w:rFonts w:ascii="Wingdings" w:hAnsi="Wingdings" w:hint="default"/>
-        <w:sz w:val="20"/>
-      </w:rPr>
-    </w:lvl>
-    <w:lvl w:ilvl="6" w:tentative="1">
-      <w:start w:val="1"/>
-      <w:numFmt w:val="bullet"/>
-      <w:lvlText w:val=""/>
-      <w:lvlJc w:val="left"/>
-      <w:pPr>
-        <w:tabs>
-          <w:tab w:val="num" w:pos="5040"/>
-        </w:tabs>
-        <w:ind w:left="5040" w:hanging="360"/>
-      </w:pPr>
-      <w:rPr>
-        <w:rFonts w:ascii="Wingdings" w:hAnsi="Wingdings" w:hint="default"/>
-        <w:sz w:val="20"/>
-      </w:rPr>
-    </w:lvl>
-    <w:lvl w:ilvl="7" w:tentative="1">
-      <w:start w:val="1"/>
-      <w:numFmt w:val="bullet"/>
-      <w:lvlText w:val=""/>
-      <w:lvlJc w:val="left"/>
-      <w:pPr>
-        <w:tabs>
-          <w:tab w:val="num" w:pos="5760"/>
-        </w:tabs>
-        <w:ind w:left="5760" w:hanging="360"/>
-      </w:pPr>
-      <w:rPr>
-        <w:rFonts w:ascii="Wingdings" w:hAnsi="Wingdings" w:hint="default"/>
-        <w:sz w:val="20"/>
-      </w:rPr>
-    </w:lvl>
-    <w:lvl w:ilvl="8" w:tentative="1">
-      <w:start w:val="1"/>
-      <w:numFmt w:val="bullet"/>
-      <w:lvlText w:val=""/>
-      <w:lvlJc w:val="left"/>
-      <w:pPr>
-        <w:tabs>
-          <w:tab w:val="num" w:pos="6480"/>
-        </w:tabs>
-        <w:ind w:left="6480" w:hanging="360"/>
-      </w:pPr>
-      <w:rPr>
-        <w:rFonts w:ascii="Wingdings" w:hAnsi="Wingdings" w:hint="default"/>
-        <w:sz w:val="20"/>
-      </w:rPr>
-    </w:lvl>
-  </w:abstractNum>
-  <w:abstractNum w:abstractNumId="19" w15:restartNumberingAfterBreak="0">
+  <w:abstractNum w:abstractNumId="7" w15:restartNumberingAfterBreak="0">
     <w:nsid w:val="748B3909"/>
     <w:multiLevelType w:val="multilevel"/>
     <w:tmpl w:val="9A5C6464"/>
@@ -8179,7 +5090,7 @@
       </w:rPr>
     </w:lvl>
   </w:abstractNum>
-  <w:abstractNum w:abstractNumId="20" w15:restartNumberingAfterBreak="0">
+  <w:abstractNum w:abstractNumId="8" w15:restartNumberingAfterBreak="0">
     <w:nsid w:val="799F1961"/>
     <w:multiLevelType w:val="multilevel"/>
     <w:tmpl w:val="CABC3BC8"/>
@@ -8328,7 +5239,7 @@
       </w:rPr>
     </w:lvl>
   </w:abstractNum>
-  <w:abstractNum w:abstractNumId="21" w15:restartNumberingAfterBreak="0">
+  <w:abstractNum w:abstractNumId="9" w15:restartNumberingAfterBreak="0">
     <w:nsid w:val="7AB41192"/>
     <w:multiLevelType w:val="multilevel"/>
     <w:tmpl w:val="669836A8"/>
@@ -8477,7 +5388,7 @@
       </w:rPr>
     </w:lvl>
   </w:abstractNum>
-  <w:abstractNum w:abstractNumId="22" w15:restartNumberingAfterBreak="0">
+  <w:abstractNum w:abstractNumId="10" w15:restartNumberingAfterBreak="0">
     <w:nsid w:val="7F3B49BB"/>
     <w:multiLevelType w:val="multilevel"/>
     <w:tmpl w:val="A80205FA"/>
@@ -8626,7 +5537,7 @@
       </w:rPr>
     </w:lvl>
   </w:abstractNum>
-  <w:abstractNum w:abstractNumId="23" w15:restartNumberingAfterBreak="0">
+  <w:abstractNum w:abstractNumId="11" w15:restartNumberingAfterBreak="0">
     <w:nsid w:val="7F8329FE"/>
     <w:multiLevelType w:val="multilevel"/>
     <w:tmpl w:val="7E922C36"/>
@@ -8775,77 +5686,41 @@
       </w:rPr>
     </w:lvl>
   </w:abstractNum>
-  <w:num w:numId="1" w16cid:durableId="1646084429">
-    <w:abstractNumId w:val="18"/>
+  <w:num w:numId="1" w16cid:durableId="1469277295">
+    <w:abstractNumId w:val="10"/>
   </w:num>
-  <w:num w:numId="2" w16cid:durableId="1719626895">
-    <w:abstractNumId w:val="16"/>
+  <w:num w:numId="2" w16cid:durableId="823200038">
+    <w:abstractNumId w:val="3"/>
   </w:num>
-  <w:num w:numId="3" w16cid:durableId="179243836">
+  <w:num w:numId="3" w16cid:durableId="563495462">
+    <w:abstractNumId w:val="1"/>
+  </w:num>
+  <w:num w:numId="4" w16cid:durableId="2023316275">
+    <w:abstractNumId w:val="7"/>
+  </w:num>
+  <w:num w:numId="5" w16cid:durableId="1209413584">
+    <w:abstractNumId w:val="11"/>
+  </w:num>
+  <w:num w:numId="6" w16cid:durableId="403458314">
+    <w:abstractNumId w:val="9"/>
+  </w:num>
+  <w:num w:numId="7" w16cid:durableId="721295309">
+    <w:abstractNumId w:val="5"/>
+  </w:num>
+  <w:num w:numId="8" w16cid:durableId="1733579324">
+    <w:abstractNumId w:val="4"/>
+  </w:num>
+  <w:num w:numId="9" w16cid:durableId="1733459842">
     <w:abstractNumId w:val="0"/>
   </w:num>
-  <w:num w:numId="4" w16cid:durableId="1538154565">
-    <w:abstractNumId w:val="5"/>
-  </w:num>
-  <w:num w:numId="5" w16cid:durableId="441266396">
-    <w:abstractNumId w:val="1"/>
-  </w:num>
-  <w:num w:numId="6" w16cid:durableId="766267626">
+  <w:num w:numId="10" w16cid:durableId="348921237">
     <w:abstractNumId w:val="6"/>
   </w:num>
-  <w:num w:numId="7" w16cid:durableId="1184251565">
-    <w:abstractNumId w:val="14"/>
-  </w:num>
-  <w:num w:numId="8" w16cid:durableId="726104840">
-    <w:abstractNumId w:val="10"/>
-  </w:num>
-  <w:num w:numId="9" w16cid:durableId="1764257347">
-    <w:abstractNumId w:val="7"/>
-  </w:num>
-  <w:num w:numId="10" w16cid:durableId="158624199">
-    <w:abstractNumId w:val="13"/>
-  </w:num>
-  <w:num w:numId="11" w16cid:durableId="2016689216">
-    <w:abstractNumId w:val="15"/>
-  </w:num>
-  <w:num w:numId="12" w16cid:durableId="652491744">
+  <w:num w:numId="11" w16cid:durableId="1607540837">
     <w:abstractNumId w:val="2"/>
   </w:num>
-  <w:num w:numId="13" w16cid:durableId="1469277295">
-    <w:abstractNumId w:val="22"/>
-  </w:num>
-  <w:num w:numId="14" w16cid:durableId="823200038">
-    <w:abstractNumId w:val="9"/>
-  </w:num>
-  <w:num w:numId="15" w16cid:durableId="563495462">
-    <w:abstractNumId w:val="4"/>
-  </w:num>
-  <w:num w:numId="16" w16cid:durableId="2023316275">
-    <w:abstractNumId w:val="19"/>
-  </w:num>
-  <w:num w:numId="17" w16cid:durableId="1209413584">
-    <w:abstractNumId w:val="23"/>
-  </w:num>
-  <w:num w:numId="18" w16cid:durableId="403458314">
-    <w:abstractNumId w:val="21"/>
-  </w:num>
-  <w:num w:numId="19" w16cid:durableId="721295309">
-    <w:abstractNumId w:val="12"/>
-  </w:num>
-  <w:num w:numId="20" w16cid:durableId="1733579324">
-    <w:abstractNumId w:val="11"/>
-  </w:num>
-  <w:num w:numId="21" w16cid:durableId="1733459842">
-    <w:abstractNumId w:val="3"/>
-  </w:num>
-  <w:num w:numId="22" w16cid:durableId="348921237">
-    <w:abstractNumId w:val="17"/>
-  </w:num>
-  <w:num w:numId="23" w16cid:durableId="1607540837">
+  <w:num w:numId="12" w16cid:durableId="1835678263">
     <w:abstractNumId w:val="8"/>
-  </w:num>
-  <w:num w:numId="24" w16cid:durableId="1835678263">
-    <w:abstractNumId w:val="20"/>
   </w:num>
 </w:numbering>
 </file>
@@ -8855,15 +5730,17 @@
   <w:docDefaults>
     <w:rPrDefault>
       <w:rPr>
-        <w:rFonts w:ascii="Arial" w:eastAsia="Arial" w:hAnsi="Arial" w:cs="Arial"/>
-        <w:sz w:val="22"/>
-        <w:szCs w:val="22"/>
-        <w:lang w:val="en" w:eastAsia="en-US" w:bidi="ar-SA"/>
+        <w:rFonts w:asciiTheme="minorHAnsi" w:eastAsiaTheme="minorHAnsi" w:hAnsiTheme="minorHAnsi" w:cstheme="minorBidi"/>
+        <w:kern w:val="2"/>
+        <w:sz w:val="24"/>
+        <w:szCs w:val="24"/>
+        <w:lang w:val="en-US" w:eastAsia="en-US" w:bidi="ar-SA"/>
+        <w14:ligatures w14:val="standardContextual"/>
       </w:rPr>
     </w:rPrDefault>
     <w:pPrDefault>
       <w:pPr>
-        <w:spacing w:line="276" w:lineRule="auto"/>
+        <w:spacing w:after="160" w:line="278" w:lineRule="auto"/>
       </w:pPr>
     </w:pPrDefault>
   </w:docDefaults>
@@ -9253,15 +6130,19 @@
     <w:name w:val="heading 1"/>
     <w:basedOn w:val="Normal"/>
     <w:next w:val="Normal"/>
+    <w:link w:val="Heading1Char"/>
     <w:uiPriority w:val="9"/>
     <w:qFormat/>
+    <w:rsid w:val="00BF268D"/>
     <w:pPr>
       <w:keepNext/>
       <w:keepLines/>
-      <w:spacing w:before="400" w:after="120"/>
+      <w:spacing w:before="360" w:after="80"/>
       <w:outlineLvl w:val="0"/>
     </w:pPr>
     <w:rPr>
+      <w:rFonts w:asciiTheme="majorHAnsi" w:eastAsiaTheme="majorEastAsia" w:hAnsiTheme="majorHAnsi" w:cstheme="majorBidi"/>
+      <w:color w:val="2F5496" w:themeColor="accent1" w:themeShade="BF"/>
       <w:sz w:val="40"/>
       <w:szCs w:val="40"/>
     </w:rPr>
@@ -9270,16 +6151,20 @@
     <w:name w:val="heading 2"/>
     <w:basedOn w:val="Normal"/>
     <w:next w:val="Normal"/>
+    <w:link w:val="Heading2Char"/>
     <w:uiPriority w:val="9"/>
     <w:unhideWhenUsed/>
     <w:qFormat/>
+    <w:rsid w:val="00BF268D"/>
     <w:pPr>
       <w:keepNext/>
       <w:keepLines/>
-      <w:spacing w:before="360" w:after="120"/>
+      <w:spacing w:before="160" w:after="80"/>
       <w:outlineLvl w:val="1"/>
     </w:pPr>
     <w:rPr>
+      <w:rFonts w:asciiTheme="majorHAnsi" w:eastAsiaTheme="majorEastAsia" w:hAnsiTheme="majorHAnsi" w:cstheme="majorBidi"/>
+      <w:color w:val="2F5496" w:themeColor="accent1" w:themeShade="BF"/>
       <w:sz w:val="32"/>
       <w:szCs w:val="32"/>
     </w:rPr>
@@ -9288,18 +6173,21 @@
     <w:name w:val="heading 3"/>
     <w:basedOn w:val="Normal"/>
     <w:next w:val="Normal"/>
+    <w:link w:val="Heading3Char"/>
     <w:uiPriority w:val="9"/>
     <w:semiHidden/>
     <w:unhideWhenUsed/>
     <w:qFormat/>
+    <w:rsid w:val="00BF268D"/>
     <w:pPr>
       <w:keepNext/>
       <w:keepLines/>
-      <w:spacing w:before="320" w:after="80"/>
+      <w:spacing w:before="160" w:after="80"/>
       <w:outlineLvl w:val="2"/>
     </w:pPr>
     <w:rPr>
-      <w:color w:val="434343"/>
+      <w:rFonts w:eastAsiaTheme="majorEastAsia" w:cstheme="majorBidi"/>
+      <w:color w:val="2F5496" w:themeColor="accent1" w:themeShade="BF"/>
       <w:sz w:val="28"/>
       <w:szCs w:val="28"/>
     </w:rPr>
@@ -9308,63 +6196,138 @@
     <w:name w:val="heading 4"/>
     <w:basedOn w:val="Normal"/>
     <w:next w:val="Normal"/>
+    <w:link w:val="Heading4Char"/>
     <w:uiPriority w:val="9"/>
     <w:semiHidden/>
     <w:unhideWhenUsed/>
     <w:qFormat/>
+    <w:rsid w:val="00BF268D"/>
     <w:pPr>
       <w:keepNext/>
       <w:keepLines/>
-      <w:spacing w:before="280" w:after="80"/>
+      <w:spacing w:before="80" w:after="40"/>
       <w:outlineLvl w:val="3"/>
     </w:pPr>
     <w:rPr>
-      <w:color w:val="666666"/>
-      <w:sz w:val="24"/>
-      <w:szCs w:val="24"/>
+      <w:rFonts w:eastAsiaTheme="majorEastAsia" w:cstheme="majorBidi"/>
+      <w:i/>
+      <w:iCs/>
+      <w:color w:val="2F5496" w:themeColor="accent1" w:themeShade="BF"/>
     </w:rPr>
   </w:style>
   <w:style w:type="paragraph" w:styleId="Heading5">
     <w:name w:val="heading 5"/>
     <w:basedOn w:val="Normal"/>
     <w:next w:val="Normal"/>
+    <w:link w:val="Heading5Char"/>
     <w:uiPriority w:val="9"/>
     <w:semiHidden/>
     <w:unhideWhenUsed/>
     <w:qFormat/>
+    <w:rsid w:val="00BF268D"/>
     <w:pPr>
       <w:keepNext/>
       <w:keepLines/>
-      <w:spacing w:before="240" w:after="80"/>
+      <w:spacing w:before="80" w:after="40"/>
       <w:outlineLvl w:val="4"/>
     </w:pPr>
     <w:rPr>
-      <w:color w:val="666666"/>
+      <w:rFonts w:eastAsiaTheme="majorEastAsia" w:cstheme="majorBidi"/>
+      <w:color w:val="2F5496" w:themeColor="accent1" w:themeShade="BF"/>
     </w:rPr>
   </w:style>
   <w:style w:type="paragraph" w:styleId="Heading6">
     <w:name w:val="heading 6"/>
     <w:basedOn w:val="Normal"/>
     <w:next w:val="Normal"/>
+    <w:link w:val="Heading6Char"/>
     <w:uiPriority w:val="9"/>
     <w:semiHidden/>
     <w:unhideWhenUsed/>
     <w:qFormat/>
+    <w:rsid w:val="00BF268D"/>
     <w:pPr>
       <w:keepNext/>
       <w:keepLines/>
-      <w:spacing w:before="240" w:after="80"/>
+      <w:spacing w:before="40" w:after="0"/>
       <w:outlineLvl w:val="5"/>
     </w:pPr>
     <w:rPr>
+      <w:rFonts w:eastAsiaTheme="majorEastAsia" w:cstheme="majorBidi"/>
       <w:i/>
       <w:iCs/>
-      <w:color w:val="666666"/>
+      <w:color w:val="595959" w:themeColor="text1" w:themeTint="A6"/>
+    </w:rPr>
+  </w:style>
+  <w:style w:type="paragraph" w:styleId="Heading7">
+    <w:name w:val="heading 7"/>
+    <w:basedOn w:val="Normal"/>
+    <w:next w:val="Normal"/>
+    <w:link w:val="Heading7Char"/>
+    <w:uiPriority w:val="9"/>
+    <w:semiHidden/>
+    <w:unhideWhenUsed/>
+    <w:qFormat/>
+    <w:rsid w:val="00BF268D"/>
+    <w:pPr>
+      <w:keepNext/>
+      <w:keepLines/>
+      <w:spacing w:before="40" w:after="0"/>
+      <w:outlineLvl w:val="6"/>
+    </w:pPr>
+    <w:rPr>
+      <w:rFonts w:eastAsiaTheme="majorEastAsia" w:cstheme="majorBidi"/>
+      <w:color w:val="595959" w:themeColor="text1" w:themeTint="A6"/>
+    </w:rPr>
+  </w:style>
+  <w:style w:type="paragraph" w:styleId="Heading8">
+    <w:name w:val="heading 8"/>
+    <w:basedOn w:val="Normal"/>
+    <w:next w:val="Normal"/>
+    <w:link w:val="Heading8Char"/>
+    <w:uiPriority w:val="9"/>
+    <w:semiHidden/>
+    <w:unhideWhenUsed/>
+    <w:qFormat/>
+    <w:rsid w:val="00BF268D"/>
+    <w:pPr>
+      <w:keepNext/>
+      <w:keepLines/>
+      <w:spacing w:after="0"/>
+      <w:outlineLvl w:val="7"/>
+    </w:pPr>
+    <w:rPr>
+      <w:rFonts w:eastAsiaTheme="majorEastAsia" w:cstheme="majorBidi"/>
+      <w:i/>
+      <w:iCs/>
+      <w:color w:val="272727" w:themeColor="text1" w:themeTint="D8"/>
+    </w:rPr>
+  </w:style>
+  <w:style w:type="paragraph" w:styleId="Heading9">
+    <w:name w:val="heading 9"/>
+    <w:basedOn w:val="Normal"/>
+    <w:next w:val="Normal"/>
+    <w:link w:val="Heading9Char"/>
+    <w:uiPriority w:val="9"/>
+    <w:semiHidden/>
+    <w:unhideWhenUsed/>
+    <w:qFormat/>
+    <w:rsid w:val="00BF268D"/>
+    <w:pPr>
+      <w:keepNext/>
+      <w:keepLines/>
+      <w:spacing w:after="0"/>
+      <w:outlineLvl w:val="8"/>
+    </w:pPr>
+    <w:rPr>
+      <w:rFonts w:eastAsiaTheme="majorEastAsia" w:cstheme="majorBidi"/>
+      <w:color w:val="272727" w:themeColor="text1" w:themeTint="D8"/>
     </w:rPr>
   </w:style>
   <w:style w:type="character" w:default="1" w:styleId="DefaultParagraphFont">
     <w:name w:val="Default Paragraph Font"/>
     <w:uiPriority w:val="1"/>
+    <w:semiHidden/>
     <w:unhideWhenUsed/>
   </w:style>
   <w:style w:type="table" w:default="1" w:styleId="TableNormal">
@@ -9388,48 +6351,294 @@
     <w:semiHidden/>
     <w:unhideWhenUsed/>
   </w:style>
-  <w:style w:type="table" w:customStyle="1" w:styleId="TableNormal0">
-    <w:name w:val="TableNormal"/>
-    <w:tblPr>
-      <w:tblCellMar>
-        <w:top w:w="100" w:type="dxa"/>
-        <w:left w:w="100" w:type="dxa"/>
-        <w:bottom w:w="100" w:type="dxa"/>
-        <w:right w:w="100" w:type="dxa"/>
-      </w:tblCellMar>
-    </w:tblPr>
+  <w:style w:type="character" w:customStyle="1" w:styleId="Heading1Char">
+    <w:name w:val="Heading 1 Char"/>
+    <w:basedOn w:val="DefaultParagraphFont"/>
+    <w:link w:val="Heading1"/>
+    <w:uiPriority w:val="9"/>
+    <w:rsid w:val="00BF268D"/>
+    <w:rPr>
+      <w:rFonts w:asciiTheme="majorHAnsi" w:eastAsiaTheme="majorEastAsia" w:hAnsiTheme="majorHAnsi" w:cstheme="majorBidi"/>
+      <w:color w:val="2F5496" w:themeColor="accent1" w:themeShade="BF"/>
+      <w:sz w:val="40"/>
+      <w:szCs w:val="40"/>
+    </w:rPr>
+  </w:style>
+  <w:style w:type="character" w:customStyle="1" w:styleId="Heading2Char">
+    <w:name w:val="Heading 2 Char"/>
+    <w:basedOn w:val="DefaultParagraphFont"/>
+    <w:link w:val="Heading2"/>
+    <w:uiPriority w:val="9"/>
+    <w:semiHidden/>
+    <w:rsid w:val="00BF268D"/>
+    <w:rPr>
+      <w:rFonts w:asciiTheme="majorHAnsi" w:eastAsiaTheme="majorEastAsia" w:hAnsiTheme="majorHAnsi" w:cstheme="majorBidi"/>
+      <w:color w:val="2F5496" w:themeColor="accent1" w:themeShade="BF"/>
+      <w:sz w:val="32"/>
+      <w:szCs w:val="32"/>
+    </w:rPr>
+  </w:style>
+  <w:style w:type="character" w:customStyle="1" w:styleId="Heading3Char">
+    <w:name w:val="Heading 3 Char"/>
+    <w:basedOn w:val="DefaultParagraphFont"/>
+    <w:link w:val="Heading3"/>
+    <w:uiPriority w:val="9"/>
+    <w:semiHidden/>
+    <w:rsid w:val="00BF268D"/>
+    <w:rPr>
+      <w:rFonts w:eastAsiaTheme="majorEastAsia" w:cstheme="majorBidi"/>
+      <w:color w:val="2F5496" w:themeColor="accent1" w:themeShade="BF"/>
+      <w:sz w:val="28"/>
+      <w:szCs w:val="28"/>
+    </w:rPr>
+  </w:style>
+  <w:style w:type="character" w:customStyle="1" w:styleId="Heading4Char">
+    <w:name w:val="Heading 4 Char"/>
+    <w:basedOn w:val="DefaultParagraphFont"/>
+    <w:link w:val="Heading4"/>
+    <w:uiPriority w:val="9"/>
+    <w:semiHidden/>
+    <w:rsid w:val="00BF268D"/>
+    <w:rPr>
+      <w:rFonts w:eastAsiaTheme="majorEastAsia" w:cstheme="majorBidi"/>
+      <w:i/>
+      <w:iCs/>
+      <w:color w:val="2F5496" w:themeColor="accent1" w:themeShade="BF"/>
+    </w:rPr>
+  </w:style>
+  <w:style w:type="character" w:customStyle="1" w:styleId="Heading5Char">
+    <w:name w:val="Heading 5 Char"/>
+    <w:basedOn w:val="DefaultParagraphFont"/>
+    <w:link w:val="Heading5"/>
+    <w:uiPriority w:val="9"/>
+    <w:semiHidden/>
+    <w:rsid w:val="00BF268D"/>
+    <w:rPr>
+      <w:rFonts w:eastAsiaTheme="majorEastAsia" w:cstheme="majorBidi"/>
+      <w:color w:val="2F5496" w:themeColor="accent1" w:themeShade="BF"/>
+    </w:rPr>
+  </w:style>
+  <w:style w:type="character" w:customStyle="1" w:styleId="Heading6Char">
+    <w:name w:val="Heading 6 Char"/>
+    <w:basedOn w:val="DefaultParagraphFont"/>
+    <w:link w:val="Heading6"/>
+    <w:uiPriority w:val="9"/>
+    <w:semiHidden/>
+    <w:rsid w:val="00BF268D"/>
+    <w:rPr>
+      <w:rFonts w:eastAsiaTheme="majorEastAsia" w:cstheme="majorBidi"/>
+      <w:i/>
+      <w:iCs/>
+      <w:color w:val="595959" w:themeColor="text1" w:themeTint="A6"/>
+    </w:rPr>
+  </w:style>
+  <w:style w:type="character" w:customStyle="1" w:styleId="Heading7Char">
+    <w:name w:val="Heading 7 Char"/>
+    <w:basedOn w:val="DefaultParagraphFont"/>
+    <w:link w:val="Heading7"/>
+    <w:uiPriority w:val="9"/>
+    <w:semiHidden/>
+    <w:rsid w:val="00BF268D"/>
+    <w:rPr>
+      <w:rFonts w:eastAsiaTheme="majorEastAsia" w:cstheme="majorBidi"/>
+      <w:color w:val="595959" w:themeColor="text1" w:themeTint="A6"/>
+    </w:rPr>
+  </w:style>
+  <w:style w:type="character" w:customStyle="1" w:styleId="Heading8Char">
+    <w:name w:val="Heading 8 Char"/>
+    <w:basedOn w:val="DefaultParagraphFont"/>
+    <w:link w:val="Heading8"/>
+    <w:uiPriority w:val="9"/>
+    <w:semiHidden/>
+    <w:rsid w:val="00BF268D"/>
+    <w:rPr>
+      <w:rFonts w:eastAsiaTheme="majorEastAsia" w:cstheme="majorBidi"/>
+      <w:i/>
+      <w:iCs/>
+      <w:color w:val="272727" w:themeColor="text1" w:themeTint="D8"/>
+    </w:rPr>
+  </w:style>
+  <w:style w:type="character" w:customStyle="1" w:styleId="Heading9Char">
+    <w:name w:val="Heading 9 Char"/>
+    <w:basedOn w:val="DefaultParagraphFont"/>
+    <w:link w:val="Heading9"/>
+    <w:uiPriority w:val="9"/>
+    <w:semiHidden/>
+    <w:rsid w:val="00BF268D"/>
+    <w:rPr>
+      <w:rFonts w:eastAsiaTheme="majorEastAsia" w:cstheme="majorBidi"/>
+      <w:color w:val="272727" w:themeColor="text1" w:themeTint="D8"/>
+    </w:rPr>
   </w:style>
   <w:style w:type="paragraph" w:styleId="Title">
     <w:name w:val="Title"/>
     <w:basedOn w:val="Normal"/>
     <w:next w:val="Normal"/>
+    <w:link w:val="TitleChar"/>
     <w:uiPriority w:val="10"/>
     <w:qFormat/>
+    <w:rsid w:val="00BF268D"/>
     <w:pPr>
-      <w:keepNext/>
-      <w:keepLines/>
-      <w:spacing w:after="60"/>
+      <w:spacing w:after="80" w:line="240" w:lineRule="auto"/>
+      <w:contextualSpacing/>
     </w:pPr>
     <w:rPr>
-      <w:sz w:val="52"/>
-      <w:szCs w:val="52"/>
+      <w:rFonts w:asciiTheme="majorHAnsi" w:eastAsiaTheme="majorEastAsia" w:hAnsiTheme="majorHAnsi" w:cstheme="majorBidi"/>
+      <w:spacing w:val="-10"/>
+      <w:kern w:val="28"/>
+      <w:sz w:val="56"/>
+      <w:szCs w:val="56"/>
+    </w:rPr>
+  </w:style>
+  <w:style w:type="character" w:customStyle="1" w:styleId="TitleChar">
+    <w:name w:val="Title Char"/>
+    <w:basedOn w:val="DefaultParagraphFont"/>
+    <w:link w:val="Title"/>
+    <w:uiPriority w:val="10"/>
+    <w:rsid w:val="00BF268D"/>
+    <w:rPr>
+      <w:rFonts w:asciiTheme="majorHAnsi" w:eastAsiaTheme="majorEastAsia" w:hAnsiTheme="majorHAnsi" w:cstheme="majorBidi"/>
+      <w:spacing w:val="-10"/>
+      <w:kern w:val="28"/>
+      <w:sz w:val="56"/>
+      <w:szCs w:val="56"/>
     </w:rPr>
   </w:style>
   <w:style w:type="paragraph" w:styleId="Subtitle">
     <w:name w:val="Subtitle"/>
     <w:basedOn w:val="Normal"/>
     <w:next w:val="Normal"/>
+    <w:link w:val="SubtitleChar"/>
     <w:uiPriority w:val="11"/>
     <w:qFormat/>
+    <w:rsid w:val="00BF268D"/>
     <w:pPr>
-      <w:keepNext/>
-      <w:keepLines/>
-      <w:spacing w:after="320"/>
+      <w:numPr>
+        <w:ilvl w:val="1"/>
+      </w:numPr>
     </w:pPr>
     <w:rPr>
-      <w:color w:val="666666"/>
-      <w:sz w:val="30"/>
-      <w:szCs w:val="30"/>
+      <w:rFonts w:eastAsiaTheme="majorEastAsia" w:cstheme="majorBidi"/>
+      <w:color w:val="595959" w:themeColor="text1" w:themeTint="A6"/>
+      <w:spacing w:val="15"/>
+      <w:sz w:val="28"/>
+      <w:szCs w:val="28"/>
+    </w:rPr>
+  </w:style>
+  <w:style w:type="character" w:customStyle="1" w:styleId="SubtitleChar">
+    <w:name w:val="Subtitle Char"/>
+    <w:basedOn w:val="DefaultParagraphFont"/>
+    <w:link w:val="Subtitle"/>
+    <w:uiPriority w:val="11"/>
+    <w:rsid w:val="00BF268D"/>
+    <w:rPr>
+      <w:rFonts w:eastAsiaTheme="majorEastAsia" w:cstheme="majorBidi"/>
+      <w:color w:val="595959" w:themeColor="text1" w:themeTint="A6"/>
+      <w:spacing w:val="15"/>
+      <w:sz w:val="28"/>
+      <w:szCs w:val="28"/>
+    </w:rPr>
+  </w:style>
+  <w:style w:type="paragraph" w:styleId="Quote">
+    <w:name w:val="Quote"/>
+    <w:basedOn w:val="Normal"/>
+    <w:next w:val="Normal"/>
+    <w:link w:val="QuoteChar"/>
+    <w:uiPriority w:val="29"/>
+    <w:qFormat/>
+    <w:rsid w:val="00BF268D"/>
+    <w:pPr>
+      <w:spacing w:before="160"/>
+      <w:jc w:val="center"/>
+    </w:pPr>
+    <w:rPr>
+      <w:i/>
+      <w:iCs/>
+      <w:color w:val="404040" w:themeColor="text1" w:themeTint="BF"/>
+    </w:rPr>
+  </w:style>
+  <w:style w:type="character" w:customStyle="1" w:styleId="QuoteChar">
+    <w:name w:val="Quote Char"/>
+    <w:basedOn w:val="DefaultParagraphFont"/>
+    <w:link w:val="Quote"/>
+    <w:uiPriority w:val="29"/>
+    <w:rsid w:val="00BF268D"/>
+    <w:rPr>
+      <w:i/>
+      <w:iCs/>
+      <w:color w:val="404040" w:themeColor="text1" w:themeTint="BF"/>
+    </w:rPr>
+  </w:style>
+  <w:style w:type="paragraph" w:styleId="ListParagraph">
+    <w:name w:val="List Paragraph"/>
+    <w:basedOn w:val="Normal"/>
+    <w:uiPriority w:val="34"/>
+    <w:qFormat/>
+    <w:rsid w:val="00BF268D"/>
+    <w:pPr>
+      <w:ind w:left="720"/>
+      <w:contextualSpacing/>
+    </w:pPr>
+  </w:style>
+  <w:style w:type="character" w:styleId="IntenseEmphasis">
+    <w:name w:val="Intense Emphasis"/>
+    <w:basedOn w:val="DefaultParagraphFont"/>
+    <w:uiPriority w:val="21"/>
+    <w:qFormat/>
+    <w:rsid w:val="00BF268D"/>
+    <w:rPr>
+      <w:i/>
+      <w:iCs/>
+      <w:color w:val="2F5496" w:themeColor="accent1" w:themeShade="BF"/>
+    </w:rPr>
+  </w:style>
+  <w:style w:type="paragraph" w:styleId="IntenseQuote">
+    <w:name w:val="Intense Quote"/>
+    <w:basedOn w:val="Normal"/>
+    <w:next w:val="Normal"/>
+    <w:link w:val="IntenseQuoteChar"/>
+    <w:uiPriority w:val="30"/>
+    <w:qFormat/>
+    <w:rsid w:val="00BF268D"/>
+    <w:pPr>
+      <w:pBdr>
+        <w:top w:val="single" w:sz="4" w:space="10" w:color="2F5496" w:themeColor="accent1" w:themeShade="BF"/>
+        <w:bottom w:val="single" w:sz="4" w:space="10" w:color="2F5496" w:themeColor="accent1" w:themeShade="BF"/>
+      </w:pBdr>
+      <w:spacing w:before="360" w:after="360"/>
+      <w:ind w:left="864" w:right="864"/>
+      <w:jc w:val="center"/>
+    </w:pPr>
+    <w:rPr>
+      <w:i/>
+      <w:iCs/>
+      <w:color w:val="2F5496" w:themeColor="accent1" w:themeShade="BF"/>
+    </w:rPr>
+  </w:style>
+  <w:style w:type="character" w:customStyle="1" w:styleId="IntenseQuoteChar">
+    <w:name w:val="Intense Quote Char"/>
+    <w:basedOn w:val="DefaultParagraphFont"/>
+    <w:link w:val="IntenseQuote"/>
+    <w:uiPriority w:val="30"/>
+    <w:rsid w:val="00BF268D"/>
+    <w:rPr>
+      <w:i/>
+      <w:iCs/>
+      <w:color w:val="2F5496" w:themeColor="accent1" w:themeShade="BF"/>
+    </w:rPr>
+  </w:style>
+  <w:style w:type="character" w:styleId="IntenseReference">
+    <w:name w:val="Intense Reference"/>
+    <w:basedOn w:val="DefaultParagraphFont"/>
+    <w:uiPriority w:val="32"/>
+    <w:qFormat/>
+    <w:rsid w:val="00BF268D"/>
+    <w:rPr>
+      <w:b/>
+      <w:bCs/>
+      <w:smallCaps/>
+      <w:color w:val="2F5496" w:themeColor="accent1" w:themeShade="BF"/>
+      <w:spacing w:val="5"/>
     </w:rPr>
   </w:style>
   <w:style w:type="character" w:styleId="Hyperlink">
@@ -9437,22 +6646,10 @@
     <w:basedOn w:val="DefaultParagraphFont"/>
     <w:uiPriority w:val="99"/>
     <w:unhideWhenUsed/>
-    <w:rsid w:val="00AA4564"/>
+    <w:rsid w:val="00BF268D"/>
     <w:rPr>
-      <w:color w:val="0000FF" w:themeColor="hyperlink"/>
+      <w:color w:val="0563C1" w:themeColor="hyperlink"/>
       <w:u w:val="single"/>
-    </w:rPr>
-  </w:style>
-  <w:style w:type="character" w:styleId="UnresolvedMention">
-    <w:name w:val="Unresolved Mention"/>
-    <w:basedOn w:val="DefaultParagraphFont"/>
-    <w:uiPriority w:val="99"/>
-    <w:semiHidden/>
-    <w:unhideWhenUsed/>
-    <w:rsid w:val="00AA4564"/>
-    <w:rPr>
-      <w:color w:val="605E5C"/>
-      <w:shd w:val="clear" w:color="auto" w:fill="E1DFDD"/>
     </w:rPr>
   </w:style>
 </w:styles>
@@ -9469,44 +6666,44 @@
         <a:sysClr val="window" lastClr="FFFFFF"/>
       </a:lt1>
       <a:dk2>
-        <a:srgbClr val="1F497D"/>
+        <a:srgbClr val="44546A"/>
       </a:dk2>
       <a:lt2>
-        <a:srgbClr val="EEECE1"/>
+        <a:srgbClr val="E7E6E6"/>
       </a:lt2>
       <a:accent1>
-        <a:srgbClr val="4F81BD"/>
+        <a:srgbClr val="4472C4"/>
       </a:accent1>
       <a:accent2>
-        <a:srgbClr val="C0504D"/>
+        <a:srgbClr val="ED7D31"/>
       </a:accent2>
       <a:accent3>
-        <a:srgbClr val="9BBB59"/>
+        <a:srgbClr val="A5A5A5"/>
       </a:accent3>
       <a:accent4>
-        <a:srgbClr val="8064A2"/>
+        <a:srgbClr val="FFC000"/>
       </a:accent4>
       <a:accent5>
-        <a:srgbClr val="4BACC6"/>
+        <a:srgbClr val="5B9BD5"/>
       </a:accent5>
       <a:accent6>
-        <a:srgbClr val="F79646"/>
+        <a:srgbClr val="70AD47"/>
       </a:accent6>
       <a:hlink>
-        <a:srgbClr val="0000FF"/>
+        <a:srgbClr val="0563C1"/>
       </a:hlink>
       <a:folHlink>
-        <a:srgbClr val="800080"/>
+        <a:srgbClr val="954F72"/>
       </a:folHlink>
     </a:clrScheme>
     <a:fontScheme name="Office">
       <a:majorFont>
-        <a:latin typeface="Calibri"/>
+        <a:latin typeface="Calibri Light" panose="020F0302020204030204"/>
         <a:ea typeface=""/>
         <a:cs typeface=""/>
-        <a:font script="Jpan" typeface="ＭＳ ゴシック"/>
+        <a:font script="Jpan" typeface="游ゴシック Light"/>
         <a:font script="Hang" typeface="맑은 고딕"/>
-        <a:font script="Hans" typeface="宋体"/>
+        <a:font script="Hans" typeface="等线 Light"/>
         <a:font script="Hant" typeface="新細明體"/>
         <a:font script="Arab" typeface="Times New Roman"/>
         <a:font script="Hebr" typeface="Times New Roman"/>
@@ -9534,14 +6731,31 @@
         <a:font script="Viet" typeface="Times New Roman"/>
         <a:font script="Uigh" typeface="Microsoft Uighur"/>
         <a:font script="Geor" typeface="Sylfaen"/>
+        <a:font script="Armn" typeface="Arial"/>
+        <a:font script="Bugi" typeface="Leelawadee UI"/>
+        <a:font script="Bopo" typeface="Microsoft JhengHei"/>
+        <a:font script="Java" typeface="Javanese Text"/>
+        <a:font script="Lisu" typeface="Segoe UI"/>
+        <a:font script="Mymr" typeface="Myanmar Text"/>
+        <a:font script="Nkoo" typeface="Ebrima"/>
+        <a:font script="Olck" typeface="Nirmala UI"/>
+        <a:font script="Osma" typeface="Ebrima"/>
+        <a:font script="Phag" typeface="Phagspa"/>
+        <a:font script="Syrn" typeface="Estrangelo Edessa"/>
+        <a:font script="Syrj" typeface="Estrangelo Edessa"/>
+        <a:font script="Syre" typeface="Estrangelo Edessa"/>
+        <a:font script="Sora" typeface="Nirmala UI"/>
+        <a:font script="Tale" typeface="Microsoft Tai Le"/>
+        <a:font script="Talu" typeface="Microsoft New Tai Lue"/>
+        <a:font script="Tfng" typeface="Ebrima"/>
       </a:majorFont>
       <a:minorFont>
-        <a:latin typeface="Cambria"/>
+        <a:latin typeface="Calibri" panose="020F0502020204030204"/>
         <a:ea typeface=""/>
         <a:cs typeface=""/>
-        <a:font script="Jpan" typeface="ＭＳ 明朝"/>
+        <a:font script="Jpan" typeface="游ゴシック"/>
         <a:font script="Hang" typeface="맑은 고딕"/>
-        <a:font script="Hans" typeface="宋体"/>
+        <a:font script="Hans" typeface="等线"/>
         <a:font script="Hant" typeface="新細明體"/>
         <a:font script="Arab" typeface="Arial"/>
         <a:font script="Hebr" typeface="Arial"/>
@@ -9569,6 +6783,23 @@
         <a:font script="Viet" typeface="Arial"/>
         <a:font script="Uigh" typeface="Microsoft Uighur"/>
         <a:font script="Geor" typeface="Sylfaen"/>
+        <a:font script="Armn" typeface="Arial"/>
+        <a:font script="Bugi" typeface="Leelawadee UI"/>
+        <a:font script="Bopo" typeface="Microsoft JhengHei"/>
+        <a:font script="Java" typeface="Javanese Text"/>
+        <a:font script="Lisu" typeface="Segoe UI"/>
+        <a:font script="Mymr" typeface="Myanmar Text"/>
+        <a:font script="Nkoo" typeface="Ebrima"/>
+        <a:font script="Olck" typeface="Nirmala UI"/>
+        <a:font script="Osma" typeface="Ebrima"/>
+        <a:font script="Phag" typeface="Phagspa"/>
+        <a:font script="Syrn" typeface="Estrangelo Edessa"/>
+        <a:font script="Syrj" typeface="Estrangelo Edessa"/>
+        <a:font script="Syre" typeface="Estrangelo Edessa"/>
+        <a:font script="Sora" typeface="Nirmala UI"/>
+        <a:font script="Tale" typeface="Microsoft Tai Le"/>
+        <a:font script="Talu" typeface="Microsoft New Tai Lue"/>
+        <a:font script="Tfng" typeface="Ebrima"/>
       </a:minorFont>
     </a:fontScheme>
     <a:fmtScheme name="Office">
@@ -9580,200 +6811,141 @@
           <a:gsLst>
             <a:gs pos="0">
               <a:schemeClr val="phClr">
-                <a:tint val="50000"/>
-                <a:satMod val="300000"/>
+                <a:lumMod val="110000"/>
+                <a:satMod val="105000"/>
+                <a:tint val="67000"/>
               </a:schemeClr>
             </a:gs>
-            <a:gs pos="35000">
+            <a:gs pos="50000">
               <a:schemeClr val="phClr">
-                <a:tint val="37000"/>
-                <a:satMod val="300000"/>
+                <a:lumMod val="105000"/>
+                <a:satMod val="103000"/>
+                <a:tint val="73000"/>
               </a:schemeClr>
             </a:gs>
             <a:gs pos="100000">
               <a:schemeClr val="phClr">
-                <a:tint val="15000"/>
-                <a:satMod val="350000"/>
+                <a:lumMod val="105000"/>
+                <a:satMod val="109000"/>
+                <a:tint val="81000"/>
               </a:schemeClr>
             </a:gs>
           </a:gsLst>
-          <a:lin ang="16200000" scaled="1"/>
+          <a:lin ang="5400000" scaled="0"/>
         </a:gradFill>
         <a:gradFill rotWithShape="1">
           <a:gsLst>
             <a:gs pos="0">
               <a:schemeClr val="phClr">
-                <a:tint val="100000"/>
+                <a:satMod val="103000"/>
+                <a:lumMod val="102000"/>
+                <a:tint val="94000"/>
+              </a:schemeClr>
+            </a:gs>
+            <a:gs pos="50000">
+              <a:schemeClr val="phClr">
+                <a:satMod val="110000"/>
+                <a:lumMod val="100000"/>
                 <a:shade val="100000"/>
-                <a:satMod val="130000"/>
               </a:schemeClr>
             </a:gs>
             <a:gs pos="100000">
               <a:schemeClr val="phClr">
-                <a:tint val="50000"/>
-                <a:shade val="100000"/>
-                <a:satMod val="350000"/>
+                <a:lumMod val="99000"/>
+                <a:satMod val="120000"/>
+                <a:shade val="78000"/>
               </a:schemeClr>
             </a:gs>
           </a:gsLst>
-          <a:lin ang="16200000" scaled="0"/>
+          <a:lin ang="5400000" scaled="0"/>
         </a:gradFill>
       </a:fillStyleLst>
       <a:lnStyleLst>
-        <a:ln w="9525" cap="flat" cmpd="sng" algn="ctr">
-          <a:solidFill>
-            <a:schemeClr val="phClr">
-              <a:shade val="95000"/>
-              <a:satMod val="105000"/>
-            </a:schemeClr>
-          </a:solidFill>
-          <a:prstDash val="solid"/>
-        </a:ln>
-        <a:ln w="25400" cap="flat" cmpd="sng" algn="ctr">
+        <a:ln w="6350" cap="flat" cmpd="sng" algn="ctr">
           <a:solidFill>
             <a:schemeClr val="phClr"/>
           </a:solidFill>
           <a:prstDash val="solid"/>
+          <a:miter lim="800000"/>
         </a:ln>
-        <a:ln w="38100" cap="flat" cmpd="sng" algn="ctr">
+        <a:ln w="12700" cap="flat" cmpd="sng" algn="ctr">
           <a:solidFill>
             <a:schemeClr val="phClr"/>
           </a:solidFill>
           <a:prstDash val="solid"/>
+          <a:miter lim="800000"/>
+        </a:ln>
+        <a:ln w="19050" cap="flat" cmpd="sng" algn="ctr">
+          <a:solidFill>
+            <a:schemeClr val="phClr"/>
+          </a:solidFill>
+          <a:prstDash val="solid"/>
+          <a:miter lim="800000"/>
         </a:ln>
       </a:lnStyleLst>
       <a:effectStyleLst>
         <a:effectStyle>
+          <a:effectLst/>
+        </a:effectStyle>
+        <a:effectStyle>
+          <a:effectLst/>
+        </a:effectStyle>
+        <a:effectStyle>
           <a:effectLst>
-            <a:outerShdw blurRad="40000" dist="20000" dir="5400000" rotWithShape="0">
+            <a:outerShdw blurRad="57150" dist="19050" dir="5400000" algn="ctr" rotWithShape="0">
               <a:srgbClr val="000000">
-                <a:alpha val="38000"/>
+                <a:alpha val="63000"/>
               </a:srgbClr>
             </a:outerShdw>
           </a:effectLst>
-        </a:effectStyle>
-        <a:effectStyle>
-          <a:effectLst>
-            <a:outerShdw blurRad="40000" dist="23000" dir="5400000" rotWithShape="0">
-              <a:srgbClr val="000000">
-                <a:alpha val="35000"/>
-              </a:srgbClr>
-            </a:outerShdw>
-          </a:effectLst>
-        </a:effectStyle>
-        <a:effectStyle>
-          <a:effectLst>
-            <a:outerShdw blurRad="40000" dist="23000" dir="5400000" rotWithShape="0">
-              <a:srgbClr val="000000">
-                <a:alpha val="35000"/>
-              </a:srgbClr>
-            </a:outerShdw>
-          </a:effectLst>
-          <a:scene3d>
-            <a:camera prst="orthographicFront">
-              <a:rot lat="0" lon="0" rev="0"/>
-            </a:camera>
-            <a:lightRig rig="threePt" dir="t">
-              <a:rot lat="0" lon="0" rev="1200000"/>
-            </a:lightRig>
-          </a:scene3d>
-          <a:sp3d>
-            <a:bevelT w="63500" h="25400"/>
-          </a:sp3d>
         </a:effectStyle>
       </a:effectStyleLst>
       <a:bgFillStyleLst>
         <a:solidFill>
           <a:schemeClr val="phClr"/>
         </a:solidFill>
+        <a:solidFill>
+          <a:schemeClr val="phClr">
+            <a:tint val="95000"/>
+            <a:satMod val="170000"/>
+          </a:schemeClr>
+        </a:solidFill>
         <a:gradFill rotWithShape="1">
           <a:gsLst>
             <a:gs pos="0">
               <a:schemeClr val="phClr">
-                <a:tint val="40000"/>
-                <a:satMod val="350000"/>
+                <a:tint val="93000"/>
+                <a:satMod val="150000"/>
+                <a:shade val="98000"/>
+                <a:lumMod val="102000"/>
               </a:schemeClr>
             </a:gs>
-            <a:gs pos="40000">
+            <a:gs pos="50000">
               <a:schemeClr val="phClr">
-                <a:tint val="45000"/>
-                <a:shade val="99000"/>
-                <a:satMod val="350000"/>
+                <a:tint val="98000"/>
+                <a:satMod val="130000"/>
+                <a:shade val="90000"/>
+                <a:lumMod val="103000"/>
               </a:schemeClr>
             </a:gs>
             <a:gs pos="100000">
               <a:schemeClr val="phClr">
-                <a:shade val="20000"/>
-                <a:satMod val="255000"/>
+                <a:shade val="63000"/>
+                <a:satMod val="120000"/>
               </a:schemeClr>
             </a:gs>
           </a:gsLst>
-          <a:path path="circle">
-            <a:fillToRect l="50000" t="-80000" r="50000" b="180000"/>
-          </a:path>
-        </a:gradFill>
-        <a:gradFill rotWithShape="1">
-          <a:gsLst>
-            <a:gs pos="0">
-              <a:schemeClr val="phClr">
-                <a:tint val="80000"/>
-                <a:satMod val="300000"/>
-              </a:schemeClr>
-            </a:gs>
-            <a:gs pos="100000">
-              <a:schemeClr val="phClr">
-                <a:shade val="30000"/>
-                <a:satMod val="200000"/>
-              </a:schemeClr>
-            </a:gs>
-          </a:gsLst>
-          <a:path path="circle">
-            <a:fillToRect l="50000" t="50000" r="50000" b="50000"/>
-          </a:path>
+          <a:lin ang="5400000" scaled="0"/>
         </a:gradFill>
       </a:bgFillStyleLst>
     </a:fmtScheme>
   </a:themeElements>
-  <a:objectDefaults>
-    <a:spDef>
-      <a:spPr/>
-      <a:bodyPr/>
-      <a:lstStyle/>
-      <a:style>
-        <a:lnRef idx="1">
-          <a:schemeClr val="accent1"/>
-        </a:lnRef>
-        <a:fillRef idx="3">
-          <a:schemeClr val="accent1"/>
-        </a:fillRef>
-        <a:effectRef idx="2">
-          <a:schemeClr val="accent1"/>
-        </a:effectRef>
-        <a:fontRef idx="minor">
-          <a:schemeClr val="lt1"/>
-        </a:fontRef>
-      </a:style>
-    </a:spDef>
-    <a:lnDef>
-      <a:spPr/>
-      <a:bodyPr/>
-      <a:lstStyle/>
-      <a:style>
-        <a:lnRef idx="2">
-          <a:schemeClr val="accent1"/>
-        </a:lnRef>
-        <a:fillRef idx="0">
-          <a:schemeClr val="accent1"/>
-        </a:fillRef>
-        <a:effectRef idx="1">
-          <a:schemeClr val="accent1"/>
-        </a:effectRef>
-        <a:fontRef idx="minor">
-          <a:schemeClr val="tx1"/>
-        </a:fontRef>
-      </a:style>
-    </a:lnDef>
-  </a:objectDefaults>
+  <a:objectDefaults/>
   <a:extraClrSchemeLst/>
+  <a:extLst>
+    <a:ext uri="{05A4C25C-085E-4340-85A3-A5531E510DB2}">
+      <thm15:themeFamily xmlns:thm15="http://schemas.microsoft.com/office/thememl/2012/main" name="Office Theme" id="{62F939B6-93AF-4DB8-9C6B-D6C7DFDC589F}" vid="{4A3C46E8-61CC-4603-A589-7422A47A8E4A}"/>
+    </a:ext>
+  </a:extLst>
 </a:theme>
 </file>
--- a/Knowledge/3-Work knowledge/1-Software Engineering/2-General Technologies/9-Databases/5-My Source/2-SQL/1-Intro to SQL/6-SQL Hosting.docx
+++ b/Knowledge/3-Work knowledge/1-Software Engineering/2-General Technologies/9-Databases/5-My Source/2-SQL/1-Intro to SQL/6-SQL Hosting.docx
@@ -27,8 +27,14 @@
       </w:r>
     </w:p>
     <w:p>
-      <w:r>
-        <w:rPr>
+      <w:pPr>
+        <w:rPr>
+          <w:rFonts w:ascii="Arial" w:hAnsi="Arial" w:cs="Arial"/>
+        </w:rPr>
+      </w:pPr>
+      <w:r>
+        <w:rPr>
+          <w:rFonts w:ascii="Arial" w:hAnsi="Arial" w:cs="Arial"/>
           <w:b/>
           <w:color w:val="000000"/>
           <w:sz w:val="18"/>
@@ -38,14 +44,36 @@
       </w:r>
       <w:r>
         <w:rPr>
-          <w:color w:val="000000"/>
-          <w:sz w:val="18"/>
-          <w:highlight w:val="lightGray"/>
-        </w:rPr>
-        <w:t xml:space="preserve">: Persons Table -&gt; ID Column: 1, Name_En Column: Motasem Essam] -&gt; </w:t>
-      </w:r>
-      <w:r>
-        <w:rPr>
+          <w:rFonts w:ascii="Arial" w:hAnsi="Arial" w:cs="Arial"/>
+          <w:color w:val="000000"/>
+          <w:sz w:val="18"/>
+          <w:highlight w:val="lightGray"/>
+        </w:rPr>
+        <w:t xml:space="preserve">: Persons Table -&gt; ID Column: 1, </w:t>
+      </w:r>
+      <w:proofErr w:type="spellStart"/>
+      <w:r>
+        <w:rPr>
+          <w:rFonts w:ascii="Arial" w:hAnsi="Arial" w:cs="Arial"/>
+          <w:color w:val="000000"/>
+          <w:sz w:val="18"/>
+          <w:highlight w:val="lightGray"/>
+        </w:rPr>
+        <w:t>Name_En</w:t>
+      </w:r>
+      <w:proofErr w:type="spellEnd"/>
+      <w:r>
+        <w:rPr>
+          <w:rFonts w:ascii="Arial" w:hAnsi="Arial" w:cs="Arial"/>
+          <w:color w:val="000000"/>
+          <w:sz w:val="18"/>
+          <w:highlight w:val="lightGray"/>
+        </w:rPr>
+        <w:t xml:space="preserve"> Column: Motasem Essam] -&gt; </w:t>
+      </w:r>
+      <w:r>
+        <w:rPr>
+          <w:rFonts w:ascii="Arial" w:hAnsi="Arial" w:cs="Arial"/>
           <w:b/>
           <w:color w:val="000000"/>
           <w:sz w:val="18"/>
@@ -55,6 +83,7 @@
       </w:r>
       <w:r>
         <w:rPr>
+          <w:rFonts w:ascii="Arial" w:hAnsi="Arial" w:cs="Arial"/>
           <w:color w:val="000000"/>
           <w:sz w:val="18"/>
           <w:highlight w:val="lightGray"/>
@@ -63,6 +92,7 @@
       </w:r>
       <w:r>
         <w:rPr>
+          <w:rFonts w:ascii="Arial" w:hAnsi="Arial" w:cs="Arial"/>
           <w:b/>
           <w:color w:val="000000"/>
           <w:sz w:val="18"/>
@@ -72,6 +102,7 @@
       </w:r>
       <w:r>
         <w:rPr>
+          <w:rFonts w:ascii="Arial" w:hAnsi="Arial" w:cs="Arial"/>
           <w:color w:val="000000"/>
           <w:sz w:val="18"/>
           <w:highlight w:val="lightGray"/>
@@ -159,6 +190,7 @@
     <w:p>
       <w:r>
         <w:rPr>
+          <w:rFonts w:ascii="Arial" w:hAnsi="Arial" w:cs="Arial"/>
           <w:b/>
           <w:color w:val="000000"/>
           <w:sz w:val="18"/>
@@ -168,14 +200,36 @@
       </w:r>
       <w:r>
         <w:rPr>
-          <w:color w:val="000000"/>
-          <w:sz w:val="18"/>
-          <w:highlight w:val="lightGray"/>
-        </w:rPr>
-        <w:t xml:space="preserve">: Persons Table -&gt; ID Column: 1, Name_En Column: Motasem Essam] -&gt; </w:t>
-      </w:r>
-      <w:r>
-        <w:rPr>
+          <w:rFonts w:ascii="Arial" w:hAnsi="Arial" w:cs="Arial"/>
+          <w:color w:val="000000"/>
+          <w:sz w:val="18"/>
+          <w:highlight w:val="lightGray"/>
+        </w:rPr>
+        <w:t xml:space="preserve">: Persons Table -&gt; ID Column: 1, </w:t>
+      </w:r>
+      <w:proofErr w:type="spellStart"/>
+      <w:r>
+        <w:rPr>
+          <w:rFonts w:ascii="Arial" w:hAnsi="Arial" w:cs="Arial"/>
+          <w:color w:val="000000"/>
+          <w:sz w:val="18"/>
+          <w:highlight w:val="lightGray"/>
+        </w:rPr>
+        <w:t>Name_En</w:t>
+      </w:r>
+      <w:proofErr w:type="spellEnd"/>
+      <w:r>
+        <w:rPr>
+          <w:rFonts w:ascii="Arial" w:hAnsi="Arial" w:cs="Arial"/>
+          <w:color w:val="000000"/>
+          <w:sz w:val="18"/>
+          <w:highlight w:val="lightGray"/>
+        </w:rPr>
+        <w:t xml:space="preserve"> Column: Motasem Essam] -&gt; </w:t>
+      </w:r>
+      <w:r>
+        <w:rPr>
+          <w:rFonts w:ascii="Arial" w:hAnsi="Arial" w:cs="Arial"/>
           <w:b/>
           <w:color w:val="000000"/>
           <w:sz w:val="18"/>
@@ -185,6 +239,7 @@
       </w:r>
       <w:r>
         <w:rPr>
+          <w:rFonts w:ascii="Arial" w:hAnsi="Arial" w:cs="Arial"/>
           <w:color w:val="000000"/>
           <w:sz w:val="18"/>
           <w:highlight w:val="lightGray"/>
@@ -193,6 +248,7 @@
       </w:r>
       <w:r>
         <w:rPr>
+          <w:rFonts w:ascii="Arial" w:hAnsi="Arial" w:cs="Arial"/>
           <w:b/>
           <w:color w:val="000000"/>
           <w:sz w:val="18"/>
@@ -202,6 +258,7 @@
       </w:r>
       <w:r>
         <w:rPr>
+          <w:rFonts w:ascii="Arial" w:hAnsi="Arial" w:cs="Arial"/>
           <w:color w:val="000000"/>
           <w:sz w:val="18"/>
           <w:highlight w:val="lightGray"/>
@@ -344,6 +401,7 @@
     <w:p>
       <w:r>
         <w:rPr>
+          <w:rFonts w:ascii="Arial" w:hAnsi="Arial" w:cs="Arial"/>
           <w:b/>
           <w:color w:val="000000"/>
           <w:sz w:val="18"/>
@@ -353,14 +411,36 @@
       </w:r>
       <w:r>
         <w:rPr>
-          <w:color w:val="000000"/>
-          <w:sz w:val="18"/>
-          <w:highlight w:val="lightGray"/>
-        </w:rPr>
-        <w:t xml:space="preserve">: Persons Table -&gt; ID Column: 1, Name_En Column: Motasem Essam] -&gt; </w:t>
-      </w:r>
-      <w:r>
-        <w:rPr>
+          <w:rFonts w:ascii="Arial" w:hAnsi="Arial" w:cs="Arial"/>
+          <w:color w:val="000000"/>
+          <w:sz w:val="18"/>
+          <w:highlight w:val="lightGray"/>
+        </w:rPr>
+        <w:t xml:space="preserve">: Persons Table -&gt; ID Column: 1, </w:t>
+      </w:r>
+      <w:proofErr w:type="spellStart"/>
+      <w:r>
+        <w:rPr>
+          <w:rFonts w:ascii="Arial" w:hAnsi="Arial" w:cs="Arial"/>
+          <w:color w:val="000000"/>
+          <w:sz w:val="18"/>
+          <w:highlight w:val="lightGray"/>
+        </w:rPr>
+        <w:t>Name_En</w:t>
+      </w:r>
+      <w:proofErr w:type="spellEnd"/>
+      <w:r>
+        <w:rPr>
+          <w:rFonts w:ascii="Arial" w:hAnsi="Arial" w:cs="Arial"/>
+          <w:color w:val="000000"/>
+          <w:sz w:val="18"/>
+          <w:highlight w:val="lightGray"/>
+        </w:rPr>
+        <w:t xml:space="preserve"> Column: Motasem Essam] -&gt; </w:t>
+      </w:r>
+      <w:r>
+        <w:rPr>
+          <w:rFonts w:ascii="Arial" w:hAnsi="Arial" w:cs="Arial"/>
           <w:b/>
           <w:color w:val="000000"/>
           <w:sz w:val="18"/>
@@ -370,6 +450,7 @@
       </w:r>
       <w:r>
         <w:rPr>
+          <w:rFonts w:ascii="Arial" w:hAnsi="Arial" w:cs="Arial"/>
           <w:color w:val="000000"/>
           <w:sz w:val="18"/>
           <w:highlight w:val="lightGray"/>
@@ -378,6 +459,7 @@
       </w:r>
       <w:r>
         <w:rPr>
+          <w:rFonts w:ascii="Arial" w:hAnsi="Arial" w:cs="Arial"/>
           <w:b/>
           <w:color w:val="000000"/>
           <w:sz w:val="18"/>
@@ -387,6 +469,7 @@
       </w:r>
       <w:r>
         <w:rPr>
+          <w:rFonts w:ascii="Arial" w:hAnsi="Arial" w:cs="Arial"/>
           <w:color w:val="000000"/>
           <w:sz w:val="18"/>
           <w:highlight w:val="lightGray"/>
@@ -417,8 +500,16 @@
         <w:rPr>
           <w:rFonts w:ascii="Roboto Mono" w:hAnsi="Roboto Mono"/>
         </w:rPr>
-        <w:t>Your Website</w:t>
-      </w:r>
+        <w:t xml:space="preserve">Your </w:t>
+      </w:r>
+      <w:proofErr w:type="gramStart"/>
+      <w:r>
+        <w:rPr>
+          <w:rFonts w:ascii="Roboto Mono" w:hAnsi="Roboto Mono"/>
+        </w:rPr>
+        <w:t>Website</w:t>
+      </w:r>
+      <w:proofErr w:type="gramEnd"/>
     </w:p>
     <w:p>
       <w:pPr>
@@ -459,6 +550,7 @@
         <w:rPr>
           <w:rFonts w:ascii="Roboto Mono" w:hAnsi="Roboto Mono"/>
         </w:rPr>
+        <w:lastRenderedPageBreak/>
         <w:t xml:space="preserve">      </w:t>
       </w:r>
       <w:r>
@@ -516,8 +608,16 @@
         <w:rPr>
           <w:rFonts w:ascii="Roboto Mono" w:hAnsi="Roboto Mono"/>
         </w:rPr>
-        <w:t>Your Website</w:t>
-      </w:r>
+        <w:t xml:space="preserve">Your </w:t>
+      </w:r>
+      <w:proofErr w:type="gramStart"/>
+      <w:r>
+        <w:rPr>
+          <w:rFonts w:ascii="Roboto Mono" w:hAnsi="Roboto Mono"/>
+        </w:rPr>
+        <w:t>Website</w:t>
+      </w:r>
+      <w:proofErr w:type="gramEnd"/>
     </w:p>
     <w:p>
       <w:pPr>
@@ -609,6 +709,7 @@
     <w:p>
       <w:r>
         <w:rPr>
+          <w:rFonts w:ascii="Arial" w:hAnsi="Arial" w:cs="Arial"/>
           <w:b/>
           <w:color w:val="000000"/>
           <w:sz w:val="18"/>
@@ -618,14 +719,36 @@
       </w:r>
       <w:r>
         <w:rPr>
-          <w:color w:val="000000"/>
-          <w:sz w:val="18"/>
-          <w:highlight w:val="lightGray"/>
-        </w:rPr>
-        <w:t xml:space="preserve">: Persons Table -&gt; ID Column: 1, Name_En Column: Motasem Essam] -&gt; </w:t>
-      </w:r>
-      <w:r>
-        <w:rPr>
+          <w:rFonts w:ascii="Arial" w:hAnsi="Arial" w:cs="Arial"/>
+          <w:color w:val="000000"/>
+          <w:sz w:val="18"/>
+          <w:highlight w:val="lightGray"/>
+        </w:rPr>
+        <w:t xml:space="preserve">: Persons Table -&gt; ID Column: 1, </w:t>
+      </w:r>
+      <w:proofErr w:type="spellStart"/>
+      <w:r>
+        <w:rPr>
+          <w:rFonts w:ascii="Arial" w:hAnsi="Arial" w:cs="Arial"/>
+          <w:color w:val="000000"/>
+          <w:sz w:val="18"/>
+          <w:highlight w:val="lightGray"/>
+        </w:rPr>
+        <w:t>Name_En</w:t>
+      </w:r>
+      <w:proofErr w:type="spellEnd"/>
+      <w:r>
+        <w:rPr>
+          <w:rFonts w:ascii="Arial" w:hAnsi="Arial" w:cs="Arial"/>
+          <w:color w:val="000000"/>
+          <w:sz w:val="18"/>
+          <w:highlight w:val="lightGray"/>
+        </w:rPr>
+        <w:t xml:space="preserve"> Column: Motasem Essam] -&gt; </w:t>
+      </w:r>
+      <w:r>
+        <w:rPr>
+          <w:rFonts w:ascii="Arial" w:hAnsi="Arial" w:cs="Arial"/>
           <w:b/>
           <w:color w:val="000000"/>
           <w:sz w:val="18"/>
@@ -635,6 +758,7 @@
       </w:r>
       <w:r>
         <w:rPr>
+          <w:rFonts w:ascii="Arial" w:hAnsi="Arial" w:cs="Arial"/>
           <w:color w:val="000000"/>
           <w:sz w:val="18"/>
           <w:highlight w:val="lightGray"/>
@@ -643,6 +767,7 @@
       </w:r>
       <w:r>
         <w:rPr>
+          <w:rFonts w:ascii="Arial" w:hAnsi="Arial" w:cs="Arial"/>
           <w:b/>
           <w:color w:val="000000"/>
           <w:sz w:val="18"/>
@@ -652,6 +777,7 @@
       </w:r>
       <w:r>
         <w:rPr>
+          <w:rFonts w:ascii="Arial" w:hAnsi="Arial" w:cs="Arial"/>
           <w:color w:val="000000"/>
           <w:sz w:val="18"/>
           <w:highlight w:val="lightGray"/>
@@ -877,6 +1003,7 @@
         <w:rPr>
           <w:rFonts w:ascii="Segoe UI Emoji" w:hAnsi="Segoe UI Emoji" w:cs="Segoe UI Emoji"/>
         </w:rPr>
+        <w:lastRenderedPageBreak/>
         <w:t>🔢</w:t>
       </w:r>
       <w:r>
@@ -886,6 +1013,7 @@
     <w:p>
       <w:r>
         <w:rPr>
+          <w:rFonts w:ascii="Arial" w:hAnsi="Arial" w:cs="Arial"/>
           <w:b/>
           <w:color w:val="000000"/>
           <w:sz w:val="18"/>
@@ -895,14 +1023,36 @@
       </w:r>
       <w:r>
         <w:rPr>
-          <w:color w:val="000000"/>
-          <w:sz w:val="18"/>
-          <w:highlight w:val="lightGray"/>
-        </w:rPr>
-        <w:t xml:space="preserve">: Persons Table -&gt; ID Column: 1, Name_En Column: Motasem Essam] -&gt; </w:t>
-      </w:r>
-      <w:r>
-        <w:rPr>
+          <w:rFonts w:ascii="Arial" w:hAnsi="Arial" w:cs="Arial"/>
+          <w:color w:val="000000"/>
+          <w:sz w:val="18"/>
+          <w:highlight w:val="lightGray"/>
+        </w:rPr>
+        <w:t xml:space="preserve">: Persons Table -&gt; ID Column: 1, </w:t>
+      </w:r>
+      <w:proofErr w:type="spellStart"/>
+      <w:r>
+        <w:rPr>
+          <w:rFonts w:ascii="Arial" w:hAnsi="Arial" w:cs="Arial"/>
+          <w:color w:val="000000"/>
+          <w:sz w:val="18"/>
+          <w:highlight w:val="lightGray"/>
+        </w:rPr>
+        <w:t>Name_En</w:t>
+      </w:r>
+      <w:proofErr w:type="spellEnd"/>
+      <w:r>
+        <w:rPr>
+          <w:rFonts w:ascii="Arial" w:hAnsi="Arial" w:cs="Arial"/>
+          <w:color w:val="000000"/>
+          <w:sz w:val="18"/>
+          <w:highlight w:val="lightGray"/>
+        </w:rPr>
+        <w:t xml:space="preserve"> Column: Motasem Essam] -&gt; </w:t>
+      </w:r>
+      <w:r>
+        <w:rPr>
+          <w:rFonts w:ascii="Arial" w:hAnsi="Arial" w:cs="Arial"/>
           <w:b/>
           <w:color w:val="000000"/>
           <w:sz w:val="18"/>
@@ -912,6 +1062,7 @@
       </w:r>
       <w:r>
         <w:rPr>
+          <w:rFonts w:ascii="Arial" w:hAnsi="Arial" w:cs="Arial"/>
           <w:color w:val="000000"/>
           <w:sz w:val="18"/>
           <w:highlight w:val="lightGray"/>
@@ -920,6 +1071,7 @@
       </w:r>
       <w:r>
         <w:rPr>
+          <w:rFonts w:ascii="Arial" w:hAnsi="Arial" w:cs="Arial"/>
           <w:b/>
           <w:color w:val="000000"/>
           <w:sz w:val="18"/>
@@ -929,6 +1081,7 @@
       </w:r>
       <w:r>
         <w:rPr>
+          <w:rFonts w:ascii="Arial" w:hAnsi="Arial" w:cs="Arial"/>
           <w:color w:val="000000"/>
           <w:sz w:val="18"/>
           <w:highlight w:val="lightGray"/>
@@ -1343,6 +1496,7 @@
           <w:b/>
           <w:bCs/>
         </w:rPr>
+        <w:lastRenderedPageBreak/>
         <w:t>4. Cloud SQL Hosting</w:t>
       </w:r>
     </w:p>
@@ -1525,6 +1679,7 @@
     <w:p>
       <w:r>
         <w:rPr>
+          <w:rFonts w:ascii="Arial" w:hAnsi="Arial" w:cs="Arial"/>
           <w:b/>
           <w:color w:val="000000"/>
           <w:sz w:val="18"/>
@@ -1534,14 +1689,36 @@
       </w:r>
       <w:r>
         <w:rPr>
-          <w:color w:val="000000"/>
-          <w:sz w:val="18"/>
-          <w:highlight w:val="lightGray"/>
-        </w:rPr>
-        <w:t xml:space="preserve">: Persons Table -&gt; ID Column: 1, Name_En Column: Motasem Essam] -&gt; </w:t>
-      </w:r>
-      <w:r>
-        <w:rPr>
+          <w:rFonts w:ascii="Arial" w:hAnsi="Arial" w:cs="Arial"/>
+          <w:color w:val="000000"/>
+          <w:sz w:val="18"/>
+          <w:highlight w:val="lightGray"/>
+        </w:rPr>
+        <w:t xml:space="preserve">: Persons Table -&gt; ID Column: 1, </w:t>
+      </w:r>
+      <w:proofErr w:type="spellStart"/>
+      <w:r>
+        <w:rPr>
+          <w:rFonts w:ascii="Arial" w:hAnsi="Arial" w:cs="Arial"/>
+          <w:color w:val="000000"/>
+          <w:sz w:val="18"/>
+          <w:highlight w:val="lightGray"/>
+        </w:rPr>
+        <w:t>Name_En</w:t>
+      </w:r>
+      <w:proofErr w:type="spellEnd"/>
+      <w:r>
+        <w:rPr>
+          <w:rFonts w:ascii="Arial" w:hAnsi="Arial" w:cs="Arial"/>
+          <w:color w:val="000000"/>
+          <w:sz w:val="18"/>
+          <w:highlight w:val="lightGray"/>
+        </w:rPr>
+        <w:t xml:space="preserve"> Column: Motasem Essam] -&gt; </w:t>
+      </w:r>
+      <w:r>
+        <w:rPr>
+          <w:rFonts w:ascii="Arial" w:hAnsi="Arial" w:cs="Arial"/>
           <w:b/>
           <w:color w:val="000000"/>
           <w:sz w:val="18"/>
@@ -1551,6 +1728,7 @@
       </w:r>
       <w:r>
         <w:rPr>
+          <w:rFonts w:ascii="Arial" w:hAnsi="Arial" w:cs="Arial"/>
           <w:color w:val="000000"/>
           <w:sz w:val="18"/>
           <w:highlight w:val="lightGray"/>
@@ -1559,6 +1737,7 @@
       </w:r>
       <w:r>
         <w:rPr>
+          <w:rFonts w:ascii="Arial" w:hAnsi="Arial" w:cs="Arial"/>
           <w:b/>
           <w:color w:val="000000"/>
           <w:sz w:val="18"/>
@@ -1568,6 +1747,7 @@
       </w:r>
       <w:r>
         <w:rPr>
+          <w:rFonts w:ascii="Arial" w:hAnsi="Arial" w:cs="Arial"/>
           <w:color w:val="000000"/>
           <w:sz w:val="18"/>
           <w:highlight w:val="lightGray"/>
@@ -1903,6 +2083,7 @@
     <w:p>
       <w:r>
         <w:rPr>
+          <w:rFonts w:ascii="Arial" w:hAnsi="Arial" w:cs="Arial"/>
           <w:b/>
           <w:color w:val="000000"/>
           <w:sz w:val="18"/>
@@ -1912,14 +2093,36 @@
       </w:r>
       <w:r>
         <w:rPr>
-          <w:color w:val="000000"/>
-          <w:sz w:val="18"/>
-          <w:highlight w:val="lightGray"/>
-        </w:rPr>
-        <w:t xml:space="preserve">: Persons Table -&gt; ID Column: 1, Name_En Column: Motasem Essam] -&gt; </w:t>
-      </w:r>
-      <w:r>
-        <w:rPr>
+          <w:rFonts w:ascii="Arial" w:hAnsi="Arial" w:cs="Arial"/>
+          <w:color w:val="000000"/>
+          <w:sz w:val="18"/>
+          <w:highlight w:val="lightGray"/>
+        </w:rPr>
+        <w:t xml:space="preserve">: Persons Table -&gt; ID Column: 1, </w:t>
+      </w:r>
+      <w:proofErr w:type="spellStart"/>
+      <w:r>
+        <w:rPr>
+          <w:rFonts w:ascii="Arial" w:hAnsi="Arial" w:cs="Arial"/>
+          <w:color w:val="000000"/>
+          <w:sz w:val="18"/>
+          <w:highlight w:val="lightGray"/>
+        </w:rPr>
+        <w:t>Name_En</w:t>
+      </w:r>
+      <w:proofErr w:type="spellEnd"/>
+      <w:r>
+        <w:rPr>
+          <w:rFonts w:ascii="Arial" w:hAnsi="Arial" w:cs="Arial"/>
+          <w:color w:val="000000"/>
+          <w:sz w:val="18"/>
+          <w:highlight w:val="lightGray"/>
+        </w:rPr>
+        <w:t xml:space="preserve"> Column: Motasem Essam] -&gt; </w:t>
+      </w:r>
+      <w:r>
+        <w:rPr>
+          <w:rFonts w:ascii="Arial" w:hAnsi="Arial" w:cs="Arial"/>
           <w:b/>
           <w:color w:val="000000"/>
           <w:sz w:val="18"/>
@@ -1929,6 +2132,7 @@
       </w:r>
       <w:r>
         <w:rPr>
+          <w:rFonts w:ascii="Arial" w:hAnsi="Arial" w:cs="Arial"/>
           <w:color w:val="000000"/>
           <w:sz w:val="18"/>
           <w:highlight w:val="lightGray"/>
@@ -1937,6 +2141,7 @@
       </w:r>
       <w:r>
         <w:rPr>
+          <w:rFonts w:ascii="Arial" w:hAnsi="Arial" w:cs="Arial"/>
           <w:b/>
           <w:color w:val="000000"/>
           <w:sz w:val="18"/>
@@ -1946,6 +2151,7 @@
       </w:r>
       <w:r>
         <w:rPr>
+          <w:rFonts w:ascii="Arial" w:hAnsi="Arial" w:cs="Arial"/>
           <w:color w:val="000000"/>
           <w:sz w:val="18"/>
           <w:highlight w:val="lightGray"/>
@@ -2002,6 +2208,7 @@
         <w:rPr>
           <w:rFonts w:ascii="Roboto Mono" w:hAnsi="Roboto Mono"/>
         </w:rPr>
+        <w:lastRenderedPageBreak/>
         <w:t>Database Name</w:t>
       </w:r>
     </w:p>
@@ -2080,8 +2287,16 @@
         <w:rPr>
           <w:rFonts w:ascii="Roboto Mono" w:hAnsi="Roboto Mono"/>
         </w:rPr>
-        <w:t>Database: store_db</w:t>
-      </w:r>
+        <w:t xml:space="preserve">Database: </w:t>
+      </w:r>
+      <w:proofErr w:type="spellStart"/>
+      <w:r>
+        <w:rPr>
+          <w:rFonts w:ascii="Roboto Mono" w:hAnsi="Roboto Mono"/>
+        </w:rPr>
+        <w:t>store_db</w:t>
+      </w:r>
+      <w:proofErr w:type="spellEnd"/>
     </w:p>
     <w:p>
       <w:pPr>
@@ -2141,6 +2356,7 @@
     <w:p>
       <w:r>
         <w:rPr>
+          <w:rFonts w:ascii="Arial" w:hAnsi="Arial" w:cs="Arial"/>
           <w:b/>
           <w:color w:val="000000"/>
           <w:sz w:val="18"/>
@@ -2150,14 +2366,36 @@
       </w:r>
       <w:r>
         <w:rPr>
-          <w:color w:val="000000"/>
-          <w:sz w:val="18"/>
-          <w:highlight w:val="lightGray"/>
-        </w:rPr>
-        <w:t xml:space="preserve">: Persons Table -&gt; ID Column: 1, Name_En Column: Motasem Essam] -&gt; </w:t>
-      </w:r>
-      <w:r>
-        <w:rPr>
+          <w:rFonts w:ascii="Arial" w:hAnsi="Arial" w:cs="Arial"/>
+          <w:color w:val="000000"/>
+          <w:sz w:val="18"/>
+          <w:highlight w:val="lightGray"/>
+        </w:rPr>
+        <w:t xml:space="preserve">: Persons Table -&gt; ID Column: 1, </w:t>
+      </w:r>
+      <w:proofErr w:type="spellStart"/>
+      <w:r>
+        <w:rPr>
+          <w:rFonts w:ascii="Arial" w:hAnsi="Arial" w:cs="Arial"/>
+          <w:color w:val="000000"/>
+          <w:sz w:val="18"/>
+          <w:highlight w:val="lightGray"/>
+        </w:rPr>
+        <w:t>Name_En</w:t>
+      </w:r>
+      <w:proofErr w:type="spellEnd"/>
+      <w:r>
+        <w:rPr>
+          <w:rFonts w:ascii="Arial" w:hAnsi="Arial" w:cs="Arial"/>
+          <w:color w:val="000000"/>
+          <w:sz w:val="18"/>
+          <w:highlight w:val="lightGray"/>
+        </w:rPr>
+        <w:t xml:space="preserve"> Column: Motasem Essam] -&gt; </w:t>
+      </w:r>
+      <w:r>
+        <w:rPr>
+          <w:rFonts w:ascii="Arial" w:hAnsi="Arial" w:cs="Arial"/>
           <w:b/>
           <w:color w:val="000000"/>
           <w:sz w:val="18"/>
@@ -2167,6 +2405,7 @@
       </w:r>
       <w:r>
         <w:rPr>
+          <w:rFonts w:ascii="Arial" w:hAnsi="Arial" w:cs="Arial"/>
           <w:color w:val="000000"/>
           <w:sz w:val="18"/>
           <w:highlight w:val="lightGray"/>
@@ -2175,6 +2414,7 @@
       </w:r>
       <w:r>
         <w:rPr>
+          <w:rFonts w:ascii="Arial" w:hAnsi="Arial" w:cs="Arial"/>
           <w:b/>
           <w:color w:val="000000"/>
           <w:sz w:val="18"/>
@@ -2184,6 +2424,7 @@
       </w:r>
       <w:r>
         <w:rPr>
+          <w:rFonts w:ascii="Arial" w:hAnsi="Arial" w:cs="Arial"/>
           <w:color w:val="000000"/>
           <w:sz w:val="18"/>
           <w:highlight w:val="lightGray"/>
@@ -2644,6 +2885,7 @@
     <w:p>
       <w:r>
         <w:rPr>
+          <w:rFonts w:ascii="Arial" w:hAnsi="Arial" w:cs="Arial"/>
           <w:b/>
           <w:color w:val="000000"/>
           <w:sz w:val="18"/>
@@ -2653,14 +2895,36 @@
       </w:r>
       <w:r>
         <w:rPr>
-          <w:color w:val="000000"/>
-          <w:sz w:val="18"/>
-          <w:highlight w:val="lightGray"/>
-        </w:rPr>
-        <w:t xml:space="preserve">: Persons Table -&gt; ID Column: 1, Name_En Column: Motasem Essam] -&gt; </w:t>
-      </w:r>
-      <w:r>
-        <w:rPr>
+          <w:rFonts w:ascii="Arial" w:hAnsi="Arial" w:cs="Arial"/>
+          <w:color w:val="000000"/>
+          <w:sz w:val="18"/>
+          <w:highlight w:val="lightGray"/>
+        </w:rPr>
+        <w:t xml:space="preserve">: Persons Table -&gt; ID Column: 1, </w:t>
+      </w:r>
+      <w:proofErr w:type="spellStart"/>
+      <w:r>
+        <w:rPr>
+          <w:rFonts w:ascii="Arial" w:hAnsi="Arial" w:cs="Arial"/>
+          <w:color w:val="000000"/>
+          <w:sz w:val="18"/>
+          <w:highlight w:val="lightGray"/>
+        </w:rPr>
+        <w:t>Name_En</w:t>
+      </w:r>
+      <w:proofErr w:type="spellEnd"/>
+      <w:r>
+        <w:rPr>
+          <w:rFonts w:ascii="Arial" w:hAnsi="Arial" w:cs="Arial"/>
+          <w:color w:val="000000"/>
+          <w:sz w:val="18"/>
+          <w:highlight w:val="lightGray"/>
+        </w:rPr>
+        <w:t xml:space="preserve"> Column: Motasem Essam] -&gt; </w:t>
+      </w:r>
+      <w:r>
+        <w:rPr>
+          <w:rFonts w:ascii="Arial" w:hAnsi="Arial" w:cs="Arial"/>
           <w:b/>
           <w:color w:val="000000"/>
           <w:sz w:val="18"/>
@@ -2670,6 +2934,7 @@
       </w:r>
       <w:r>
         <w:rPr>
+          <w:rFonts w:ascii="Arial" w:hAnsi="Arial" w:cs="Arial"/>
           <w:color w:val="000000"/>
           <w:sz w:val="18"/>
           <w:highlight w:val="lightGray"/>
@@ -2678,6 +2943,7 @@
       </w:r>
       <w:r>
         <w:rPr>
+          <w:rFonts w:ascii="Arial" w:hAnsi="Arial" w:cs="Arial"/>
           <w:b/>
           <w:color w:val="000000"/>
           <w:sz w:val="18"/>
@@ -2687,6 +2953,7 @@
       </w:r>
       <w:r>
         <w:rPr>
+          <w:rFonts w:ascii="Arial" w:hAnsi="Arial" w:cs="Arial"/>
           <w:color w:val="000000"/>
           <w:sz w:val="18"/>
           <w:highlight w:val="lightGray"/>
@@ -2734,6 +3001,7 @@
         <w:rPr>
           <w:rFonts w:ascii="Roboto Mono" w:hAnsi="Roboto Mono"/>
         </w:rPr>
+        <w:lastRenderedPageBreak/>
         <w:t>HTML</w:t>
       </w:r>
     </w:p>
@@ -2959,6 +3227,7 @@
     <w:p>
       <w:r>
         <w:rPr>
+          <w:rFonts w:ascii="Arial" w:hAnsi="Arial" w:cs="Arial"/>
           <w:b/>
           <w:color w:val="000000"/>
           <w:sz w:val="18"/>
@@ -2968,14 +3237,36 @@
       </w:r>
       <w:r>
         <w:rPr>
-          <w:color w:val="000000"/>
-          <w:sz w:val="18"/>
-          <w:highlight w:val="lightGray"/>
-        </w:rPr>
-        <w:t xml:space="preserve">: Persons Table -&gt; ID Column: 1, Name_En Column: Motasem Essam] -&gt; </w:t>
-      </w:r>
-      <w:r>
-        <w:rPr>
+          <w:rFonts w:ascii="Arial" w:hAnsi="Arial" w:cs="Arial"/>
+          <w:color w:val="000000"/>
+          <w:sz w:val="18"/>
+          <w:highlight w:val="lightGray"/>
+        </w:rPr>
+        <w:t xml:space="preserve">: Persons Table -&gt; ID Column: 1, </w:t>
+      </w:r>
+      <w:proofErr w:type="spellStart"/>
+      <w:r>
+        <w:rPr>
+          <w:rFonts w:ascii="Arial" w:hAnsi="Arial" w:cs="Arial"/>
+          <w:color w:val="000000"/>
+          <w:sz w:val="18"/>
+          <w:highlight w:val="lightGray"/>
+        </w:rPr>
+        <w:t>Name_En</w:t>
+      </w:r>
+      <w:proofErr w:type="spellEnd"/>
+      <w:r>
+        <w:rPr>
+          <w:rFonts w:ascii="Arial" w:hAnsi="Arial" w:cs="Arial"/>
+          <w:color w:val="000000"/>
+          <w:sz w:val="18"/>
+          <w:highlight w:val="lightGray"/>
+        </w:rPr>
+        <w:t xml:space="preserve"> Column: Motasem Essam] -&gt; </w:t>
+      </w:r>
+      <w:r>
+        <w:rPr>
+          <w:rFonts w:ascii="Arial" w:hAnsi="Arial" w:cs="Arial"/>
           <w:b/>
           <w:color w:val="000000"/>
           <w:sz w:val="18"/>
@@ -2985,6 +3276,7 @@
       </w:r>
       <w:r>
         <w:rPr>
+          <w:rFonts w:ascii="Arial" w:hAnsi="Arial" w:cs="Arial"/>
           <w:color w:val="000000"/>
           <w:sz w:val="18"/>
           <w:highlight w:val="lightGray"/>
@@ -2993,6 +3285,7 @@
       </w:r>
       <w:r>
         <w:rPr>
+          <w:rFonts w:ascii="Arial" w:hAnsi="Arial" w:cs="Arial"/>
           <w:b/>
           <w:color w:val="000000"/>
           <w:sz w:val="18"/>
@@ -3002,6 +3295,7 @@
       </w:r>
       <w:r>
         <w:rPr>
+          <w:rFonts w:ascii="Arial" w:hAnsi="Arial" w:cs="Arial"/>
           <w:color w:val="000000"/>
           <w:sz w:val="18"/>
           <w:highlight w:val="lightGray"/>
@@ -3172,6 +3466,7 @@
         <w:rPr>
           <w:rFonts w:ascii="Roboto Mono" w:hAnsi="Roboto Mono"/>
         </w:rPr>
+        <w:lastRenderedPageBreak/>
         <w:t>Security</w:t>
       </w:r>
     </w:p>
@@ -3220,6 +3515,7 @@
     <w:p>
       <w:r>
         <w:rPr>
+          <w:rFonts w:ascii="Arial" w:hAnsi="Arial" w:cs="Arial"/>
           <w:b/>
           <w:color w:val="000000"/>
           <w:sz w:val="18"/>
@@ -3229,14 +3525,36 @@
       </w:r>
       <w:r>
         <w:rPr>
-          <w:color w:val="000000"/>
-          <w:sz w:val="18"/>
-          <w:highlight w:val="lightGray"/>
-        </w:rPr>
-        <w:t xml:space="preserve">: Persons Table -&gt; ID Column: 1, Name_En Column: Motasem Essam] -&gt; </w:t>
-      </w:r>
-      <w:r>
-        <w:rPr>
+          <w:rFonts w:ascii="Arial" w:hAnsi="Arial" w:cs="Arial"/>
+          <w:color w:val="000000"/>
+          <w:sz w:val="18"/>
+          <w:highlight w:val="lightGray"/>
+        </w:rPr>
+        <w:t xml:space="preserve">: Persons Table -&gt; ID Column: 1, </w:t>
+      </w:r>
+      <w:proofErr w:type="spellStart"/>
+      <w:r>
+        <w:rPr>
+          <w:rFonts w:ascii="Arial" w:hAnsi="Arial" w:cs="Arial"/>
+          <w:color w:val="000000"/>
+          <w:sz w:val="18"/>
+          <w:highlight w:val="lightGray"/>
+        </w:rPr>
+        <w:t>Name_En</w:t>
+      </w:r>
+      <w:proofErr w:type="spellEnd"/>
+      <w:r>
+        <w:rPr>
+          <w:rFonts w:ascii="Arial" w:hAnsi="Arial" w:cs="Arial"/>
+          <w:color w:val="000000"/>
+          <w:sz w:val="18"/>
+          <w:highlight w:val="lightGray"/>
+        </w:rPr>
+        <w:t xml:space="preserve"> Column: Motasem Essam] -&gt; </w:t>
+      </w:r>
+      <w:r>
+        <w:rPr>
+          <w:rFonts w:ascii="Arial" w:hAnsi="Arial" w:cs="Arial"/>
           <w:b/>
           <w:color w:val="000000"/>
           <w:sz w:val="18"/>
@@ -3246,6 +3564,7 @@
       </w:r>
       <w:r>
         <w:rPr>
+          <w:rFonts w:ascii="Arial" w:hAnsi="Arial" w:cs="Arial"/>
           <w:color w:val="000000"/>
           <w:sz w:val="18"/>
           <w:highlight w:val="lightGray"/>
@@ -3254,6 +3573,7 @@
       </w:r>
       <w:r>
         <w:rPr>
+          <w:rFonts w:ascii="Arial" w:hAnsi="Arial" w:cs="Arial"/>
           <w:b/>
           <w:color w:val="000000"/>
           <w:sz w:val="18"/>
@@ -3263,6 +3583,7 @@
       </w:r>
       <w:r>
         <w:rPr>
+          <w:rFonts w:ascii="Arial" w:hAnsi="Arial" w:cs="Arial"/>
           <w:color w:val="000000"/>
           <w:sz w:val="18"/>
           <w:highlight w:val="lightGray"/>
@@ -3522,6 +3843,7 @@
     <w:p>
       <w:r>
         <w:rPr>
+          <w:rFonts w:ascii="Arial" w:hAnsi="Arial" w:cs="Arial"/>
           <w:b/>
           <w:color w:val="000000"/>
           <w:sz w:val="18"/>
@@ -3531,14 +3853,36 @@
       </w:r>
       <w:r>
         <w:rPr>
-          <w:color w:val="000000"/>
-          <w:sz w:val="18"/>
-          <w:highlight w:val="lightGray"/>
-        </w:rPr>
-        <w:t xml:space="preserve">: Persons Table -&gt; ID Column: 1, Name_En Column: Motasem Essam] -&gt; </w:t>
-      </w:r>
-      <w:r>
-        <w:rPr>
+          <w:rFonts w:ascii="Arial" w:hAnsi="Arial" w:cs="Arial"/>
+          <w:color w:val="000000"/>
+          <w:sz w:val="18"/>
+          <w:highlight w:val="lightGray"/>
+        </w:rPr>
+        <w:t xml:space="preserve">: Persons Table -&gt; ID Column: 1, </w:t>
+      </w:r>
+      <w:proofErr w:type="spellStart"/>
+      <w:r>
+        <w:rPr>
+          <w:rFonts w:ascii="Arial" w:hAnsi="Arial" w:cs="Arial"/>
+          <w:color w:val="000000"/>
+          <w:sz w:val="18"/>
+          <w:highlight w:val="lightGray"/>
+        </w:rPr>
+        <w:t>Name_En</w:t>
+      </w:r>
+      <w:proofErr w:type="spellEnd"/>
+      <w:r>
+        <w:rPr>
+          <w:rFonts w:ascii="Arial" w:hAnsi="Arial" w:cs="Arial"/>
+          <w:color w:val="000000"/>
+          <w:sz w:val="18"/>
+          <w:highlight w:val="lightGray"/>
+        </w:rPr>
+        <w:t xml:space="preserve"> Column: Motasem Essam] -&gt; </w:t>
+      </w:r>
+      <w:r>
+        <w:rPr>
+          <w:rFonts w:ascii="Arial" w:hAnsi="Arial" w:cs="Arial"/>
           <w:b/>
           <w:color w:val="000000"/>
           <w:sz w:val="18"/>
@@ -3548,6 +3892,7 @@
       </w:r>
       <w:r>
         <w:rPr>
+          <w:rFonts w:ascii="Arial" w:hAnsi="Arial" w:cs="Arial"/>
           <w:color w:val="000000"/>
           <w:sz w:val="18"/>
           <w:highlight w:val="lightGray"/>
@@ -3556,6 +3901,7 @@
       </w:r>
       <w:r>
         <w:rPr>
+          <w:rFonts w:ascii="Arial" w:hAnsi="Arial" w:cs="Arial"/>
           <w:b/>
           <w:color w:val="000000"/>
           <w:sz w:val="18"/>
@@ -3565,6 +3911,7 @@
       </w:r>
       <w:r>
         <w:rPr>
+          <w:rFonts w:ascii="Arial" w:hAnsi="Arial" w:cs="Arial"/>
           <w:color w:val="000000"/>
           <w:sz w:val="18"/>
           <w:highlight w:val="lightGray"/>
@@ -3599,6 +3946,7 @@
           <w:b/>
           <w:bCs/>
         </w:rPr>
+        <w:lastRenderedPageBreak/>
         <w:t>Local Database</w:t>
       </w:r>
     </w:p>
@@ -3805,6 +4153,7 @@
     <w:p>
       <w:r>
         <w:rPr>
+          <w:rFonts w:ascii="Arial" w:hAnsi="Arial" w:cs="Arial"/>
           <w:b/>
           <w:color w:val="000000"/>
           <w:sz w:val="18"/>
@@ -3814,14 +4163,36 @@
       </w:r>
       <w:r>
         <w:rPr>
-          <w:color w:val="000000"/>
-          <w:sz w:val="18"/>
-          <w:highlight w:val="lightGray"/>
-        </w:rPr>
-        <w:t xml:space="preserve">: Persons Table -&gt; ID Column: 1, Name_En Column: Motasem Essam] -&gt; </w:t>
-      </w:r>
-      <w:r>
-        <w:rPr>
+          <w:rFonts w:ascii="Arial" w:hAnsi="Arial" w:cs="Arial"/>
+          <w:color w:val="000000"/>
+          <w:sz w:val="18"/>
+          <w:highlight w:val="lightGray"/>
+        </w:rPr>
+        <w:t xml:space="preserve">: Persons Table -&gt; ID Column: 1, </w:t>
+      </w:r>
+      <w:proofErr w:type="spellStart"/>
+      <w:r>
+        <w:rPr>
+          <w:rFonts w:ascii="Arial" w:hAnsi="Arial" w:cs="Arial"/>
+          <w:color w:val="000000"/>
+          <w:sz w:val="18"/>
+          <w:highlight w:val="lightGray"/>
+        </w:rPr>
+        <w:t>Name_En</w:t>
+      </w:r>
+      <w:proofErr w:type="spellEnd"/>
+      <w:r>
+        <w:rPr>
+          <w:rFonts w:ascii="Arial" w:hAnsi="Arial" w:cs="Arial"/>
+          <w:color w:val="000000"/>
+          <w:sz w:val="18"/>
+          <w:highlight w:val="lightGray"/>
+        </w:rPr>
+        <w:t xml:space="preserve"> Column: Motasem Essam] -&gt; </w:t>
+      </w:r>
+      <w:r>
+        <w:rPr>
+          <w:rFonts w:ascii="Arial" w:hAnsi="Arial" w:cs="Arial"/>
           <w:b/>
           <w:color w:val="000000"/>
           <w:sz w:val="18"/>
@@ -3831,6 +4202,7 @@
       </w:r>
       <w:r>
         <w:rPr>
+          <w:rFonts w:ascii="Arial" w:hAnsi="Arial" w:cs="Arial"/>
           <w:color w:val="000000"/>
           <w:sz w:val="18"/>
           <w:highlight w:val="lightGray"/>
@@ -3839,6 +4211,7 @@
       </w:r>
       <w:r>
         <w:rPr>
+          <w:rFonts w:ascii="Arial" w:hAnsi="Arial" w:cs="Arial"/>
           <w:b/>
           <w:color w:val="000000"/>
           <w:sz w:val="18"/>
@@ -3848,6 +4221,7 @@
       </w:r>
       <w:r>
         <w:rPr>
+          <w:rFonts w:ascii="Arial" w:hAnsi="Arial" w:cs="Arial"/>
           <w:color w:val="000000"/>
           <w:sz w:val="18"/>
           <w:highlight w:val="lightGray"/>
@@ -3883,7 +4257,6 @@
         </w:rPr>
       </w:pPr>
     </w:p>
-    <w:p/>
     <w:p/>
     <w:p/>
     <w:sectPr>
@@ -6327,7 +6700,6 @@
   <w:style w:type="character" w:default="1" w:styleId="DefaultParagraphFont">
     <w:name w:val="Default Paragraph Font"/>
     <w:uiPriority w:val="1"/>
-    <w:semiHidden/>
     <w:unhideWhenUsed/>
   </w:style>
   <w:style w:type="table" w:default="1" w:styleId="TableNormal">
